--- a/DM2026-Lab1-Master-Questions.docx
+++ b/DM2026-Lab1-Master-Questions.docx
@@ -1,6 +1,6 @@
 
 <file path=word/document.xml><?xml version="1.0" encoding="utf-8"?>
-<w:document xmlns:wpc="http://schemas.microsoft.com/office/word/2010/wordprocessingCanvas" xmlns:cx="http://schemas.microsoft.com/office/drawing/2014/chartex" xmlns:cx1="http://schemas.microsoft.com/office/drawing/2015/9/8/chartex" xmlns:cx2="http://schemas.microsoft.com/office/drawing/2015/10/21/chartex" xmlns:cx3="http://schemas.microsoft.com/office/drawing/2016/5/9/chartex" xmlns:cx4="http://schemas.microsoft.com/office/drawing/2016/5/10/chartex" xmlns:cx5="http://schemas.microsoft.com/office/drawing/2016/5/11/chartex" xmlns:cx6="http://schemas.microsoft.com/office/drawing/2016/5/12/chartex" xmlns:cx7="http://schemas.microsoft.com/office/drawing/2016/5/13/chartex" xmlns:cx8="http://schemas.microsoft.com/office/drawing/2016/5/14/chartex" xmlns:mc="http://schemas.openxmlformats.org/markup-compatibility/2006" xmlns:aink="http://schemas.microsoft.com/office/drawing/2016/ink" xmlns:am3d="http://schemas.microsoft.com/office/drawing/2017/model3d" xmlns:o="urn:schemas-microsoft-com:office:office" xmlns:oel="http://schemas.microsoft.com/office/2019/extlst" xmlns:r="http://schemas.openxmlformats.org/officeDocument/2006/relationships" xmlns:m="http://schemas.openxmlformats.org/officeDocument/2006/math" xmlns:v="urn:schemas-microsoft-com:vml" xmlns:wp14="http://schemas.microsoft.com/office/word/2010/wordprocessingDrawing" xmlns:wp="http://schemas.openxmlformats.org/drawingml/2006/wordprocessingDrawing" xmlns:w10="urn:schemas-microsoft-com:office:word" xmlns:w="http://schemas.openxmlformats.org/wordprocessingml/2006/main" xmlns:w14="http://schemas.microsoft.com/office/word/2010/wordml" xmlns:w15="http://schemas.microsoft.com/office/word/2012/wordml" xmlns:w16cex="http://schemas.microsoft.com/office/word/2018/wordml/cex" xmlns:w16cid="http://schemas.microsoft.com/office/word/2016/wordml/cid" xmlns:w16="http://schemas.microsoft.com/office/word/2018/wordml" xmlns:w16du="http://schemas.microsoft.com/office/word/2023/wordml/word16du" xmlns:w16sdtdh="http://schemas.microsoft.com/office/word/2020/wordml/sdtdatahash" xmlns:w16sdtfl="http://schemas.microsoft.com/office/word/2024/wordml/sdtformatlock" xmlns:w16se="http://schemas.microsoft.com/office/word/2015/wordml/symex" xmlns:wpg="http://schemas.microsoft.com/office/word/2010/wordprocessingGroup" xmlns:wpi="http://schemas.microsoft.com/office/word/2010/wordprocessingInk" xmlns:wne="http://schemas.microsoft.com/office/word/2006/wordml" xmlns:wps="http://schemas.microsoft.com/office/word/2010/wordprocessingShape" mc:Ignorable="w14 w15 w16se w16cid w16 w16cex w16sdtdh w16sdtfl w16du wp14">
+<w:document xmlns:wpc="http://schemas.microsoft.com/office/word/2010/wordprocessingCanvas" xmlns:cx="http://schemas.microsoft.com/office/drawing/2014/chartex" xmlns:cx1="http://schemas.microsoft.com/office/drawing/2015/9/8/chartex" xmlns:cx2="http://schemas.microsoft.com/office/drawing/2015/10/21/chartex" xmlns:cx3="http://schemas.microsoft.com/office/drawing/2016/5/9/chartex" xmlns:cx4="http://schemas.microsoft.com/office/drawing/2016/5/10/chartex" xmlns:cx5="http://schemas.microsoft.com/office/drawing/2016/5/11/chartex" xmlns:cx6="http://schemas.microsoft.com/office/drawing/2016/5/12/chartex" xmlns:cx7="http://schemas.microsoft.com/office/drawing/2016/5/13/chartex" xmlns:cx8="http://schemas.microsoft.com/office/drawing/2016/5/14/chartex" xmlns:mc="http://schemas.openxmlformats.org/markup-compatibility/2006" xmlns:m="http://schemas.openxmlformats.org/officeDocument/2006/math" xmlns:aink="http://schemas.microsoft.com/office/drawing/2016/ink" xmlns:am3d="http://schemas.microsoft.com/office/drawing/2017/model3d" xmlns:oel="http://schemas.microsoft.com/office/2019/extlst" xmlns:r="http://schemas.openxmlformats.org/officeDocument/2006/relationships" xmlns:wp14="http://schemas.microsoft.com/office/word/2010/wordprocessingDrawing" xmlns:wp="http://schemas.openxmlformats.org/drawingml/2006/wordprocessingDrawing" xmlns:wpg="http://schemas.microsoft.com/office/word/2010/wordprocessingGroup" xmlns:wpi="http://schemas.microsoft.com/office/word/2010/wordprocessingInk" xmlns:wps="http://schemas.microsoft.com/office/word/2010/wordprocessingShape" xmlns:o="urn:schemas-microsoft-com:office:office" xmlns:v="urn:schemas-microsoft-com:vml" xmlns:w10="urn:schemas-microsoft-com:office:word" xmlns:w="http://schemas.openxmlformats.org/wordprocessingml/2006/main" xmlns:w14="http://schemas.microsoft.com/office/word/2010/wordml" xmlns:w15="http://schemas.microsoft.com/office/word/2012/wordml" xmlns:w16cex="http://schemas.microsoft.com/office/word/2018/wordml/cex" xmlns:w16cid="http://schemas.microsoft.com/office/word/2016/wordml/cid" xmlns:w16="http://schemas.microsoft.com/office/word/2018/wordml" xmlns:w16sdtdh="http://schemas.microsoft.com/office/word/2020/wordml/sdtdatahash" xmlns:w16sdtfl="http://schemas.microsoft.com/office/word/2024/wordml/sdtformatlock" xmlns:w16se="http://schemas.microsoft.com/office/word/2015/wordml/symex" xmlns:w16du="http://schemas.microsoft.com/office/word/2023/wordml/word16du" xmlns:wne="http://schemas.microsoft.com/office/word/2006/wordml" mc:Ignorable="w14 w15 w16se w16cid w16 w16cex w16sdtdh w16sdtfl w16du wp14">
   <w:body>
     <w:p>
       <w:pPr>
@@ -94,11 +94,11 @@
         </w:rPr>
       </w:pPr>
       <w:r>
-        <w:rPr>
-          <w:rFonts w:ascii="Century Schoolbook" w:hAnsi="Century Schoolbook"/>
-        </w:rPr>
-        <w:pict w14:anchorId="12157EBA">
-          <v:rect id="_x0000_i1025" style="width:0;height:1.5pt" o:hralign="center" o:hrstd="t" o:hr="t" fillcolor="#a0a0a0" stroked="f"/>
+        <w:pict w14:anchorId="1D042426">
+          <v:rect id="Horizontal Line 1" o:spid="_x0000_s2062" alt="" style="width:451.3pt;height:1.1pt;visibility:visible;mso-wrap-style:square;mso-width-percent:0;mso-height-percent:0;mso-left-percent:-10001;mso-top-percent:-10001;mso-position-horizontal:absolute;mso-position-horizontal-relative:char;mso-position-vertical:absolute;mso-position-vertical-relative:line;mso-width-percent:0;mso-height-percent:0;mso-left-percent:-10001;mso-top-percent:-10001;v-text-anchor:top" filled="f">
+            <o:lock v:ext="edit" rotation="t" aspectratio="t" verticies="t" text="t" shapetype="t"/>
+            <w10:anchorlock/>
+          </v:rect>
         </w:pict>
       </w:r>
     </w:p>
@@ -195,6 +195,14 @@
         </w:rPr>
         <w:t>English Name:</w:t>
       </w:r>
+      <w:r>
+        <w:rPr>
+          <w:rFonts w:ascii="Century Schoolbook" w:hAnsi="Century Schoolbook"/>
+          <w:b/>
+          <w:bCs/>
+        </w:rPr>
+        <w:t xml:space="preserve"> Christine Xu</w:t>
+      </w:r>
     </w:p>
     <w:p>
       <w:pPr>
@@ -215,6 +223,23 @@
         </w:rPr>
         <w:t>Chinese Name:</w:t>
       </w:r>
+      <w:r>
+        <w:rPr>
+          <w:rFonts w:ascii="Century Schoolbook" w:hAnsi="Century Schoolbook"/>
+          <w:b/>
+          <w:bCs/>
+        </w:rPr>
+        <w:t xml:space="preserve"> </w:t>
+      </w:r>
+      <w:r>
+        <w:rPr>
+          <w:rFonts w:ascii="Century Schoolbook" w:hAnsi="Century Schoolbook" w:hint="eastAsia"/>
+          <w:b/>
+          <w:bCs/>
+          <w:lang w:eastAsia="zh-CN"/>
+        </w:rPr>
+        <w:t>徐楚婷</w:t>
+      </w:r>
     </w:p>
     <w:p>
       <w:pPr>
@@ -235,6 +260,14 @@
         </w:rPr>
         <w:t>Email:</w:t>
       </w:r>
+      <w:r>
+        <w:rPr>
+          <w:rFonts w:ascii="Century Schoolbook" w:hAnsi="Century Schoolbook"/>
+          <w:b/>
+          <w:bCs/>
+        </w:rPr>
+        <w:t xml:space="preserve"> christinexu1228@gmail.com</w:t>
+      </w:r>
     </w:p>
     <w:p>
       <w:pPr>
@@ -255,6 +288,14 @@
         </w:rPr>
         <w:t>Student ID:</w:t>
       </w:r>
+      <w:r>
+        <w:rPr>
+          <w:rFonts w:ascii="Century Schoolbook" w:hAnsi="Century Schoolbook"/>
+          <w:b/>
+          <w:bCs/>
+        </w:rPr>
+        <w:t xml:space="preserve"> 61547094s</w:t>
+      </w:r>
     </w:p>
     <w:p>
       <w:pPr>
@@ -275,20 +316,28 @@
         </w:rPr>
         <w:t>University:</w:t>
       </w:r>
-    </w:p>
-    <w:p>
-      <w:pPr>
-        <w:jc w:val="both"/>
-        <w:rPr>
-          <w:rFonts w:ascii="Century Schoolbook" w:hAnsi="Century Schoolbook"/>
-        </w:rPr>
-      </w:pPr>
-      <w:r>
-        <w:rPr>
-          <w:rFonts w:ascii="Century Schoolbook" w:hAnsi="Century Schoolbook"/>
-        </w:rPr>
-        <w:pict w14:anchorId="5DAB6F00">
-          <v:rect id="_x0000_i1026" style="width:0;height:1.5pt" o:hralign="center" o:hrstd="t" o:hr="t" fillcolor="#a0a0a0" stroked="f"/>
+      <w:r>
+        <w:rPr>
+          <w:rFonts w:ascii="Century Schoolbook" w:hAnsi="Century Schoolbook"/>
+          <w:b/>
+          <w:bCs/>
+        </w:rPr>
+        <w:t xml:space="preserve"> NTNU</w:t>
+      </w:r>
+    </w:p>
+    <w:p>
+      <w:pPr>
+        <w:jc w:val="both"/>
+        <w:rPr>
+          <w:rFonts w:ascii="Century Schoolbook" w:hAnsi="Century Schoolbook"/>
+        </w:rPr>
+      </w:pPr>
+      <w:r>
+        <w:pict w14:anchorId="0DF502DB">
+          <v:rect id="Horizontal Line 2" o:spid="_x0000_s2061" alt="" style="width:451.3pt;height:1.1pt;visibility:visible;mso-wrap-style:square;mso-width-percent:0;mso-height-percent:0;mso-left-percent:-10001;mso-top-percent:-10001;mso-position-horizontal:absolute;mso-position-horizontal-relative:char;mso-position-vertical:absolute;mso-position-vertical-relative:line;mso-width-percent:0;mso-height-percent:0;mso-left-percent:-10001;mso-top-percent:-10001;v-text-anchor:top" filled="f">
+            <o:lock v:ext="edit" rotation="t" aspectratio="t" verticies="t" text="t" shapetype="t"/>
+            <w10:anchorlock/>
+          </v:rect>
         </w:pict>
       </w:r>
     </w:p>
@@ -449,35 +498,7 @@
         <w:rPr>
           <w:rFonts w:ascii="Century Schoolbook" w:hAnsi="Century Schoolbook"/>
         </w:rPr>
-        <w:t xml:space="preserve">Read the task; change parameters when asked (e.g. </w:t>
-      </w:r>
-      <w:proofErr w:type="spellStart"/>
-      <w:r>
-        <w:rPr>
-          <w:rFonts w:ascii="Century Schoolbook" w:hAnsi="Century Schoolbook"/>
-        </w:rPr>
-        <w:t>stop_words</w:t>
-      </w:r>
-      <w:proofErr w:type="spellEnd"/>
-      <w:r>
-        <w:rPr>
-          <w:rFonts w:ascii="Century Schoolbook" w:hAnsi="Century Schoolbook"/>
-        </w:rPr>
-        <w:t xml:space="preserve">, thresholds, k, </w:t>
-      </w:r>
-      <w:proofErr w:type="spellStart"/>
-      <w:r>
-        <w:rPr>
-          <w:rFonts w:ascii="Century Schoolbook" w:hAnsi="Century Schoolbook"/>
-        </w:rPr>
-        <w:t>minSup</w:t>
-      </w:r>
-      <w:proofErr w:type="spellEnd"/>
-      <w:r>
-        <w:rPr>
-          <w:rFonts w:ascii="Century Schoolbook" w:hAnsi="Century Schoolbook"/>
-        </w:rPr>
-        <w:t>).</w:t>
+        <w:t>Read the task; change parameters when asked (e.g. stop_words, thresholds, k, minSup).</w:t>
       </w:r>
     </w:p>
     <w:p>
@@ -1087,21 +1108,7 @@
         <w:rPr>
           <w:rFonts w:ascii="Century Schoolbook" w:hAnsi="Century Schoolbook"/>
         </w:rPr>
-        <w:t xml:space="preserve"> or leave it blank only if you truly did not use AI for that question. References are still encouraged if you </w:t>
-      </w:r>
-      <w:proofErr w:type="gramStart"/>
-      <w:r>
-        <w:rPr>
-          <w:rFonts w:ascii="Century Schoolbook" w:hAnsi="Century Schoolbook"/>
-        </w:rPr>
-        <w:t>looked</w:t>
-      </w:r>
-      <w:proofErr w:type="gramEnd"/>
-      <w:r>
-        <w:rPr>
-          <w:rFonts w:ascii="Century Schoolbook" w:hAnsi="Century Schoolbook"/>
-        </w:rPr>
-        <w:t xml:space="preserve"> anything up.</w:t>
+        <w:t xml:space="preserve"> or leave it blank only if you truly did not use AI for that question. References are still encouraged if you looked anything up.</w:t>
       </w:r>
     </w:p>
     <w:p>
@@ -1290,12 +1297,11 @@
         </w:rPr>
       </w:pPr>
       <w:r>
-        <w:rPr>
-          <w:rFonts w:ascii="Century Schoolbook" w:hAnsi="Century Schoolbook"/>
-        </w:rPr>
-        <w:lastRenderedPageBreak/>
-        <w:pict w14:anchorId="14CE2D24">
-          <v:rect id="_x0000_i1027" style="width:0;height:1.5pt" o:hralign="center" o:hrstd="t" o:hr="t" fillcolor="#a0a0a0" stroked="f"/>
+        <w:pict w14:anchorId="421DB6B5">
+          <v:rect id="Horizontal Line 3" o:spid="_x0000_s2060" alt="" style="width:451.3pt;height:1.1pt;visibility:visible;mso-wrap-style:square;mso-width-percent:0;mso-height-percent:0;mso-left-percent:-10001;mso-top-percent:-10001;mso-position-horizontal:absolute;mso-position-horizontal-relative:char;mso-position-vertical:absolute;mso-position-vertical-relative:line;mso-width-percent:0;mso-height-percent:0;mso-left-percent:-10001;mso-top-percent:-10001;v-text-anchor:top" filled="f">
+            <o:lock v:ext="edit" rotation="t" aspectratio="t" verticies="t" text="t" shapetype="t"/>
+            <w10:anchorlock/>
+          </v:rect>
         </w:pict>
       </w:r>
     </w:p>
@@ -1380,21 +1386,7 @@
         <w:rPr>
           <w:rFonts w:ascii="Century Schoolbook" w:hAnsi="Century Schoolbook"/>
         </w:rPr>
-        <w:t xml:space="preserve"> Filter the </w:t>
-      </w:r>
-      <w:proofErr w:type="spellStart"/>
-      <w:r>
-        <w:rPr>
-          <w:rFonts w:ascii="Century Schoolbook" w:hAnsi="Century Schoolbook"/>
-        </w:rPr>
-        <w:t>dataframe</w:t>
-      </w:r>
-      <w:proofErr w:type="spellEnd"/>
-      <w:r>
-        <w:rPr>
-          <w:rFonts w:ascii="Century Schoolbook" w:hAnsi="Century Schoolbook"/>
-        </w:rPr>
-        <w:t xml:space="preserve"> </w:t>
+        <w:t xml:space="preserve"> Filter the dataframe </w:t>
       </w:r>
       <w:r>
         <w:rPr>
@@ -1410,7 +1402,6 @@
         </w:rPr>
         <w:t xml:space="preserve"> for the category </w:t>
       </w:r>
-      <w:proofErr w:type="spellStart"/>
       <w:r>
         <w:rPr>
           <w:rFonts w:ascii="Century Schoolbook" w:hAnsi="Century Schoolbook"/>
@@ -1419,7 +1410,6 @@
         </w:rPr>
         <w:t>sci.med</w:t>
       </w:r>
-      <w:proofErr w:type="spellEnd"/>
       <w:r>
         <w:rPr>
           <w:rFonts w:ascii="Century Schoolbook" w:hAnsi="Century Schoolbook"/>
@@ -1502,6 +1492,94 @@
         </w:rPr>
         <w:t>Answer:</w:t>
       </w:r>
+      <w:r>
+        <w:rPr>
+          <w:rFonts w:ascii="Century Schoolbook" w:hAnsi="Century Schoolbook"/>
+          <w:b/>
+          <w:bCs/>
+        </w:rPr>
+        <w:t xml:space="preserve"> </w:t>
+      </w:r>
+      <w:r>
+        <w:rPr>
+          <w:rFonts w:ascii="Century Schoolbook" w:hAnsi="Century Schoolbook"/>
+        </w:rPr>
+        <w:t xml:space="preserve">There are </w:t>
+      </w:r>
+      <w:r>
+        <w:rPr>
+          <w:rFonts w:ascii="Century Schoolbook" w:hAnsi="Century Schoolbook"/>
+        </w:rPr>
+        <w:t>594</w:t>
+      </w:r>
+      <w:r>
+        <w:rPr>
+          <w:rFonts w:ascii="Century Schoolbook" w:hAnsi="Century Schoolbook"/>
+        </w:rPr>
+        <w:t xml:space="preserve"> documents in the </w:t>
+      </w:r>
+      <w:r>
+        <w:rPr>
+          <w:rFonts w:ascii="Century Schoolbook" w:hAnsi="Century Schoolbook"/>
+          <w:b/>
+          <w:bCs/>
+        </w:rPr>
+        <w:t>sci.med</w:t>
+      </w:r>
+      <w:r>
+        <w:rPr>
+          <w:rFonts w:ascii="Century Schoolbook" w:hAnsi="Century Schoolbook"/>
+        </w:rPr>
+        <w:t xml:space="preserve"> category. Isolating specific categories is crucial because each category can have its own</w:t>
+      </w:r>
+      <w:r>
+        <w:rPr>
+          <w:rFonts w:ascii="Century Schoolbook" w:hAnsi="Century Schoolbook"/>
+        </w:rPr>
+        <w:t xml:space="preserve"> patterns </w:t>
+      </w:r>
+      <w:r>
+        <w:rPr>
+          <w:rFonts w:ascii="Century Schoolbook" w:hAnsi="Century Schoolbook"/>
+        </w:rPr>
+        <w:t xml:space="preserve">and missing values </w:t>
+      </w:r>
+      <w:r>
+        <w:rPr>
+          <w:rFonts w:ascii="Century Schoolbook" w:hAnsi="Century Schoolbook"/>
+        </w:rPr>
+        <w:t>that should be identified</w:t>
+      </w:r>
+      <w:r>
+        <w:rPr>
+          <w:rFonts w:ascii="Century Schoolbook" w:hAnsi="Century Schoolbook"/>
+        </w:rPr>
+        <w:t xml:space="preserve"> independently</w:t>
+      </w:r>
+      <w:r>
+        <w:rPr>
+          <w:rFonts w:ascii="Century Schoolbook" w:hAnsi="Century Schoolbook"/>
+        </w:rPr>
+        <w:t xml:space="preserve">. They </w:t>
+      </w:r>
+      <w:r>
+        <w:rPr>
+          <w:rFonts w:ascii="Century Schoolbook" w:hAnsi="Century Schoolbook"/>
+        </w:rPr>
+        <w:t>should be able to be handled independently from each other</w:t>
+      </w:r>
+      <w:r>
+        <w:rPr>
+          <w:rFonts w:ascii="Century Schoolbook" w:hAnsi="Century Schoolbook"/>
+        </w:rPr>
+        <w:t xml:space="preserve"> first since patterns that occur in one category may be or may not </w:t>
+      </w:r>
+      <w:r>
+        <w:rPr>
+          <w:rFonts w:ascii="Century Schoolbook" w:hAnsi="Century Schoolbook"/>
+        </w:rPr>
+        <w:t>be correlated</w:t>
+      </w:r>
     </w:p>
     <w:p>
       <w:pPr>
@@ -1522,7 +1600,19 @@
         <w:rPr>
           <w:rFonts w:ascii="Century Schoolbook" w:hAnsi="Century Schoolbook"/>
         </w:rPr>
-        <w:t xml:space="preserve"> Yes / No </w:t>
+        <w:t xml:space="preserve"> </w:t>
+      </w:r>
+      <w:r>
+        <w:rPr>
+          <w:rFonts w:ascii="Century Schoolbook" w:hAnsi="Century Schoolbook"/>
+        </w:rPr>
+        <w:t>No</w:t>
+      </w:r>
+      <w:r>
+        <w:rPr>
+          <w:rFonts w:ascii="Century Schoolbook" w:hAnsi="Century Schoolbook"/>
+        </w:rPr>
+        <w:t xml:space="preserve"> </w:t>
       </w:r>
     </w:p>
     <w:p>
@@ -1576,12 +1666,35 @@
           <w:rFonts w:ascii="Century Schoolbook" w:hAnsi="Century Schoolbook"/>
         </w:rPr>
       </w:pPr>
-      <w:r>
-        <w:rPr>
-          <w:rFonts w:ascii="Century Schoolbook" w:hAnsi="Century Schoolbook"/>
-        </w:rPr>
-        <w:pict w14:anchorId="44A68543">
-          <v:rect id="_x0000_i1028" style="width:0;height:1.5pt" o:hralign="center" o:hrstd="t" o:hr="t" fillcolor="#a0a0a0" stroked="f"/>
+      <w:hyperlink r:id="rId7" w:history="1">
+        <w:r>
+          <w:rPr>
+            <w:rStyle w:val="Hyperlink"/>
+            <w:rFonts w:ascii="Century Schoolbook" w:hAnsi="Century Schoolbook"/>
+          </w:rPr>
+          <w:t>https://www.geeksforgeeks.org/dsa/frequent-pattern-mining-in-data-mining/</w:t>
+        </w:r>
+      </w:hyperlink>
+      <w:r>
+        <w:rPr>
+          <w:rFonts w:ascii="Century Schoolbook" w:hAnsi="Century Schoolbook"/>
+        </w:rPr>
+        <w:t xml:space="preserve"> </w:t>
+      </w:r>
+    </w:p>
+    <w:p>
+      <w:pPr>
+        <w:jc w:val="both"/>
+        <w:rPr>
+          <w:rFonts w:ascii="Century Schoolbook" w:hAnsi="Century Schoolbook"/>
+        </w:rPr>
+      </w:pPr>
+      <w:r>
+        <w:pict w14:anchorId="597FEB22">
+          <v:rect id="Horizontal Line 4" o:spid="_x0000_s2059" alt="" style="width:451.3pt;height:1.1pt;visibility:visible;mso-wrap-style:square;mso-width-percent:0;mso-height-percent:0;mso-left-percent:-10001;mso-top-percent:-10001;mso-position-horizontal:absolute;mso-position-horizontal-relative:char;mso-position-vertical:absolute;mso-position-vertical-relative:line;mso-width-percent:0;mso-height-percent:0;mso-left-percent:-10001;mso-top-percent:-10001;v-text-anchor:top" filled="f">
+            <o:lock v:ext="edit" rotation="t" aspectratio="t" verticies="t" text="t" shapetype="t"/>
+            <w10:anchorlock/>
+          </v:rect>
         </w:pict>
       </w:r>
     </w:p>
@@ -1624,21 +1737,115 @@
         </w:rPr>
         <w:t xml:space="preserve"> Section 4.1 — Question 2 (take home) (after the </w:t>
       </w:r>
-      <w:proofErr w:type="gramStart"/>
-      <w:r>
-        <w:rPr>
-          <w:rFonts w:ascii="Century Schoolbook" w:hAnsi="Century Schoolbook"/>
-          <w:b/>
-          <w:bCs/>
-        </w:rPr>
-        <w:t>dropna(</w:t>
-      </w:r>
-      <w:proofErr w:type="gramEnd"/>
-      <w:r>
-        <w:rPr>
-          <w:rFonts w:ascii="Century Schoolbook" w:hAnsi="Century Schoolbook"/>
-          <w:b/>
-          <w:bCs/>
+      <w:r>
+        <w:rPr>
+          <w:rFonts w:ascii="Century Schoolbook" w:hAnsi="Century Schoolbook"/>
+          <w:b/>
+          <w:bCs/>
+        </w:rPr>
+        <w:t>dropna()</w:t>
+      </w:r>
+      <w:r>
+        <w:rPr>
+          <w:rFonts w:ascii="Century Schoolbook" w:hAnsi="Century Schoolbook"/>
+        </w:rPr>
+        <w:t xml:space="preserve"> demonstration)</w:t>
+      </w:r>
+    </w:p>
+    <w:p>
+      <w:pPr>
+        <w:jc w:val="both"/>
+        <w:rPr>
+          <w:rFonts w:ascii="Century Schoolbook" w:hAnsi="Century Schoolbook"/>
+        </w:rPr>
+      </w:pPr>
+      <w:r>
+        <w:rPr>
+          <w:rFonts w:ascii="Century Schoolbook" w:hAnsi="Century Schoolbook"/>
+          <w:b/>
+          <w:bCs/>
+        </w:rPr>
+        <w:t>Task:</w:t>
+      </w:r>
+      <w:r>
+        <w:rPr>
+          <w:rFonts w:ascii="Century Schoolbook" w:hAnsi="Century Schoolbook"/>
+        </w:rPr>
+        <w:t xml:space="preserve"> </w:t>
+      </w:r>
+      <w:r>
+        <w:rPr>
+          <w:rFonts w:ascii="Century Schoolbook" w:hAnsi="Century Schoolbook"/>
+        </w:rPr>
+        <w:t xml:space="preserve">In Section 4.1, a dummy record with a missing value is injected and then removed using the </w:t>
+      </w:r>
+      <w:r>
+        <w:rPr>
+          <w:rFonts w:ascii="Century Schoolbook" w:hAnsi="Century Schoolbook"/>
+          <w:b/>
+          <w:bCs/>
+        </w:rPr>
+        <w:t>dropna()</w:t>
+      </w:r>
+      <w:r>
+        <w:rPr>
+          <w:rFonts w:ascii="Century Schoolbook" w:hAnsi="Century Schoolbook"/>
+        </w:rPr>
+        <w:t xml:space="preserve"> function.</w:t>
+      </w:r>
+    </w:p>
+    <w:p>
+      <w:pPr>
+        <w:jc w:val="both"/>
+        <w:rPr>
+          <w:rFonts w:ascii="Century Schoolbook" w:hAnsi="Century Schoolbook"/>
+        </w:rPr>
+      </w:pPr>
+      <w:r>
+        <w:rPr>
+          <w:rFonts w:ascii="Century Schoolbook" w:hAnsi="Century Schoolbook"/>
+          <w:b/>
+          <w:bCs/>
+        </w:rPr>
+        <w:t>Question:</w:t>
+      </w:r>
+      <w:r>
+        <w:rPr>
+          <w:rFonts w:ascii="Century Schoolbook" w:hAnsi="Century Schoolbook"/>
+        </w:rPr>
+        <w:t xml:space="preserve"> If 40% of documents were missing the </w:t>
+      </w:r>
+      <w:r>
+        <w:rPr>
+          <w:rFonts w:ascii="Century Schoolbook" w:hAnsi="Century Schoolbook"/>
+          <w:b/>
+          <w:bCs/>
+        </w:rPr>
+        <w:t>category_name</w:t>
+      </w:r>
+      <w:r>
+        <w:rPr>
+          <w:rFonts w:ascii="Century Schoolbook" w:hAnsi="Century Schoolbook"/>
+        </w:rPr>
+        <w:t xml:space="preserve"> label, why would simply dropping these rows (</w:t>
+      </w:r>
+      <w:r>
+        <w:rPr>
+          <w:rFonts w:ascii="Century Schoolbook" w:hAnsi="Century Schoolbook"/>
+        </w:rPr>
+        <w:t xml:space="preserve">with </w:t>
+      </w:r>
+      <w:r>
+        <w:rPr>
+          <w:rFonts w:ascii="Century Schoolbook" w:hAnsi="Century Schoolbook"/>
+          <w:b/>
+          <w:bCs/>
+        </w:rPr>
+        <w:t>dropna()</w:t>
+      </w:r>
+      <w:r>
+        <w:rPr>
+          <w:rFonts w:ascii="Century Schoolbook" w:hAnsi="Century Schoolbook"/>
         </w:rPr>
         <w:t>)</w:t>
       </w:r>
@@ -1646,7 +1853,271 @@
         <w:rPr>
           <w:rFonts w:ascii="Century Schoolbook" w:hAnsi="Century Schoolbook"/>
         </w:rPr>
-        <w:t xml:space="preserve"> demonstration)</w:t>
+        <w:t xml:space="preserve"> be a flawed data mining strategy? Name one objective alternative so the text data can still be utilized.</w:t>
+      </w:r>
+    </w:p>
+    <w:p>
+      <w:pPr>
+        <w:jc w:val="both"/>
+        <w:rPr>
+          <w:rFonts w:ascii="Century Schoolbook" w:hAnsi="Century Schoolbook"/>
+        </w:rPr>
+      </w:pPr>
+      <w:r>
+        <w:rPr>
+          <w:rFonts w:ascii="Century Schoolbook" w:hAnsi="Century Schoolbook"/>
+          <w:b/>
+          <w:bCs/>
+        </w:rPr>
+        <w:t>Answer:</w:t>
+      </w:r>
+      <w:r>
+        <w:rPr>
+          <w:rFonts w:ascii="Century Schoolbook" w:hAnsi="Century Schoolbook"/>
+          <w:b/>
+          <w:bCs/>
+        </w:rPr>
+        <w:t xml:space="preserve"> </w:t>
+      </w:r>
+      <w:r>
+        <w:rPr>
+          <w:rFonts w:ascii="Century Schoolbook" w:hAnsi="Century Schoolbook"/>
+        </w:rPr>
+        <w:t xml:space="preserve">If you drop </w:t>
+      </w:r>
+      <w:r>
+        <w:rPr>
+          <w:rFonts w:ascii="Century Schoolbook" w:hAnsi="Century Schoolbook"/>
+        </w:rPr>
+        <w:t>the documents with no category_name label, then you lose a lot of potentially valuable data</w:t>
+      </w:r>
+      <w:r>
+        <w:rPr>
+          <w:rFonts w:ascii="Century Schoolbook" w:hAnsi="Century Schoolbook"/>
+        </w:rPr>
+        <w:t xml:space="preserve"> that only had the category_name missing. </w:t>
+      </w:r>
+      <w:r>
+        <w:rPr>
+          <w:rFonts w:ascii="Century Schoolbook" w:hAnsi="Century Schoolbook"/>
+        </w:rPr>
+        <w:t xml:space="preserve">40% is a substantial amount, so it would be a better option to investigate why that is the case and decide on another method to handle the missing labels. </w:t>
+      </w:r>
+      <w:r>
+        <w:rPr>
+          <w:rFonts w:ascii="Century Schoolbook" w:hAnsi="Century Schoolbook"/>
+        </w:rPr>
+        <w:t xml:space="preserve">Depending on how </w:t>
+      </w:r>
+      <w:r>
+        <w:rPr>
+          <w:rFonts w:ascii="Century Schoolbook" w:hAnsi="Century Schoolbook"/>
+        </w:rPr>
+        <w:t xml:space="preserve">the data is supposed to be analyzed, I would think that you can ignore the category </w:t>
+      </w:r>
+      <w:r>
+        <w:rPr>
+          <w:rFonts w:ascii="Century Schoolbook" w:hAnsi="Century Schoolbook"/>
+        </w:rPr>
+        <w:t>names or</w:t>
+      </w:r>
+      <w:r>
+        <w:rPr>
+          <w:rFonts w:ascii="Century Schoolbook" w:hAnsi="Century Schoolbook"/>
+        </w:rPr>
+        <w:t xml:space="preserve"> use the other aspects of the data to infer what the category name could be.</w:t>
+      </w:r>
+      <w:r>
+        <w:rPr>
+          <w:rFonts w:ascii="Century Schoolbook" w:hAnsi="Century Schoolbook"/>
+        </w:rPr>
+        <w:t xml:space="preserve"> </w:t>
+      </w:r>
+    </w:p>
+    <w:p>
+      <w:pPr>
+        <w:jc w:val="both"/>
+        <w:rPr>
+          <w:rFonts w:ascii="Century Schoolbook" w:hAnsi="Century Schoolbook"/>
+        </w:rPr>
+      </w:pPr>
+      <w:r>
+        <w:rPr>
+          <w:rFonts w:ascii="Century Schoolbook" w:hAnsi="Century Schoolbook"/>
+          <w:b/>
+          <w:bCs/>
+        </w:rPr>
+        <w:t>AI used for this answer:</w:t>
+      </w:r>
+      <w:r>
+        <w:rPr>
+          <w:rFonts w:ascii="Century Schoolbook" w:hAnsi="Century Schoolbook"/>
+        </w:rPr>
+        <w:t xml:space="preserve"> No </w:t>
+      </w:r>
+    </w:p>
+    <w:p>
+      <w:pPr>
+        <w:jc w:val="both"/>
+        <w:rPr>
+          <w:rFonts w:ascii="Century Schoolbook" w:hAnsi="Century Schoolbook"/>
+        </w:rPr>
+      </w:pPr>
+      <w:r>
+        <w:rPr>
+          <w:rFonts w:ascii="Century Schoolbook" w:hAnsi="Century Schoolbook"/>
+          <w:b/>
+          <w:bCs/>
+        </w:rPr>
+        <w:t>If yes, how:</w:t>
+      </w:r>
+      <w:r>
+        <w:rPr>
+          <w:rFonts w:ascii="Century Schoolbook" w:hAnsi="Century Schoolbook"/>
+        </w:rPr>
+        <w:t xml:space="preserve"> </w:t>
+      </w:r>
+    </w:p>
+    <w:p>
+      <w:pPr>
+        <w:jc w:val="both"/>
+        <w:rPr>
+          <w:rFonts w:ascii="Century Schoolbook" w:hAnsi="Century Schoolbook"/>
+        </w:rPr>
+      </w:pPr>
+      <w:r>
+        <w:rPr>
+          <w:rFonts w:ascii="Century Schoolbook" w:hAnsi="Century Schoolbook"/>
+          <w:b/>
+          <w:bCs/>
+        </w:rPr>
+        <w:t>External references (links):</w:t>
+      </w:r>
+      <w:r>
+        <w:rPr>
+          <w:rFonts w:ascii="Century Schoolbook" w:hAnsi="Century Schoolbook"/>
+        </w:rPr>
+        <w:t xml:space="preserve"> </w:t>
+      </w:r>
+    </w:p>
+    <w:p>
+      <w:pPr>
+        <w:jc w:val="both"/>
+        <w:rPr>
+          <w:rFonts w:ascii="Century Schoolbook" w:hAnsi="Century Schoolbook"/>
+        </w:rPr>
+      </w:pPr>
+    </w:p>
+    <w:p>
+      <w:pPr>
+        <w:jc w:val="both"/>
+        <w:rPr>
+          <w:rFonts w:ascii="Century Schoolbook" w:hAnsi="Century Schoolbook"/>
+        </w:rPr>
+      </w:pPr>
+    </w:p>
+    <w:p>
+      <w:pPr>
+        <w:jc w:val="both"/>
+        <w:rPr>
+          <w:rFonts w:ascii="Century Schoolbook" w:hAnsi="Century Schoolbook"/>
+        </w:rPr>
+      </w:pPr>
+    </w:p>
+    <w:p>
+      <w:pPr>
+        <w:jc w:val="both"/>
+        <w:rPr>
+          <w:rFonts w:ascii="Century Schoolbook" w:hAnsi="Century Schoolbook"/>
+        </w:rPr>
+      </w:pPr>
+    </w:p>
+    <w:p>
+      <w:pPr>
+        <w:jc w:val="both"/>
+        <w:rPr>
+          <w:rFonts w:ascii="Century Schoolbook" w:hAnsi="Century Schoolbook"/>
+        </w:rPr>
+      </w:pPr>
+    </w:p>
+    <w:p>
+      <w:pPr>
+        <w:jc w:val="both"/>
+        <w:rPr>
+          <w:rFonts w:ascii="Century Schoolbook" w:hAnsi="Century Schoolbook"/>
+        </w:rPr>
+      </w:pPr>
+    </w:p>
+    <w:p>
+      <w:pPr>
+        <w:jc w:val="both"/>
+        <w:rPr>
+          <w:rFonts w:ascii="Century Schoolbook" w:hAnsi="Century Schoolbook"/>
+        </w:rPr>
+      </w:pPr>
+    </w:p>
+    <w:p>
+      <w:pPr>
+        <w:jc w:val="both"/>
+        <w:rPr>
+          <w:rFonts w:ascii="Century Schoolbook" w:hAnsi="Century Schoolbook"/>
+        </w:rPr>
+      </w:pPr>
+    </w:p>
+    <w:p>
+      <w:pPr>
+        <w:jc w:val="both"/>
+        <w:rPr>
+          <w:rFonts w:ascii="Century Schoolbook" w:hAnsi="Century Schoolbook"/>
+        </w:rPr>
+      </w:pPr>
+      <w:r>
+        <w:pict w14:anchorId="46E28D19">
+          <v:rect id="Horizontal Line 5" o:spid="_x0000_s2058" alt="" style="width:451.3pt;height:1.1pt;visibility:visible;mso-wrap-style:square;mso-width-percent:0;mso-height-percent:0;mso-left-percent:-10001;mso-top-percent:-10001;mso-position-horizontal:absolute;mso-position-horizontal-relative:char;mso-position-vertical:absolute;mso-position-vertical-relative:line;mso-width-percent:0;mso-height-percent:0;mso-left-percent:-10001;mso-top-percent:-10001;v-text-anchor:top" filled="f">
+            <o:lock v:ext="edit" rotation="t" aspectratio="t" verticies="t" text="t" shapetype="t"/>
+            <w10:anchorlock/>
+          </v:rect>
+        </w:pict>
+      </w:r>
+    </w:p>
+    <w:p>
+      <w:pPr>
+        <w:jc w:val="both"/>
+        <w:rPr>
+          <w:rFonts w:ascii="Century Schoolbook" w:hAnsi="Century Schoolbook"/>
+          <w:b/>
+          <w:bCs/>
+        </w:rPr>
+      </w:pPr>
+      <w:r>
+        <w:rPr>
+          <w:rFonts w:ascii="Century Schoolbook" w:hAnsi="Century Schoolbook"/>
+          <w:b/>
+          <w:bCs/>
+        </w:rPr>
+        <w:t>Question 3: Data Sampling Risks</w:t>
+      </w:r>
+    </w:p>
+    <w:p>
+      <w:pPr>
+        <w:jc w:val="both"/>
+        <w:rPr>
+          <w:rFonts w:ascii="Century Schoolbook" w:hAnsi="Century Schoolbook"/>
+        </w:rPr>
+      </w:pPr>
+      <w:r>
+        <w:rPr>
+          <w:rFonts w:ascii="Century Schoolbook" w:hAnsi="Century Schoolbook"/>
+          <w:b/>
+          <w:bCs/>
+        </w:rPr>
+        <w:t>Notebook:</w:t>
+      </w:r>
+      <w:r>
+        <w:rPr>
+          <w:rFonts w:ascii="Century Schoolbook" w:hAnsi="Century Schoolbook"/>
+        </w:rPr>
+        <w:t xml:space="preserve"> Section 5.1 — Question 3 (take home)</w:t>
       </w:r>
     </w:p>
     <w:p>
@@ -1674,392 +2145,15 @@
         <w:rPr>
           <w:rFonts w:ascii="Century Schoolbook" w:hAnsi="Century Schoolbook"/>
         </w:rPr>
-        <w:t xml:space="preserve">In Section 4.1, a dummy record with a missing value is injected and then removed using the </w:t>
-      </w:r>
-      <w:proofErr w:type="spellStart"/>
-      <w:proofErr w:type="gramStart"/>
-      <w:r>
-        <w:rPr>
-          <w:rFonts w:ascii="Century Schoolbook" w:hAnsi="Century Schoolbook"/>
-          <w:b/>
-          <w:bCs/>
-        </w:rPr>
-        <w:t>dropna</w:t>
-      </w:r>
-      <w:proofErr w:type="spellEnd"/>
-      <w:r>
-        <w:rPr>
-          <w:rFonts w:ascii="Century Schoolbook" w:hAnsi="Century Schoolbook"/>
-          <w:b/>
-          <w:bCs/>
-        </w:rPr>
-        <w:t>(</w:t>
-      </w:r>
-      <w:proofErr w:type="gramEnd"/>
-      <w:r>
-        <w:rPr>
-          <w:rFonts w:ascii="Century Schoolbook" w:hAnsi="Century Schoolbook"/>
-          <w:b/>
-          <w:bCs/>
-        </w:rPr>
-        <w:t>)</w:t>
-      </w:r>
-      <w:r>
-        <w:rPr>
-          <w:rFonts w:ascii="Century Schoolbook" w:hAnsi="Century Schoolbook"/>
-        </w:rPr>
-        <w:t xml:space="preserve"> function.</w:t>
-      </w:r>
-    </w:p>
-    <w:p>
-      <w:pPr>
-        <w:jc w:val="both"/>
-        <w:rPr>
-          <w:rFonts w:ascii="Century Schoolbook" w:hAnsi="Century Schoolbook"/>
-        </w:rPr>
-      </w:pPr>
-      <w:r>
-        <w:rPr>
-          <w:rFonts w:ascii="Century Schoolbook" w:hAnsi="Century Schoolbook"/>
-          <w:b/>
-          <w:bCs/>
-        </w:rPr>
-        <w:t>Question:</w:t>
-      </w:r>
-      <w:r>
-        <w:rPr>
-          <w:rFonts w:ascii="Century Schoolbook" w:hAnsi="Century Schoolbook"/>
-        </w:rPr>
-        <w:t xml:space="preserve"> If 40% of documents were missing the </w:t>
-      </w:r>
-      <w:proofErr w:type="spellStart"/>
-      <w:r>
-        <w:rPr>
-          <w:rFonts w:ascii="Century Schoolbook" w:hAnsi="Century Schoolbook"/>
-          <w:b/>
-          <w:bCs/>
-        </w:rPr>
-        <w:t>category_name</w:t>
-      </w:r>
-      <w:proofErr w:type="spellEnd"/>
-      <w:r>
-        <w:rPr>
-          <w:rFonts w:ascii="Century Schoolbook" w:hAnsi="Century Schoolbook"/>
-        </w:rPr>
-        <w:t xml:space="preserve"> label, why would simply dropping these rows (</w:t>
-      </w:r>
-      <w:r>
-        <w:rPr>
-          <w:rFonts w:ascii="Century Schoolbook" w:hAnsi="Century Schoolbook"/>
-        </w:rPr>
-        <w:t xml:space="preserve">with </w:t>
-      </w:r>
-      <w:proofErr w:type="spellStart"/>
-      <w:proofErr w:type="gramStart"/>
-      <w:r>
-        <w:rPr>
-          <w:rFonts w:ascii="Century Schoolbook" w:hAnsi="Century Schoolbook"/>
-          <w:b/>
-          <w:bCs/>
-        </w:rPr>
-        <w:t>dropna</w:t>
-      </w:r>
-      <w:proofErr w:type="spellEnd"/>
-      <w:r>
-        <w:rPr>
-          <w:rFonts w:ascii="Century Schoolbook" w:hAnsi="Century Schoolbook"/>
-          <w:b/>
-          <w:bCs/>
-        </w:rPr>
-        <w:t>(</w:t>
-      </w:r>
-      <w:proofErr w:type="gramEnd"/>
-      <w:r>
-        <w:rPr>
-          <w:rFonts w:ascii="Century Schoolbook" w:hAnsi="Century Schoolbook"/>
-          <w:b/>
-          <w:bCs/>
-        </w:rPr>
-        <w:t>)</w:t>
-      </w:r>
-      <w:r>
-        <w:rPr>
-          <w:rFonts w:ascii="Century Schoolbook" w:hAnsi="Century Schoolbook"/>
-        </w:rPr>
-        <w:t>)</w:t>
-      </w:r>
-      <w:r>
-        <w:rPr>
-          <w:rFonts w:ascii="Century Schoolbook" w:hAnsi="Century Schoolbook"/>
-        </w:rPr>
-        <w:t xml:space="preserve"> be a flawed data mining strategy? Name one objective alternative so the text data can still be utilized.</w:t>
-      </w:r>
-    </w:p>
-    <w:p>
-      <w:pPr>
-        <w:jc w:val="both"/>
-        <w:rPr>
-          <w:rFonts w:ascii="Century Schoolbook" w:hAnsi="Century Schoolbook"/>
-        </w:rPr>
-      </w:pPr>
-      <w:r>
-        <w:rPr>
-          <w:rFonts w:ascii="Century Schoolbook" w:hAnsi="Century Schoolbook"/>
-          <w:b/>
-          <w:bCs/>
-        </w:rPr>
-        <w:t>Answer:</w:t>
-      </w:r>
-    </w:p>
-    <w:p>
-      <w:pPr>
-        <w:jc w:val="both"/>
-        <w:rPr>
-          <w:rFonts w:ascii="Century Schoolbook" w:hAnsi="Century Schoolbook"/>
-        </w:rPr>
-      </w:pPr>
-      <w:r>
-        <w:rPr>
-          <w:rFonts w:ascii="Century Schoolbook" w:hAnsi="Century Schoolbook"/>
-          <w:b/>
-          <w:bCs/>
-        </w:rPr>
-        <w:t>AI used for this answer:</w:t>
-      </w:r>
-      <w:r>
-        <w:rPr>
-          <w:rFonts w:ascii="Century Schoolbook" w:hAnsi="Century Schoolbook"/>
-        </w:rPr>
-        <w:t xml:space="preserve"> Yes / No </w:t>
-      </w:r>
-    </w:p>
-    <w:p>
-      <w:pPr>
-        <w:jc w:val="both"/>
-        <w:rPr>
-          <w:rFonts w:ascii="Century Schoolbook" w:hAnsi="Century Schoolbook"/>
-        </w:rPr>
-      </w:pPr>
-      <w:r>
-        <w:rPr>
-          <w:rFonts w:ascii="Century Schoolbook" w:hAnsi="Century Schoolbook"/>
-          <w:b/>
-          <w:bCs/>
-        </w:rPr>
-        <w:t>If yes, how:</w:t>
-      </w:r>
-      <w:r>
-        <w:rPr>
-          <w:rFonts w:ascii="Century Schoolbook" w:hAnsi="Century Schoolbook"/>
-        </w:rPr>
-        <w:t xml:space="preserve"> </w:t>
-      </w:r>
-    </w:p>
-    <w:p>
-      <w:pPr>
-        <w:jc w:val="both"/>
-        <w:rPr>
-          <w:rFonts w:ascii="Century Schoolbook" w:hAnsi="Century Schoolbook"/>
-        </w:rPr>
-      </w:pPr>
-      <w:r>
-        <w:rPr>
-          <w:rFonts w:ascii="Century Schoolbook" w:hAnsi="Century Schoolbook"/>
-          <w:b/>
-          <w:bCs/>
-        </w:rPr>
-        <w:t>External references (links):</w:t>
-      </w:r>
-      <w:r>
-        <w:rPr>
-          <w:rFonts w:ascii="Century Schoolbook" w:hAnsi="Century Schoolbook"/>
-        </w:rPr>
-        <w:t xml:space="preserve"> </w:t>
-      </w:r>
-    </w:p>
-    <w:p>
-      <w:pPr>
-        <w:jc w:val="both"/>
-        <w:rPr>
-          <w:rFonts w:ascii="Century Schoolbook" w:hAnsi="Century Schoolbook"/>
-        </w:rPr>
-      </w:pPr>
-    </w:p>
-    <w:p>
-      <w:pPr>
-        <w:jc w:val="both"/>
-        <w:rPr>
-          <w:rFonts w:ascii="Century Schoolbook" w:hAnsi="Century Schoolbook"/>
-        </w:rPr>
-      </w:pPr>
-    </w:p>
-    <w:p>
-      <w:pPr>
-        <w:jc w:val="both"/>
-        <w:rPr>
-          <w:rFonts w:ascii="Century Schoolbook" w:hAnsi="Century Schoolbook"/>
-        </w:rPr>
-      </w:pPr>
-    </w:p>
-    <w:p>
-      <w:pPr>
-        <w:jc w:val="both"/>
-        <w:rPr>
-          <w:rFonts w:ascii="Century Schoolbook" w:hAnsi="Century Schoolbook"/>
-        </w:rPr>
-      </w:pPr>
-    </w:p>
-    <w:p>
-      <w:pPr>
-        <w:jc w:val="both"/>
-        <w:rPr>
-          <w:rFonts w:ascii="Century Schoolbook" w:hAnsi="Century Schoolbook"/>
-        </w:rPr>
-      </w:pPr>
-    </w:p>
-    <w:p>
-      <w:pPr>
-        <w:jc w:val="both"/>
-        <w:rPr>
-          <w:rFonts w:ascii="Century Schoolbook" w:hAnsi="Century Schoolbook"/>
-        </w:rPr>
-      </w:pPr>
-    </w:p>
-    <w:p>
-      <w:pPr>
-        <w:jc w:val="both"/>
-        <w:rPr>
-          <w:rFonts w:ascii="Century Schoolbook" w:hAnsi="Century Schoolbook"/>
-        </w:rPr>
-      </w:pPr>
-    </w:p>
-    <w:p>
-      <w:pPr>
-        <w:jc w:val="both"/>
-        <w:rPr>
-          <w:rFonts w:ascii="Century Schoolbook" w:hAnsi="Century Schoolbook"/>
-        </w:rPr>
-      </w:pPr>
-    </w:p>
-    <w:p>
-      <w:pPr>
-        <w:jc w:val="both"/>
-        <w:rPr>
-          <w:rFonts w:ascii="Century Schoolbook" w:hAnsi="Century Schoolbook"/>
-        </w:rPr>
-      </w:pPr>
-      <w:r>
-        <w:rPr>
-          <w:rFonts w:ascii="Century Schoolbook" w:hAnsi="Century Schoolbook"/>
-        </w:rPr>
-        <w:lastRenderedPageBreak/>
-        <w:pict w14:anchorId="4353243F">
-          <v:rect id="_x0000_i1029" style="width:0;height:1.5pt" o:hralign="center" o:hrstd="t" o:hr="t" fillcolor="#a0a0a0" stroked="f"/>
-        </w:pict>
-      </w:r>
-    </w:p>
-    <w:p>
-      <w:pPr>
-        <w:jc w:val="both"/>
-        <w:rPr>
-          <w:rFonts w:ascii="Century Schoolbook" w:hAnsi="Century Schoolbook"/>
-          <w:b/>
-          <w:bCs/>
-        </w:rPr>
-      </w:pPr>
-      <w:r>
-        <w:rPr>
-          <w:rFonts w:ascii="Century Schoolbook" w:hAnsi="Century Schoolbook"/>
-          <w:b/>
-          <w:bCs/>
-        </w:rPr>
-        <w:t>Question 3: Data Sampling Risks</w:t>
-      </w:r>
-    </w:p>
-    <w:p>
-      <w:pPr>
-        <w:jc w:val="both"/>
-        <w:rPr>
-          <w:rFonts w:ascii="Century Schoolbook" w:hAnsi="Century Schoolbook"/>
-        </w:rPr>
-      </w:pPr>
-      <w:r>
-        <w:rPr>
-          <w:rFonts w:ascii="Century Schoolbook" w:hAnsi="Century Schoolbook"/>
-          <w:b/>
-          <w:bCs/>
-        </w:rPr>
-        <w:t>Notebook:</w:t>
-      </w:r>
-      <w:r>
-        <w:rPr>
-          <w:rFonts w:ascii="Century Schoolbook" w:hAnsi="Century Schoolbook"/>
-        </w:rPr>
-        <w:t xml:space="preserve"> Section 5.1 — Question 3 (take home)</w:t>
-      </w:r>
-    </w:p>
-    <w:p>
-      <w:pPr>
-        <w:jc w:val="both"/>
-        <w:rPr>
-          <w:rFonts w:ascii="Century Schoolbook" w:hAnsi="Century Schoolbook"/>
-        </w:rPr>
-      </w:pPr>
-      <w:r>
-        <w:rPr>
-          <w:rFonts w:ascii="Century Schoolbook" w:hAnsi="Century Schoolbook"/>
-          <w:b/>
-          <w:bCs/>
-        </w:rPr>
-        <w:t>Task:</w:t>
-      </w:r>
-      <w:r>
-        <w:rPr>
-          <w:rFonts w:ascii="Century Schoolbook" w:hAnsi="Century Schoolbook"/>
-        </w:rPr>
-        <w:t xml:space="preserve"> </w:t>
-      </w:r>
-      <w:r>
-        <w:rPr>
-          <w:rFonts w:ascii="Century Schoolbook" w:hAnsi="Century Schoolbook"/>
-        </w:rPr>
         <w:t xml:space="preserve">In Section 5.1, the code uses </w:t>
       </w:r>
-      <w:proofErr w:type="spellStart"/>
-      <w:r>
-        <w:rPr>
-          <w:rFonts w:ascii="Century Schoolbook" w:hAnsi="Century Schoolbook"/>
-          <w:b/>
-          <w:bCs/>
-        </w:rPr>
-        <w:t>X_sample</w:t>
-      </w:r>
-      <w:proofErr w:type="spellEnd"/>
-      <w:r>
-        <w:rPr>
-          <w:rFonts w:ascii="Century Schoolbook" w:hAnsi="Century Schoolbook"/>
-          <w:b/>
-          <w:bCs/>
-        </w:rPr>
-        <w:t xml:space="preserve"> = </w:t>
-      </w:r>
-      <w:proofErr w:type="spellStart"/>
-      <w:r>
-        <w:rPr>
-          <w:rFonts w:ascii="Century Schoolbook" w:hAnsi="Century Schoolbook"/>
-          <w:b/>
-          <w:bCs/>
-        </w:rPr>
-        <w:t>X.sample</w:t>
-      </w:r>
-      <w:proofErr w:type="spellEnd"/>
-      <w:r>
-        <w:rPr>
-          <w:rFonts w:ascii="Century Schoolbook" w:hAnsi="Century Schoolbook"/>
-          <w:b/>
-          <w:bCs/>
-        </w:rPr>
-        <w:t>(n=1000)</w:t>
+      <w:r>
+        <w:rPr>
+          <w:rFonts w:ascii="Century Schoolbook" w:hAnsi="Century Schoolbook"/>
+          <w:b/>
+          <w:bCs/>
+        </w:rPr>
+        <w:t>X_sample = X.sample(n=1000)</w:t>
       </w:r>
       <w:r>
         <w:rPr>
@@ -2127,6 +2221,8 @@
         <w:jc w:val="both"/>
         <w:rPr>
           <w:rFonts w:ascii="Century Schoolbook" w:hAnsi="Century Schoolbook"/>
+          <w:b/>
+          <w:bCs/>
         </w:rPr>
       </w:pPr>
       <w:r>
@@ -2137,6 +2233,112 @@
         </w:rPr>
         <w:t>Answer:</w:t>
       </w:r>
+      <w:r>
+        <w:rPr>
+          <w:rFonts w:ascii="Century Schoolbook" w:hAnsi="Century Schoolbook"/>
+          <w:b/>
+          <w:bCs/>
+        </w:rPr>
+        <w:t xml:space="preserve"> </w:t>
+      </w:r>
+    </w:p>
+    <w:p>
+      <w:pPr>
+        <w:pStyle w:val="ListParagraph"/>
+        <w:numPr>
+          <w:ilvl w:val="0"/>
+          <w:numId w:val="25"/>
+        </w:numPr>
+        <w:jc w:val="both"/>
+        <w:rPr>
+          <w:rFonts w:ascii="Century Schoolbook" w:hAnsi="Century Schoolbook"/>
+        </w:rPr>
+      </w:pPr>
+      <w:r>
+        <w:rPr>
+          <w:rFonts w:ascii="Century Schoolbook" w:hAnsi="Century Schoolbook"/>
+        </w:rPr>
+        <w:t>The category proportions do not perfectly match the original</w:t>
+      </w:r>
+      <w:r>
+        <w:rPr>
+          <w:rFonts w:ascii="Century Schoolbook" w:hAnsi="Century Schoolbook"/>
+        </w:rPr>
+        <w:t>, but it is relatively close</w:t>
+      </w:r>
+      <w:r>
+        <w:rPr>
+          <w:rFonts w:ascii="Century Schoolbook" w:hAnsi="Century Schoolbook"/>
+        </w:rPr>
+        <w:t>. The category “comp.graphics” has the highest count in the sample but has one of the lowest counts in the complete dataset.</w:t>
+      </w:r>
+      <w:r>
+        <w:rPr>
+          <w:rFonts w:ascii="Century Schoolbook" w:hAnsi="Century Schoolbook"/>
+        </w:rPr>
+        <w:t xml:space="preserve"> The other three categories maintain their</w:t>
+      </w:r>
+      <w:r>
+        <w:rPr>
+          <w:rFonts w:ascii="Century Schoolbook" w:hAnsi="Century Schoolbook"/>
+        </w:rPr>
+        <w:t xml:space="preserve"> relative</w:t>
+      </w:r>
+      <w:r>
+        <w:rPr>
+          <w:rFonts w:ascii="Century Schoolbook" w:hAnsi="Century Schoolbook"/>
+        </w:rPr>
+        <w:t xml:space="preserve"> </w:t>
+      </w:r>
+      <w:r>
+        <w:rPr>
+          <w:rFonts w:ascii="Century Schoolbook" w:hAnsi="Century Schoolbook"/>
+        </w:rPr>
+        <w:t xml:space="preserve">order </w:t>
+      </w:r>
+      <w:r>
+        <w:rPr>
+          <w:rFonts w:ascii="Century Schoolbook" w:hAnsi="Century Schoolbook"/>
+        </w:rPr>
+        <w:t>in the sample.</w:t>
+      </w:r>
+    </w:p>
+    <w:p>
+      <w:pPr>
+        <w:pStyle w:val="ListParagraph"/>
+        <w:numPr>
+          <w:ilvl w:val="0"/>
+          <w:numId w:val="25"/>
+        </w:numPr>
+        <w:jc w:val="both"/>
+        <w:rPr>
+          <w:rFonts w:ascii="Century Schoolbook" w:hAnsi="Century Schoolbook"/>
+        </w:rPr>
+      </w:pPr>
+      <w:r>
+        <w:rPr>
+          <w:rFonts w:ascii="Century Schoolbook" w:hAnsi="Century Schoolbook"/>
+        </w:rPr>
+        <w:t xml:space="preserve">Simple random sampling on a highly imbalanced dataset could produce drastically different </w:t>
+      </w:r>
+      <w:r>
+        <w:rPr>
+          <w:rFonts w:ascii="Century Schoolbook" w:hAnsi="Century Schoolbook"/>
+        </w:rPr>
+        <w:t xml:space="preserve">results with varying </w:t>
+      </w:r>
+      <w:r>
+        <w:rPr>
+          <w:rFonts w:ascii="Century Schoolbook" w:hAnsi="Century Schoolbook"/>
+        </w:rPr>
+        <w:t>samples that do not provide useful information for analysis</w:t>
+      </w:r>
+      <w:r>
+        <w:rPr>
+          <w:rFonts w:ascii="Century Schoolbook" w:hAnsi="Century Schoolbook"/>
+        </w:rPr>
+        <w:t>. The sample should be representative of the whole.</w:t>
+      </w:r>
     </w:p>
     <w:p>
       <w:pPr>
@@ -2157,7 +2359,7 @@
         <w:rPr>
           <w:rFonts w:ascii="Century Schoolbook" w:hAnsi="Century Schoolbook"/>
         </w:rPr>
-        <w:t xml:space="preserve"> Yes / No </w:t>
+        <w:t xml:space="preserve"> No </w:t>
       </w:r>
     </w:p>
     <w:p>
@@ -2212,11 +2414,11 @@
         </w:rPr>
       </w:pPr>
       <w:r>
-        <w:rPr>
-          <w:rFonts w:ascii="Century Schoolbook" w:hAnsi="Century Schoolbook"/>
-        </w:rPr>
-        <w:pict w14:anchorId="67A2549C">
-          <v:rect id="_x0000_i1030" style="width:0;height:1.5pt" o:hralign="center" o:hrstd="t" o:hr="t" fillcolor="#a0a0a0" stroked="f"/>
+        <w:pict w14:anchorId="2432EEBA">
+          <v:rect id="Horizontal Line 6" o:spid="_x0000_s2057" alt="" style="width:451.3pt;height:1.1pt;visibility:visible;mso-wrap-style:square;mso-width-percent:0;mso-height-percent:0;mso-left-percent:-10001;mso-top-percent:-10001;mso-position-horizontal:absolute;mso-position-horizontal-relative:char;mso-position-vertical:absolute;mso-position-vertical-relative:line;mso-width-percent:0;mso-height-percent:0;mso-left-percent:-10001;mso-top-percent:-10001;v-text-anchor:top" filled="f">
+            <o:lock v:ext="edit" rotation="t" aspectratio="t" verticies="t" text="t" shapetype="t"/>
+            <w10:anchorlock/>
+          </v:rect>
         </w:pict>
       </w:r>
     </w:p>
@@ -2287,7 +2489,6 @@
         </w:rPr>
         <w:t xml:space="preserve">In Section 5.3, the </w:t>
       </w:r>
-      <w:proofErr w:type="spellStart"/>
       <w:r>
         <w:rPr>
           <w:rFonts w:ascii="Century Schoolbook" w:hAnsi="Century Schoolbook"/>
@@ -2296,48 +2497,19 @@
         </w:rPr>
         <w:t>CountVectorizer</w:t>
       </w:r>
-      <w:proofErr w:type="spellEnd"/>
       <w:r>
         <w:rPr>
           <w:rFonts w:ascii="Century Schoolbook" w:hAnsi="Century Schoolbook"/>
         </w:rPr>
         <w:t xml:space="preserve"> converts text into a document-term matrix using </w:t>
       </w:r>
-      <w:proofErr w:type="spellStart"/>
-      <w:r>
-        <w:rPr>
-          <w:rFonts w:ascii="Century Schoolbook" w:hAnsi="Century Schoolbook"/>
-          <w:b/>
-          <w:bCs/>
-        </w:rPr>
-        <w:t>stop_words</w:t>
-      </w:r>
-      <w:proofErr w:type="spellEnd"/>
-      <w:r>
-        <w:rPr>
-          <w:rFonts w:ascii="Century Schoolbook" w:hAnsi="Century Schoolbook"/>
-          <w:b/>
-          <w:bCs/>
-        </w:rPr>
-        <w:t>='</w:t>
-      </w:r>
-      <w:proofErr w:type="spellStart"/>
-      <w:r>
-        <w:rPr>
-          <w:rFonts w:ascii="Century Schoolbook" w:hAnsi="Century Schoolbook"/>
-          <w:b/>
-          <w:bCs/>
-        </w:rPr>
-        <w:t>english</w:t>
-      </w:r>
-      <w:proofErr w:type="spellEnd"/>
-      <w:r>
-        <w:rPr>
-          <w:rFonts w:ascii="Century Schoolbook" w:hAnsi="Century Schoolbook"/>
-          <w:b/>
-          <w:bCs/>
-        </w:rPr>
-        <w:t>’</w:t>
+      <w:r>
+        <w:rPr>
+          <w:rFonts w:ascii="Century Schoolbook" w:hAnsi="Century Schoolbook"/>
+          <w:b/>
+          <w:bCs/>
+        </w:rPr>
+        <w:t>stop_words='english’</w:t>
       </w:r>
       <w:r>
         <w:rPr>
@@ -2345,23 +2517,13 @@
         </w:rPr>
         <w:t xml:space="preserve">. Change this parameter to </w:t>
       </w:r>
-      <w:proofErr w:type="spellStart"/>
-      <w:r>
-        <w:rPr>
-          <w:rFonts w:ascii="Century Schoolbook" w:hAnsi="Century Schoolbook"/>
-          <w:b/>
-          <w:bCs/>
-        </w:rPr>
-        <w:t>stop_words</w:t>
-      </w:r>
-      <w:proofErr w:type="spellEnd"/>
-      <w:r>
-        <w:rPr>
-          <w:rFonts w:ascii="Century Schoolbook" w:hAnsi="Century Schoolbook"/>
-          <w:b/>
-          <w:bCs/>
-        </w:rPr>
-        <w:t>=None</w:t>
+      <w:r>
+        <w:rPr>
+          <w:rFonts w:ascii="Century Schoolbook" w:hAnsi="Century Schoolbook"/>
+          <w:b/>
+          <w:bCs/>
+        </w:rPr>
+        <w:t>stop_words=None</w:t>
       </w:r>
       <w:r>
         <w:rPr>
@@ -2369,7 +2531,6 @@
         </w:rPr>
         <w:t xml:space="preserve"> and re-run the cell to check the shape of </w:t>
       </w:r>
-      <w:proofErr w:type="spellStart"/>
       <w:r>
         <w:rPr>
           <w:rFonts w:ascii="Century Schoolbook" w:hAnsi="Century Schoolbook"/>
@@ -2378,7 +2539,6 @@
         </w:rPr>
         <w:t>X_counts</w:t>
       </w:r>
-      <w:proofErr w:type="spellEnd"/>
       <w:r>
         <w:rPr>
           <w:rFonts w:ascii="Century Schoolbook" w:hAnsi="Century Schoolbook"/>
@@ -2457,28 +2617,17 @@
         <w:rPr>
           <w:rFonts w:ascii="Century Schoolbook" w:hAnsi="Century Schoolbook"/>
         </w:rPr>
-        <w:t xml:space="preserve">Since </w:t>
-      </w:r>
-      <w:proofErr w:type="spellStart"/>
-      <w:r>
-        <w:rPr>
-          <w:rFonts w:ascii="Century Schoolbook" w:hAnsi="Century Schoolbook"/>
-        </w:rPr>
-        <w:t>stopwords</w:t>
-      </w:r>
-      <w:proofErr w:type="spellEnd"/>
-      <w:r>
-        <w:rPr>
-          <w:rFonts w:ascii="Century Schoolbook" w:hAnsi="Century Schoolbook"/>
-        </w:rPr>
-        <w:t xml:space="preserve"> are highly common words that appear in almost all documents, what effect does adding them back have on the overall sparsity (the percentage of zeros) of the matrix?</w:t>
-      </w:r>
-    </w:p>
-    <w:p>
-      <w:pPr>
-        <w:jc w:val="both"/>
-        <w:rPr>
-          <w:rFonts w:ascii="Century Schoolbook" w:hAnsi="Century Schoolbook"/>
+        <w:lastRenderedPageBreak/>
+        <w:t>Since stopwords are highly common words that appear in almost all documents, what effect does adding them back have on the overall sparsity (the percentage of zeros) of the matrix?</w:t>
+      </w:r>
+    </w:p>
+    <w:p>
+      <w:pPr>
+        <w:jc w:val="both"/>
+        <w:rPr>
+          <w:rFonts w:ascii="Century Schoolbook" w:hAnsi="Century Schoolbook"/>
+          <w:b/>
+          <w:bCs/>
         </w:rPr>
       </w:pPr>
       <w:r>
@@ -2489,6 +2638,82 @@
         </w:rPr>
         <w:t>Answer:</w:t>
       </w:r>
+      <w:r>
+        <w:rPr>
+          <w:rFonts w:ascii="Century Schoolbook" w:hAnsi="Century Schoolbook"/>
+          <w:b/>
+          <w:bCs/>
+        </w:rPr>
+        <w:t xml:space="preserve"> </w:t>
+      </w:r>
+    </w:p>
+    <w:p>
+      <w:pPr>
+        <w:pStyle w:val="ListParagraph"/>
+        <w:numPr>
+          <w:ilvl w:val="1"/>
+          <w:numId w:val="7"/>
+        </w:numPr>
+        <w:jc w:val="both"/>
+        <w:rPr>
+          <w:rFonts w:ascii="Century Schoolbook" w:hAnsi="Century Schoolbook"/>
+        </w:rPr>
+      </w:pPr>
+      <w:r>
+        <w:rPr>
+          <w:rFonts w:ascii="Century Schoolbook" w:hAnsi="Century Schoolbook"/>
+        </w:rPr>
+        <w:t>The total number of features increase since you’re also including the stop words in the matrix</w:t>
+      </w:r>
+      <w:r>
+        <w:rPr>
+          <w:rFonts w:ascii="Century Schoolbook" w:hAnsi="Century Schoolbook"/>
+        </w:rPr>
+        <w:t>.</w:t>
+      </w:r>
+    </w:p>
+    <w:p>
+      <w:pPr>
+        <w:pStyle w:val="ListParagraph"/>
+        <w:numPr>
+          <w:ilvl w:val="1"/>
+          <w:numId w:val="7"/>
+        </w:numPr>
+        <w:jc w:val="both"/>
+        <w:rPr>
+          <w:rFonts w:ascii="Century Schoolbook" w:hAnsi="Century Schoolbook"/>
+        </w:rPr>
+      </w:pPr>
+      <w:r>
+        <w:rPr>
+          <w:rFonts w:ascii="Century Schoolbook" w:hAnsi="Century Schoolbook"/>
+        </w:rPr>
+        <w:t xml:space="preserve">The overall sparsity would go down since the stop words frequently occur, </w:t>
+      </w:r>
+      <w:r>
+        <w:rPr>
+          <w:rFonts w:ascii="Century Schoolbook" w:hAnsi="Century Schoolbook"/>
+        </w:rPr>
+        <w:t xml:space="preserve">populating the </w:t>
+      </w:r>
+      <w:r>
+        <w:rPr>
+          <w:rFonts w:ascii="Century Schoolbook" w:hAnsi="Century Schoolbook"/>
+        </w:rPr>
+        <w:t>matrix</w:t>
+      </w:r>
+      <w:r>
+        <w:rPr>
+          <w:rFonts w:ascii="Century Schoolbook" w:hAnsi="Century Schoolbook"/>
+        </w:rPr>
+        <w:t xml:space="preserve"> with more nonzero values</w:t>
+      </w:r>
+      <w:r>
+        <w:rPr>
+          <w:rFonts w:ascii="Century Schoolbook" w:hAnsi="Century Schoolbook"/>
+        </w:rPr>
+        <w:t>.</w:t>
+      </w:r>
     </w:p>
     <w:p>
       <w:pPr>
@@ -2509,7 +2734,13 @@
         <w:rPr>
           <w:rFonts w:ascii="Century Schoolbook" w:hAnsi="Century Schoolbook"/>
         </w:rPr>
-        <w:t xml:space="preserve"> Yes / No </w:t>
+        <w:t xml:space="preserve"> </w:t>
+      </w:r>
+      <w:r>
+        <w:rPr>
+          <w:rFonts w:ascii="Century Schoolbook" w:hAnsi="Century Schoolbook"/>
+        </w:rPr>
+        <w:t>Yes</w:t>
       </w:r>
     </w:p>
     <w:p>
@@ -2533,6 +2764,43 @@
         </w:rPr>
         <w:t xml:space="preserve"> </w:t>
       </w:r>
+      <w:r>
+        <w:rPr>
+          <w:rFonts w:ascii="Century Schoolbook" w:hAnsi="Century Schoolbook"/>
+        </w:rPr>
+        <w:t xml:space="preserve">I asked ChatGPT how </w:t>
+      </w:r>
+      <w:r>
+        <w:rPr>
+          <w:rFonts w:ascii="Century Schoolbook" w:hAnsi="Century Schoolbook"/>
+        </w:rPr>
+        <w:t xml:space="preserve">I was supposed </w:t>
+      </w:r>
+      <w:r>
+        <w:rPr>
+          <w:rFonts w:ascii="Century Schoolbook" w:hAnsi="Century Schoolbook"/>
+        </w:rPr>
+        <w:t xml:space="preserve">to interpret the document term matrix data (ex: </w:t>
+      </w:r>
+      <w:r>
+        <w:rPr>
+          <w:rFonts w:ascii="Century Schoolbook" w:hAnsi="Century Schoolbook"/>
+        </w:rPr>
+        <w:t>(np.int32(0), np.int32(28821))</w:t>
+      </w:r>
+      <w:r>
+        <w:rPr>
+          <w:rFonts w:ascii="Century Schoolbook" w:hAnsi="Century Schoolbook"/>
+        </w:rPr>
+        <w:tab/>
+        <w:t>1</w:t>
+      </w:r>
+      <w:r>
+        <w:rPr>
+          <w:rFonts w:ascii="Century Schoolbook" w:hAnsi="Century Schoolbook"/>
+        </w:rPr>
+        <w:t>) since it was a bit confusing to me.</w:t>
+      </w:r>
     </w:p>
     <w:p>
       <w:pPr>
@@ -2612,12 +2880,11 @@
         </w:rPr>
       </w:pPr>
       <w:r>
-        <w:rPr>
-          <w:rFonts w:ascii="Century Schoolbook" w:hAnsi="Century Schoolbook"/>
-        </w:rPr>
-        <w:lastRenderedPageBreak/>
-        <w:pict w14:anchorId="5994C8B3">
-          <v:rect id="_x0000_i1031" style="width:0;height:1.5pt" o:hralign="center" o:hrstd="t" o:hr="t" fillcolor="#a0a0a0" stroked="f"/>
+        <w:pict w14:anchorId="479F4FD9">
+          <v:rect id="Horizontal Line 7" o:spid="_x0000_s2056" alt="" style="width:451.3pt;height:1.1pt;visibility:visible;mso-wrap-style:square;mso-width-percent:0;mso-height-percent:0;mso-left-percent:-10001;mso-top-percent:-10001;mso-position-horizontal:absolute;mso-position-horizontal-relative:char;mso-position-vertical:absolute;mso-position-vertical-relative:line;mso-width-percent:0;mso-height-percent:0;mso-left-percent:-10001;mso-top-percent:-10001;v-text-anchor:top" filled="f">
+            <o:lock v:ext="edit" rotation="t" aspectratio="t" verticies="t" text="t" shapetype="t"/>
+            <w10:anchorlock/>
+          </v:rect>
         </w:pict>
       </w:r>
     </w:p>
@@ -2704,23 +2971,13 @@
         </w:rPr>
         <w:t xml:space="preserve">In the variance filtering section, re-run </w:t>
       </w:r>
-      <w:proofErr w:type="spellStart"/>
-      <w:r>
-        <w:rPr>
-          <w:rFonts w:ascii="Century Schoolbook" w:hAnsi="Century Schoolbook"/>
-          <w:b/>
-          <w:bCs/>
-        </w:rPr>
-        <w:t>variance_filter</w:t>
-      </w:r>
-      <w:proofErr w:type="spellEnd"/>
-      <w:r>
-        <w:rPr>
-          <w:rFonts w:ascii="Century Schoolbook" w:hAnsi="Century Schoolbook"/>
-          <w:b/>
-          <w:bCs/>
-        </w:rPr>
-        <w:t xml:space="preserve"> </w:t>
+      <w:r>
+        <w:rPr>
+          <w:rFonts w:ascii="Century Schoolbook" w:hAnsi="Century Schoolbook"/>
+          <w:b/>
+          <w:bCs/>
+        </w:rPr>
+        <w:t xml:space="preserve">variance_filter </w:t>
       </w:r>
       <w:r>
         <w:rPr>
@@ -2835,6 +3092,8 @@
         <w:jc w:val="both"/>
         <w:rPr>
           <w:rFonts w:ascii="Century Schoolbook" w:hAnsi="Century Schoolbook"/>
+          <w:b/>
+          <w:bCs/>
         </w:rPr>
       </w:pPr>
       <w:r>
@@ -2844,6 +3103,99 @@
           <w:bCs/>
         </w:rPr>
         <w:t>Answer:</w:t>
+      </w:r>
+      <w:r>
+        <w:rPr>
+          <w:rFonts w:ascii="Century Schoolbook" w:hAnsi="Century Schoolbook"/>
+          <w:b/>
+          <w:bCs/>
+        </w:rPr>
+        <w:t xml:space="preserve"> </w:t>
+      </w:r>
+    </w:p>
+    <w:p>
+      <w:pPr>
+        <w:jc w:val="both"/>
+        <w:rPr>
+          <w:rFonts w:ascii="Century Schoolbook" w:hAnsi="Century Schoolbook"/>
+        </w:rPr>
+      </w:pPr>
+      <w:r>
+        <w:rPr>
+          <w:rFonts w:ascii="Century Schoolbook" w:hAnsi="Century Schoolbook"/>
+        </w:rPr>
+        <w:t xml:space="preserve">1. </w:t>
+      </w:r>
+      <w:r>
+        <w:rPr>
+          <w:rFonts w:ascii="Century Schoolbook" w:hAnsi="Century Schoolbook"/>
+        </w:rPr>
+        <w:t xml:space="preserve">The number of kept words goes down as the </w:t>
+      </w:r>
+      <w:r>
+        <w:rPr>
+          <w:rFonts w:ascii="Century Schoolbook" w:hAnsi="Century Schoolbook"/>
+        </w:rPr>
+        <w:t xml:space="preserve">variance </w:t>
+      </w:r>
+      <w:r>
+        <w:rPr>
+          <w:rFonts w:ascii="Century Schoolbook" w:hAnsi="Century Schoolbook"/>
+        </w:rPr>
+        <w:t xml:space="preserve">threshold increases. </w:t>
+      </w:r>
+    </w:p>
+    <w:p>
+      <w:pPr>
+        <w:jc w:val="both"/>
+        <w:rPr>
+          <w:rFonts w:ascii="Century Schoolbook" w:hAnsi="Century Schoolbook"/>
+        </w:rPr>
+      </w:pPr>
+      <w:r>
+        <w:rPr>
+          <w:rFonts w:ascii="Century Schoolbook" w:hAnsi="Century Schoolbook"/>
+        </w:rPr>
+        <w:t>2. Many of the words that get eliminated first are numerical, most likely phone numbers or address information that are unique. Other possible eliminated terms include nonsensical or misspelled words.</w:t>
+      </w:r>
+    </w:p>
+    <w:p>
+      <w:pPr>
+        <w:jc w:val="both"/>
+        <w:rPr>
+          <w:rFonts w:ascii="Century Schoolbook" w:hAnsi="Century Schoolbook"/>
+        </w:rPr>
+      </w:pPr>
+      <w:r>
+        <w:rPr>
+          <w:rFonts w:ascii="Century Schoolbook" w:hAnsi="Century Schoolbook"/>
+        </w:rPr>
+        <w:t xml:space="preserve">3. Eliminating near-zero variance features is considered safe because features that appear that </w:t>
+      </w:r>
+      <w:r>
+        <w:rPr>
+          <w:rFonts w:ascii="Century Schoolbook" w:hAnsi="Century Schoolbook"/>
+        </w:rPr>
+        <w:t>rarely</w:t>
+      </w:r>
+      <w:r>
+        <w:rPr>
+          <w:rFonts w:ascii="Century Schoolbook" w:hAnsi="Century Schoolbook"/>
+        </w:rPr>
+        <w:t xml:space="preserve"> </w:t>
+      </w:r>
+      <w:r>
+        <w:rPr>
+          <w:rFonts w:ascii="Century Schoolbook" w:hAnsi="Century Schoolbook"/>
+        </w:rPr>
+        <w:t xml:space="preserve">wouldn’t provide any valuable information that we could apply to the whole </w:t>
+      </w:r>
+      <w:r>
+        <w:rPr>
+          <w:rFonts w:ascii="Century Schoolbook" w:hAnsi="Century Schoolbook"/>
+        </w:rPr>
+        <w:lastRenderedPageBreak/>
+        <w:t>dataset. We can’t make any reliable inferences about the rest of the information with highly specific and/or negligible details.</w:t>
       </w:r>
     </w:p>
     <w:tbl>
@@ -2941,6 +3293,12 @@
               </w:rPr>
               <w:t>0.0</w:t>
             </w:r>
+            <w:r>
+              <w:rPr>
+                <w:rFonts w:ascii="Century Schoolbook" w:hAnsi="Century Schoolbook"/>
+              </w:rPr>
+              <w:t xml:space="preserve"> </w:t>
+            </w:r>
           </w:p>
         </w:tc>
         <w:tc>
@@ -2954,8 +3312,18 @@
               <w:jc w:val="both"/>
               <w:rPr>
                 <w:rFonts w:ascii="Century Schoolbook" w:hAnsi="Century Schoolbook"/>
+                <w:b/>
+                <w:bCs/>
               </w:rPr>
             </w:pPr>
+            <w:r>
+              <w:rPr>
+                <w:rFonts w:ascii="Century Schoolbook" w:hAnsi="Century Schoolbook"/>
+                <w:b/>
+                <w:bCs/>
+              </w:rPr>
+              <w:t>35482</w:t>
+            </w:r>
           </w:p>
         </w:tc>
       </w:tr>
@@ -2995,8 +3363,18 @@
               <w:jc w:val="both"/>
               <w:rPr>
                 <w:rFonts w:ascii="Century Schoolbook" w:hAnsi="Century Schoolbook"/>
+                <w:b/>
+                <w:bCs/>
               </w:rPr>
             </w:pPr>
+            <w:r>
+              <w:rPr>
+                <w:rFonts w:ascii="Century Schoolbook" w:hAnsi="Century Schoolbook"/>
+                <w:b/>
+                <w:bCs/>
+              </w:rPr>
+              <w:t>5089</w:t>
+            </w:r>
           </w:p>
         </w:tc>
       </w:tr>
@@ -3036,8 +3414,18 @@
               <w:jc w:val="both"/>
               <w:rPr>
                 <w:rFonts w:ascii="Century Schoolbook" w:hAnsi="Century Schoolbook"/>
+                <w:b/>
+                <w:bCs/>
               </w:rPr>
             </w:pPr>
+            <w:r>
+              <w:rPr>
+                <w:rFonts w:ascii="Century Schoolbook" w:hAnsi="Century Schoolbook"/>
+                <w:b/>
+                <w:bCs/>
+              </w:rPr>
+              <w:t>1491</w:t>
+            </w:r>
           </w:p>
         </w:tc>
       </w:tr>
@@ -3061,7 +3449,7 @@
         <w:rPr>
           <w:rFonts w:ascii="Century Schoolbook" w:hAnsi="Century Schoolbook"/>
         </w:rPr>
-        <w:t xml:space="preserve"> Yes / No </w:t>
+        <w:t xml:space="preserve"> No </w:t>
       </w:r>
     </w:p>
     <w:p>
@@ -3220,12 +3608,11 @@
         </w:rPr>
       </w:pPr>
       <w:r>
-        <w:rPr>
-          <w:rFonts w:ascii="Century Schoolbook" w:hAnsi="Century Schoolbook"/>
-        </w:rPr>
-        <w:lastRenderedPageBreak/>
-        <w:pict w14:anchorId="3BE467AD">
-          <v:rect id="_x0000_i1032" style="width:0;height:1.5pt" o:hralign="center" o:hrstd="t" o:hr="t" fillcolor="#a0a0a0" stroked="f"/>
+        <w:pict w14:anchorId="5136EF96">
+          <v:rect id="Horizontal Line 8" o:spid="_x0000_s2055" alt="" style="width:451.3pt;height:1.1pt;visibility:visible;mso-wrap-style:square;mso-width-percent:0;mso-height-percent:0;mso-left-percent:-10001;mso-top-percent:-10001;mso-position-horizontal:absolute;mso-position-horizontal-relative:char;mso-position-vertical:absolute;mso-position-vertical-relative:line;mso-width-percent:0;mso-height-percent:0;mso-left-percent:-10001;mso-top-percent:-10001;v-text-anchor:top" filled="f">
+            <o:lock v:ext="edit" rotation="t" aspectratio="t" verticies="t" text="t" shapetype="t"/>
+            <w10:anchorlock/>
+          </v:rect>
         </w:pict>
       </w:r>
     </w:p>
@@ -3304,8 +3691,6 @@
         </w:rPr>
         <w:t xml:space="preserve">Run the correlation filter against the binary indicator for the </w:t>
       </w:r>
-      <w:proofErr w:type="spellStart"/>
-      <w:proofErr w:type="gramStart"/>
       <w:r>
         <w:rPr>
           <w:rFonts w:ascii="Century Schoolbook" w:hAnsi="Century Schoolbook"/>
@@ -3314,15 +3699,12 @@
         </w:rPr>
         <w:t>comp.graphics</w:t>
       </w:r>
-      <w:proofErr w:type="spellEnd"/>
-      <w:proofErr w:type="gramEnd"/>
       <w:r>
         <w:rPr>
           <w:rFonts w:ascii="Century Schoolbook" w:hAnsi="Century Schoolbook"/>
         </w:rPr>
         <w:t xml:space="preserve"> class. Inspect the top 10 features sorted by </w:t>
       </w:r>
-      <w:proofErr w:type="spellStart"/>
       <w:r>
         <w:rPr>
           <w:rFonts w:ascii="Century Schoolbook" w:hAnsi="Century Schoolbook"/>
@@ -3331,14 +3713,12 @@
         </w:rPr>
         <w:t>pearson_r</w:t>
       </w:r>
-      <w:proofErr w:type="spellEnd"/>
       <w:r>
         <w:rPr>
           <w:rFonts w:ascii="Century Schoolbook" w:hAnsi="Century Schoolbook"/>
         </w:rPr>
         <w:t xml:space="preserve"> and compare them to the top 10 features sorted by </w:t>
       </w:r>
-      <w:proofErr w:type="spellStart"/>
       <w:r>
         <w:rPr>
           <w:rFonts w:ascii="Century Schoolbook" w:hAnsi="Century Schoolbook"/>
@@ -3347,12 +3727,17 @@
         </w:rPr>
         <w:t>spearman_r</w:t>
       </w:r>
-      <w:proofErr w:type="spellEnd"/>
       <w:r>
         <w:rPr>
           <w:rFonts w:ascii="Century Schoolbook" w:hAnsi="Century Schoolbook"/>
         </w:rPr>
         <w:t>.</w:t>
+      </w:r>
+      <w:r>
+        <w:rPr>
+          <w:rFonts w:ascii="Century Schoolbook" w:hAnsi="Century Schoolbook"/>
+        </w:rPr>
+        <w:tab/>
       </w:r>
     </w:p>
     <w:p>
@@ -3453,6 +3838,7 @@
         <w:rPr>
           <w:rFonts w:ascii="Century Schoolbook" w:hAnsi="Century Schoolbook"/>
         </w:rPr>
+        <w:lastRenderedPageBreak/>
         <w:t xml:space="preserve">In what specific scenario would a word have a high </w:t>
       </w:r>
       <w:r>
@@ -3489,6 +3875,8 @@
         <w:jc w:val="both"/>
         <w:rPr>
           <w:rFonts w:ascii="Century Schoolbook" w:hAnsi="Century Schoolbook"/>
+          <w:b/>
+          <w:bCs/>
         </w:rPr>
       </w:pPr>
       <w:r>
@@ -3499,6 +3887,98 @@
         </w:rPr>
         <w:t>Answer:</w:t>
       </w:r>
+      <w:r>
+        <w:rPr>
+          <w:rFonts w:ascii="Century Schoolbook" w:hAnsi="Century Schoolbook"/>
+          <w:b/>
+          <w:bCs/>
+        </w:rPr>
+        <w:t xml:space="preserve"> </w:t>
+      </w:r>
+    </w:p>
+    <w:p>
+      <w:pPr>
+        <w:jc w:val="both"/>
+        <w:rPr>
+          <w:rFonts w:ascii="Century Schoolbook" w:hAnsi="Century Schoolbook"/>
+        </w:rPr>
+      </w:pPr>
+      <w:r>
+        <w:rPr>
+          <w:rFonts w:ascii="Century Schoolbook" w:hAnsi="Century Schoolbook"/>
+        </w:rPr>
+        <w:t xml:space="preserve">1. </w:t>
+      </w:r>
+      <w:r>
+        <w:rPr>
+          <w:rFonts w:ascii="Century Schoolbook" w:hAnsi="Century Schoolbook"/>
+        </w:rPr>
+        <w:t>Most of t</w:t>
+      </w:r>
+      <w:r>
+        <w:rPr>
+          <w:rFonts w:ascii="Century Schoolbook" w:hAnsi="Century Schoolbook"/>
+        </w:rPr>
+        <w:t>he top correlated words</w:t>
+      </w:r>
+      <w:r>
+        <w:rPr>
+          <w:rFonts w:ascii="Century Schoolbook" w:hAnsi="Century Schoolbook"/>
+        </w:rPr>
+        <w:t xml:space="preserve"> are related to graphics, but for Pearson correlation, there are more generic words. The top word is “thanks”, but for Spearman rank correlation the top word is “graphics”.</w:t>
+      </w:r>
+    </w:p>
+    <w:p>
+      <w:pPr>
+        <w:jc w:val="both"/>
+        <w:rPr>
+          <w:rFonts w:ascii="Century Schoolbook" w:hAnsi="Century Schoolbook"/>
+        </w:rPr>
+      </w:pPr>
+      <w:r>
+        <w:rPr>
+          <w:rFonts w:ascii="Century Schoolbook" w:hAnsi="Century Schoolbook"/>
+        </w:rPr>
+        <w:t xml:space="preserve">2. </w:t>
+      </w:r>
+      <w:r>
+        <w:rPr>
+          <w:rFonts w:ascii="Century Schoolbook" w:hAnsi="Century Schoolbook"/>
+        </w:rPr>
+        <w:t>The mathematical difference is that Pearson measures linear relationships while Spearman rank measures monotonic relationships.</w:t>
+      </w:r>
+    </w:p>
+    <w:p>
+      <w:pPr>
+        <w:jc w:val="both"/>
+        <w:rPr>
+          <w:rFonts w:ascii="Century Schoolbook" w:hAnsi="Century Schoolbook"/>
+        </w:rPr>
+      </w:pPr>
+      <w:r>
+        <w:rPr>
+          <w:rFonts w:ascii="Century Schoolbook" w:hAnsi="Century Schoolbook"/>
+        </w:rPr>
+        <w:t xml:space="preserve">3. A word would have a high Spearman rank correlation but a </w:t>
+      </w:r>
+      <w:r>
+        <w:rPr>
+          <w:rFonts w:ascii="Century Schoolbook" w:hAnsi="Century Schoolbook"/>
+        </w:rPr>
+        <w:t xml:space="preserve">significantly </w:t>
+      </w:r>
+      <w:r>
+        <w:rPr>
+          <w:rFonts w:ascii="Century Schoolbook" w:hAnsi="Century Schoolbook"/>
+        </w:rPr>
+        <w:t xml:space="preserve">lower Pearson correlation if </w:t>
+      </w:r>
+      <w:r>
+        <w:rPr>
+          <w:rFonts w:ascii="Century Schoolbook" w:hAnsi="Century Schoolbook"/>
+        </w:rPr>
+        <w:t>it is excessively repeated in one document, creating an extreme outlier. Pearson is highly sensitive to outliers, unlike Spearman rank since it would just treat that outlier as a “highest rank”.</w:t>
+      </w:r>
     </w:p>
     <w:p>
       <w:pPr>
@@ -3519,7 +3999,7 @@
         <w:rPr>
           <w:rFonts w:ascii="Century Schoolbook" w:hAnsi="Century Schoolbook"/>
         </w:rPr>
-        <w:t xml:space="preserve"> Yes / No </w:t>
+        <w:t xml:space="preserve"> Yes</w:t>
       </w:r>
     </w:p>
     <w:p>
@@ -3543,12 +4023,74 @@
         </w:rPr>
         <w:t xml:space="preserve"> </w:t>
       </w:r>
-    </w:p>
-    <w:p>
-      <w:pPr>
-        <w:jc w:val="both"/>
-        <w:rPr>
-          <w:rFonts w:ascii="Century Schoolbook" w:hAnsi="Century Schoolbook"/>
+      <w:r>
+        <w:rPr>
+          <w:rFonts w:ascii="Century Schoolbook" w:hAnsi="Century Schoolbook"/>
+        </w:rPr>
+        <w:t xml:space="preserve">I </w:t>
+      </w:r>
+      <w:r>
+        <w:rPr>
+          <w:rFonts w:ascii="Century Schoolbook" w:hAnsi="Century Schoolbook"/>
+        </w:rPr>
+        <w:t xml:space="preserve">asked </w:t>
+      </w:r>
+      <w:r>
+        <w:rPr>
+          <w:rFonts w:ascii="Century Schoolbook" w:hAnsi="Century Schoolbook"/>
+        </w:rPr>
+        <w:t>question</w:t>
+      </w:r>
+      <w:r>
+        <w:rPr>
+          <w:rFonts w:ascii="Century Schoolbook" w:hAnsi="Century Schoolbook"/>
+        </w:rPr>
+        <w:t>s</w:t>
+      </w:r>
+      <w:r>
+        <w:rPr>
+          <w:rFonts w:ascii="Century Schoolbook" w:hAnsi="Century Schoolbook"/>
+        </w:rPr>
+        <w:t xml:space="preserve"> about high Spearman ran</w:t>
+      </w:r>
+      <w:r>
+        <w:rPr>
+          <w:rFonts w:ascii="Century Schoolbook" w:hAnsi="Century Schoolbook"/>
+        </w:rPr>
+        <w:t>k</w:t>
+      </w:r>
+      <w:r>
+        <w:rPr>
+          <w:rFonts w:ascii="Century Schoolbook" w:hAnsi="Century Schoolbook"/>
+        </w:rPr>
+        <w:t xml:space="preserve"> and low Pearson correlation</w:t>
+      </w:r>
+      <w:r>
+        <w:rPr>
+          <w:rFonts w:ascii="Century Schoolbook" w:hAnsi="Century Schoolbook"/>
+        </w:rPr>
+        <w:t xml:space="preserve"> on Google</w:t>
+      </w:r>
+      <w:r>
+        <w:rPr>
+          <w:rFonts w:ascii="Century Schoolbook" w:hAnsi="Century Schoolbook"/>
+        </w:rPr>
+        <w:t>, and the AI overview helped me understand the concept.</w:t>
+      </w:r>
+      <w:r>
+        <w:rPr>
+          <w:rFonts w:ascii="Century Schoolbook" w:hAnsi="Century Schoolbook"/>
+        </w:rPr>
+        <w:t xml:space="preserve"> I looked into the concepts further using the provided reference link.</w:t>
+      </w:r>
+    </w:p>
+    <w:p>
+      <w:pPr>
+        <w:jc w:val="both"/>
+        <w:rPr>
+          <w:rFonts w:ascii="Century Schoolbook" w:hAnsi="Century Schoolbook"/>
+          <w:b/>
+          <w:bCs/>
         </w:rPr>
       </w:pPr>
       <w:r>
@@ -3559,26 +4101,49 @@
         </w:rPr>
         <w:t>External references (links):</w:t>
       </w:r>
+    </w:p>
+    <w:p>
+      <w:pPr>
+        <w:jc w:val="both"/>
+        <w:rPr>
+          <w:rFonts w:ascii="Century Schoolbook" w:hAnsi="Century Schoolbook"/>
+        </w:rPr>
+      </w:pPr>
       <w:r>
         <w:rPr>
           <w:rFonts w:ascii="Century Schoolbook" w:hAnsi="Century Schoolbook"/>
         </w:rPr>
         <w:t xml:space="preserve"> </w:t>
       </w:r>
-    </w:p>
-    <w:p>
-      <w:pPr>
-        <w:jc w:val="both"/>
-        <w:rPr>
-          <w:rFonts w:ascii="Century Schoolbook" w:hAnsi="Century Schoolbook"/>
-        </w:rPr>
-      </w:pPr>
-      <w:r>
-        <w:rPr>
-          <w:rFonts w:ascii="Century Schoolbook" w:hAnsi="Century Schoolbook"/>
-        </w:rPr>
-        <w:pict w14:anchorId="446A19DC">
-          <v:rect id="_x0000_i1033" style="width:0;height:1.5pt" o:hralign="center" o:hrstd="t" o:hr="t" fillcolor="#a0a0a0" stroked="f"/>
+      <w:hyperlink r:id="rId8" w:history="1">
+        <w:r>
+          <w:rPr>
+            <w:rStyle w:val="Hyperlink"/>
+            <w:rFonts w:ascii="Century Schoolbook" w:hAnsi="Century Schoolbook"/>
+          </w:rPr>
+          <w:t>https://www.geeksforgeeks.org/maths/pearson-vs-spearman-correlation-coefficient/</w:t>
+        </w:r>
+      </w:hyperlink>
+      <w:r>
+        <w:rPr>
+          <w:rFonts w:ascii="Century Schoolbook" w:hAnsi="Century Schoolbook"/>
+        </w:rPr>
+        <w:t xml:space="preserve"> </w:t>
+      </w:r>
+    </w:p>
+    <w:p>
+      <w:pPr>
+        <w:jc w:val="both"/>
+        <w:rPr>
+          <w:rFonts w:ascii="Century Schoolbook" w:hAnsi="Century Schoolbook"/>
+        </w:rPr>
+      </w:pPr>
+      <w:r>
+        <w:pict w14:anchorId="70EC6C06">
+          <v:rect id="Horizontal Line 9" o:spid="_x0000_s2054" alt="" style="width:451.3pt;height:1.1pt;visibility:visible;mso-wrap-style:square;mso-width-percent:0;mso-height-percent:0;mso-left-percent:-10001;mso-top-percent:-10001;mso-position-horizontal:absolute;mso-position-horizontal-relative:char;mso-position-vertical:absolute;mso-position-vertical-relative:line;mso-width-percent:0;mso-height-percent:0;mso-left-percent:-10001;mso-top-percent:-10001;v-text-anchor:top" filled="f">
+            <o:lock v:ext="edit" rotation="t" aspectratio="t" verticies="t" text="t" shapetype="t"/>
+            <w10:anchorlock/>
+          </v:rect>
         </w:pict>
       </w:r>
     </w:p>
@@ -3657,23 +4222,13 @@
         </w:rPr>
         <w:t xml:space="preserve">In the Frequent Pattern Mining section, run </w:t>
       </w:r>
-      <w:proofErr w:type="gramStart"/>
-      <w:r>
-        <w:rPr>
-          <w:rFonts w:ascii="Century Schoolbook" w:hAnsi="Century Schoolbook"/>
-          <w:b/>
-          <w:bCs/>
-        </w:rPr>
-        <w:t>Top-K</w:t>
-      </w:r>
-      <w:proofErr w:type="gramEnd"/>
-      <w:r>
-        <w:rPr>
-          <w:rFonts w:ascii="Century Schoolbook" w:hAnsi="Century Schoolbook"/>
-          <w:b/>
-          <w:bCs/>
-        </w:rPr>
-        <w:t xml:space="preserve"> FAE</w:t>
+      <w:r>
+        <w:rPr>
+          <w:rFonts w:ascii="Century Schoolbook" w:hAnsi="Century Schoolbook"/>
+          <w:b/>
+          <w:bCs/>
+        </w:rPr>
+        <w:t>Top-K FAE</w:t>
       </w:r>
       <w:r>
         <w:rPr>
@@ -3695,7 +4250,6 @@
         </w:rPr>
         <w:t xml:space="preserve">. Then, run </w:t>
       </w:r>
-      <w:proofErr w:type="spellStart"/>
       <w:r>
         <w:rPr>
           <w:rFonts w:ascii="Century Schoolbook" w:hAnsi="Century Schoolbook"/>
@@ -3704,48 +4258,19 @@
         </w:rPr>
         <w:t>MaxFPGrowth</w:t>
       </w:r>
-      <w:proofErr w:type="spellEnd"/>
       <w:r>
         <w:rPr>
           <w:rFonts w:ascii="Century Schoolbook" w:hAnsi="Century Schoolbook"/>
         </w:rPr>
         <w:t xml:space="preserve"> using minimum support thresholds </w:t>
       </w:r>
-      <w:proofErr w:type="spellStart"/>
-      <w:r>
-        <w:rPr>
-          <w:rFonts w:ascii="Century Schoolbook" w:hAnsi="Century Schoolbook"/>
-          <w:b/>
-          <w:bCs/>
-        </w:rPr>
-        <w:t>minSup</w:t>
-      </w:r>
-      <w:proofErr w:type="spellEnd"/>
-      <w:r>
-        <w:rPr>
-          <w:rFonts w:ascii="Century Schoolbook" w:hAnsi="Century Schoolbook"/>
-          <w:b/>
-          <w:bCs/>
-        </w:rPr>
-        <w:t xml:space="preserve">=9 and </w:t>
-      </w:r>
-      <w:proofErr w:type="spellStart"/>
-      <w:r>
-        <w:rPr>
-          <w:rFonts w:ascii="Century Schoolbook" w:hAnsi="Century Schoolbook"/>
-          <w:b/>
-          <w:bCs/>
-        </w:rPr>
-        <w:t>minSup</w:t>
-      </w:r>
-      <w:proofErr w:type="spellEnd"/>
-      <w:r>
-        <w:rPr>
-          <w:rFonts w:ascii="Century Schoolbook" w:hAnsi="Century Schoolbook"/>
-          <w:b/>
-          <w:bCs/>
-        </w:rPr>
-        <w:t>= 3</w:t>
+      <w:r>
+        <w:rPr>
+          <w:rFonts w:ascii="Century Schoolbook" w:hAnsi="Century Schoolbook"/>
+          <w:b/>
+          <w:bCs/>
+        </w:rPr>
+        <w:t>minSup=9 and minSup= 3</w:t>
       </w:r>
       <w:r>
         <w:rPr>
@@ -3790,7 +4315,6 @@
         </w:rPr>
         <w:t xml:space="preserve">How does decreasing </w:t>
       </w:r>
-      <w:proofErr w:type="spellStart"/>
       <w:r>
         <w:rPr>
           <w:rFonts w:ascii="Century Schoolbook" w:hAnsi="Century Schoolbook"/>
@@ -3799,14 +4323,12 @@
         </w:rPr>
         <w:t>minSup</w:t>
       </w:r>
-      <w:proofErr w:type="spellEnd"/>
       <w:r>
         <w:rPr>
           <w:rFonts w:ascii="Century Schoolbook" w:hAnsi="Century Schoolbook"/>
         </w:rPr>
         <w:t xml:space="preserve"> (from 9 to 3) in </w:t>
       </w:r>
-      <w:proofErr w:type="spellStart"/>
       <w:r>
         <w:rPr>
           <w:rFonts w:ascii="Century Schoolbook" w:hAnsi="Century Schoolbook"/>
@@ -3815,7 +4337,6 @@
         </w:rPr>
         <w:t>MaxFPGrowth</w:t>
       </w:r>
-      <w:proofErr w:type="spellEnd"/>
       <w:r>
         <w:rPr>
           <w:rFonts w:ascii="Century Schoolbook" w:hAnsi="Century Schoolbook"/>
@@ -3841,23 +4362,13 @@
         </w:rPr>
         <w:t xml:space="preserve">How does the parameter k in </w:t>
       </w:r>
-      <w:proofErr w:type="gramStart"/>
-      <w:r>
-        <w:rPr>
-          <w:rFonts w:ascii="Century Schoolbook" w:hAnsi="Century Schoolbook"/>
-          <w:b/>
-          <w:bCs/>
-        </w:rPr>
-        <w:t>Top-K</w:t>
-      </w:r>
-      <w:proofErr w:type="gramEnd"/>
-      <w:r>
-        <w:rPr>
-          <w:rFonts w:ascii="Century Schoolbook" w:hAnsi="Century Schoolbook"/>
-          <w:b/>
-          <w:bCs/>
-        </w:rPr>
-        <w:t xml:space="preserve"> FAE</w:t>
+      <w:r>
+        <w:rPr>
+          <w:rFonts w:ascii="Century Schoolbook" w:hAnsi="Century Schoolbook"/>
+          <w:b/>
+          <w:bCs/>
+        </w:rPr>
+        <w:t>Top-K FAE</w:t>
       </w:r>
       <w:r>
         <w:rPr>
@@ -3865,7 +4376,6 @@
         </w:rPr>
         <w:t xml:space="preserve"> differ fundamentally from </w:t>
       </w:r>
-      <w:proofErr w:type="spellStart"/>
       <w:r>
         <w:rPr>
           <w:rFonts w:ascii="Century Schoolbook" w:hAnsi="Century Schoolbook"/>
@@ -3874,14 +4384,12 @@
         </w:rPr>
         <w:t>minSup</w:t>
       </w:r>
-      <w:proofErr w:type="spellEnd"/>
       <w:r>
         <w:rPr>
           <w:rFonts w:ascii="Century Schoolbook" w:hAnsi="Century Schoolbook"/>
         </w:rPr>
         <w:t xml:space="preserve"> in </w:t>
       </w:r>
-      <w:proofErr w:type="spellStart"/>
       <w:r>
         <w:rPr>
           <w:rFonts w:ascii="Century Schoolbook" w:hAnsi="Century Schoolbook"/>
@@ -3890,7 +4398,6 @@
         </w:rPr>
         <w:t>MaxFPGrowth</w:t>
       </w:r>
-      <w:proofErr w:type="spellEnd"/>
       <w:r>
         <w:rPr>
           <w:rFonts w:ascii="Century Schoolbook" w:hAnsi="Century Schoolbook"/>
@@ -3922,96 +4429,285 @@
         <w:jc w:val="both"/>
         <w:rPr>
           <w:rFonts w:ascii="Century Schoolbook" w:hAnsi="Century Schoolbook"/>
-        </w:rPr>
-      </w:pPr>
-      <w:r>
-        <w:rPr>
-          <w:rFonts w:ascii="Century Schoolbook" w:hAnsi="Century Schoolbook"/>
-          <w:b/>
-          <w:bCs/>
-        </w:rPr>
-        <w:t>Answer (</w:t>
-      </w:r>
-      <w:proofErr w:type="gramStart"/>
-      <w:r>
-        <w:rPr>
-          <w:rFonts w:ascii="Century Schoolbook" w:hAnsi="Century Schoolbook"/>
-          <w:b/>
-          <w:bCs/>
-        </w:rPr>
-        <w:t>1) —</w:t>
-      </w:r>
-      <w:proofErr w:type="gramEnd"/>
-      <w:r>
-        <w:rPr>
-          <w:rFonts w:ascii="Century Schoolbook" w:hAnsi="Century Schoolbook"/>
-          <w:b/>
-          <w:bCs/>
-        </w:rPr>
-        <w:t xml:space="preserve"> Runtime and pattern count when lowering </w:t>
-      </w:r>
-      <w:proofErr w:type="spellStart"/>
-      <w:r>
-        <w:rPr>
-          <w:rFonts w:ascii="Century Schoolbook" w:hAnsi="Century Schoolbook"/>
-          <w:b/>
-          <w:bCs/>
-        </w:rPr>
-        <w:t>minSup</w:t>
-      </w:r>
-      <w:proofErr w:type="spellEnd"/>
-      <w:r>
-        <w:rPr>
-          <w:rFonts w:ascii="Century Schoolbook" w:hAnsi="Century Schoolbook"/>
-          <w:b/>
-          <w:bCs/>
-        </w:rPr>
-        <w:t>:</w:t>
-      </w:r>
-    </w:p>
-    <w:p>
-      <w:pPr>
-        <w:jc w:val="both"/>
-        <w:rPr>
-          <w:rFonts w:ascii="Century Schoolbook" w:hAnsi="Century Schoolbook"/>
-        </w:rPr>
-      </w:pPr>
-      <w:r>
-        <w:rPr>
-          <w:rFonts w:ascii="Century Schoolbook" w:hAnsi="Century Schoolbook"/>
-          <w:b/>
-          <w:bCs/>
-        </w:rPr>
-        <w:t>Answer (</w:t>
-      </w:r>
-      <w:proofErr w:type="gramStart"/>
-      <w:r>
-        <w:rPr>
-          <w:rFonts w:ascii="Century Schoolbook" w:hAnsi="Century Schoolbook"/>
-          <w:b/>
-          <w:bCs/>
-        </w:rPr>
-        <w:t>2) —</w:t>
-      </w:r>
-      <w:proofErr w:type="gramEnd"/>
-      <w:r>
-        <w:rPr>
-          <w:rFonts w:ascii="Century Schoolbook" w:hAnsi="Century Schoolbook"/>
-          <w:b/>
-          <w:bCs/>
-        </w:rPr>
-        <w:t xml:space="preserve"> Top-K k vs </w:t>
-      </w:r>
-      <w:proofErr w:type="spellStart"/>
-      <w:r>
-        <w:rPr>
-          <w:rFonts w:ascii="Century Schoolbook" w:hAnsi="Century Schoolbook"/>
-          <w:b/>
-          <w:bCs/>
-        </w:rPr>
-        <w:t>MaxFPGrowth</w:t>
-      </w:r>
-      <w:proofErr w:type="spellEnd"/>
+          <w:b/>
+          <w:bCs/>
+        </w:rPr>
+      </w:pPr>
+      <w:r>
+        <w:rPr>
+          <w:rFonts w:ascii="Century Schoolbook" w:hAnsi="Century Schoolbook"/>
+          <w:b/>
+          <w:bCs/>
+        </w:rPr>
+        <w:t>Answer (1) — Runtime and pattern count when lowering minSup:</w:t>
+      </w:r>
+    </w:p>
+    <w:p>
+      <w:pPr>
+        <w:pStyle w:val="ListParagraph"/>
+        <w:numPr>
+          <w:ilvl w:val="0"/>
+          <w:numId w:val="26"/>
+        </w:numPr>
+        <w:jc w:val="both"/>
+        <w:rPr>
+          <w:rFonts w:ascii="Century Schoolbook" w:hAnsi="Century Schoolbook"/>
+        </w:rPr>
+      </w:pPr>
+      <w:r>
+        <w:rPr>
+          <w:rFonts w:ascii="Century Schoolbook" w:hAnsi="Century Schoolbook"/>
+        </w:rPr>
+        <w:t xml:space="preserve">minSup = 3 </w:t>
+      </w:r>
+    </w:p>
+    <w:p>
+      <w:pPr>
+        <w:pStyle w:val="ListParagraph"/>
+        <w:numPr>
+          <w:ilvl w:val="1"/>
+          <w:numId w:val="26"/>
+        </w:numPr>
+        <w:jc w:val="both"/>
+        <w:rPr>
+          <w:rFonts w:ascii="Century Schoolbook" w:hAnsi="Century Schoolbook"/>
+        </w:rPr>
+      </w:pPr>
+      <w:r>
+        <w:rPr>
+          <w:rFonts w:ascii="Century Schoolbook" w:hAnsi="Century Schoolbook"/>
+        </w:rPr>
+        <w:t xml:space="preserve">Runtime: </w:t>
+      </w:r>
+      <w:r>
+        <w:rPr>
+          <w:rFonts w:ascii="Century Schoolbook" w:hAnsi="Century Schoolbook"/>
+        </w:rPr>
+        <w:t>3.7063260078430176</w:t>
+      </w:r>
+    </w:p>
+    <w:p>
+      <w:pPr>
+        <w:pStyle w:val="ListParagraph"/>
+        <w:numPr>
+          <w:ilvl w:val="1"/>
+          <w:numId w:val="26"/>
+        </w:numPr>
+        <w:jc w:val="both"/>
+        <w:rPr>
+          <w:rFonts w:ascii="Century Schoolbook" w:hAnsi="Century Schoolbook"/>
+        </w:rPr>
+      </w:pPr>
+      <w:r>
+        <w:rPr>
+          <w:rFonts w:ascii="Century Schoolbook" w:hAnsi="Century Schoolbook"/>
+        </w:rPr>
+        <w:t>Pattern count: 9547</w:t>
+      </w:r>
+    </w:p>
+    <w:p>
+      <w:pPr>
+        <w:pStyle w:val="ListParagraph"/>
+        <w:numPr>
+          <w:ilvl w:val="0"/>
+          <w:numId w:val="26"/>
+        </w:numPr>
+        <w:jc w:val="both"/>
+        <w:rPr>
+          <w:rFonts w:ascii="Century Schoolbook" w:hAnsi="Century Schoolbook"/>
+        </w:rPr>
+      </w:pPr>
+      <w:r>
+        <w:rPr>
+          <w:rFonts w:ascii="Century Schoolbook" w:hAnsi="Century Schoolbook"/>
+        </w:rPr>
+        <w:t xml:space="preserve">minSup = 9 </w:t>
+      </w:r>
+    </w:p>
+    <w:p>
+      <w:pPr>
+        <w:pStyle w:val="ListParagraph"/>
+        <w:numPr>
+          <w:ilvl w:val="1"/>
+          <w:numId w:val="26"/>
+        </w:numPr>
+        <w:jc w:val="both"/>
+        <w:rPr>
+          <w:rFonts w:ascii="Century Schoolbook" w:hAnsi="Century Schoolbook"/>
+        </w:rPr>
+      </w:pPr>
+      <w:r>
+        <w:rPr>
+          <w:rFonts w:ascii="Century Schoolbook" w:hAnsi="Century Schoolbook"/>
+        </w:rPr>
+        <w:t xml:space="preserve">Runtime: </w:t>
+      </w:r>
+      <w:r>
+        <w:rPr>
+          <w:rFonts w:ascii="Century Schoolbook" w:hAnsi="Century Schoolbook"/>
+        </w:rPr>
+        <w:t>0.17004108428955078</w:t>
+      </w:r>
+    </w:p>
+    <w:p>
+      <w:pPr>
+        <w:pStyle w:val="ListParagraph"/>
+        <w:numPr>
+          <w:ilvl w:val="1"/>
+          <w:numId w:val="26"/>
+        </w:numPr>
+        <w:jc w:val="both"/>
+        <w:rPr>
+          <w:rFonts w:ascii="Century Schoolbook" w:hAnsi="Century Schoolbook"/>
+        </w:rPr>
+      </w:pPr>
+      <w:r>
+        <w:rPr>
+          <w:rFonts w:ascii="Century Schoolbook" w:hAnsi="Century Schoolbook"/>
+        </w:rPr>
+        <w:t>Pattern count: 710</w:t>
+      </w:r>
+    </w:p>
+    <w:p>
+      <w:pPr>
+        <w:pStyle w:val="ListParagraph"/>
+        <w:numPr>
+          <w:ilvl w:val="0"/>
+          <w:numId w:val="27"/>
+        </w:numPr>
+        <w:jc w:val="both"/>
+        <w:rPr>
+          <w:rFonts w:ascii="Century Schoolbook" w:hAnsi="Century Schoolbook"/>
+        </w:rPr>
+      </w:pPr>
+      <w:r>
+        <w:rPr>
+          <w:rFonts w:ascii="Century Schoolbook" w:hAnsi="Century Schoolbook"/>
+        </w:rPr>
+        <w:t>The runtime and pattern count decrease when you change minimum support from 3 to 9</w:t>
+      </w:r>
+      <w:r>
+        <w:rPr>
+          <w:rFonts w:ascii="Century Schoolbook" w:hAnsi="Century Schoolbook"/>
+        </w:rPr>
+        <w:t>.</w:t>
+      </w:r>
+    </w:p>
+    <w:p>
+      <w:pPr>
+        <w:jc w:val="both"/>
+        <w:rPr>
+          <w:rFonts w:ascii="Century Schoolbook" w:hAnsi="Century Schoolbook"/>
+          <w:b/>
+          <w:bCs/>
+        </w:rPr>
+      </w:pPr>
+      <w:r>
+        <w:rPr>
+          <w:rFonts w:ascii="Century Schoolbook" w:hAnsi="Century Schoolbook"/>
+          <w:b/>
+          <w:bCs/>
+        </w:rPr>
+        <w:lastRenderedPageBreak/>
+        <w:t>Answer (2) — Top-K k vs MaxFPGrowth minSup:</w:t>
+      </w:r>
+    </w:p>
+    <w:p>
+      <w:pPr>
+        <w:pStyle w:val="ListParagraph"/>
+        <w:numPr>
+          <w:ilvl w:val="0"/>
+          <w:numId w:val="26"/>
+        </w:numPr>
+        <w:jc w:val="both"/>
+        <w:rPr>
+          <w:rFonts w:ascii="Century Schoolbook" w:hAnsi="Century Schoolbook"/>
+        </w:rPr>
+      </w:pPr>
+      <w:r>
+        <w:rPr>
+          <w:rFonts w:ascii="Century Schoolbook" w:hAnsi="Century Schoolbook"/>
+        </w:rPr>
+        <w:t xml:space="preserve">k = 100 runtime: </w:t>
+      </w:r>
+      <w:r>
+        <w:rPr>
+          <w:rFonts w:ascii="Century Schoolbook" w:hAnsi="Century Schoolbook"/>
+        </w:rPr>
+        <w:t>0.1914680004119873</w:t>
+      </w:r>
+      <w:r>
+        <w:rPr>
+          <w:rFonts w:ascii="Century Schoolbook" w:hAnsi="Century Schoolbook"/>
+        </w:rPr>
+        <w:t xml:space="preserve"> (alt_atheism)</w:t>
+      </w:r>
+    </w:p>
+    <w:p>
+      <w:pPr>
+        <w:pStyle w:val="ListParagraph"/>
+        <w:numPr>
+          <w:ilvl w:val="0"/>
+          <w:numId w:val="26"/>
+        </w:numPr>
+        <w:jc w:val="both"/>
+        <w:rPr>
+          <w:rFonts w:ascii="Century Schoolbook" w:hAnsi="Century Schoolbook"/>
+        </w:rPr>
+      </w:pPr>
+      <w:r>
+        <w:rPr>
+          <w:rFonts w:ascii="Century Schoolbook" w:hAnsi="Century Schoolbook"/>
+        </w:rPr>
+        <w:t>k = 500</w:t>
+      </w:r>
+      <w:r>
+        <w:rPr>
+          <w:rFonts w:ascii="Century Schoolbook" w:hAnsi="Century Schoolbook"/>
+        </w:rPr>
+        <w:t xml:space="preserve"> runtime: </w:t>
+      </w:r>
+      <w:r>
+        <w:rPr>
+          <w:rFonts w:ascii="Century Schoolbook" w:hAnsi="Century Schoolbook"/>
+        </w:rPr>
+        <w:t>0.6409966945648193</w:t>
+      </w:r>
+    </w:p>
+    <w:p>
+      <w:pPr>
+        <w:pStyle w:val="ListParagraph"/>
+        <w:numPr>
+          <w:ilvl w:val="0"/>
+          <w:numId w:val="26"/>
+        </w:numPr>
+        <w:jc w:val="both"/>
+        <w:rPr>
+          <w:rFonts w:ascii="Century Schoolbook" w:hAnsi="Century Schoolbook"/>
+        </w:rPr>
+      </w:pPr>
+      <w:r>
+        <w:rPr>
+          <w:rFonts w:ascii="Century Schoolbook" w:hAnsi="Century Schoolbook"/>
+        </w:rPr>
+        <w:t xml:space="preserve">Top-K FAE uses a fixed value (only extracts exact number of patterns specified, k) while minSup is dependent on the size of the dataset so it can vary drastically, as we can see in the difference in pattern count in the example. </w:t>
+      </w:r>
+    </w:p>
+    <w:p>
+      <w:pPr>
+        <w:jc w:val="both"/>
+        <w:rPr>
+          <w:rFonts w:ascii="Century Schoolbook" w:hAnsi="Century Schoolbook"/>
+        </w:rPr>
+      </w:pPr>
+      <w:r>
+        <w:rPr>
+          <w:rFonts w:ascii="Century Schoolbook" w:hAnsi="Century Schoolbook"/>
+          <w:b/>
+          <w:bCs/>
+        </w:rPr>
+        <w:t>Answer (3) — Maximal vs standard frequent patterns:</w:t>
+      </w:r>
       <w:r>
         <w:rPr>
           <w:rFonts w:ascii="Century Schoolbook" w:hAnsi="Century Schoolbook"/>
@@ -4020,57 +4716,31 @@
         </w:rPr>
         <w:t xml:space="preserve"> </w:t>
       </w:r>
-      <w:proofErr w:type="spellStart"/>
-      <w:r>
-        <w:rPr>
-          <w:rFonts w:ascii="Century Schoolbook" w:hAnsi="Century Schoolbook"/>
-          <w:b/>
-          <w:bCs/>
-        </w:rPr>
-        <w:t>minSup</w:t>
-      </w:r>
-      <w:proofErr w:type="spellEnd"/>
-      <w:r>
-        <w:rPr>
-          <w:rFonts w:ascii="Century Schoolbook" w:hAnsi="Century Schoolbook"/>
-          <w:b/>
-          <w:bCs/>
-        </w:rPr>
-        <w:t>:</w:t>
-      </w:r>
-    </w:p>
-    <w:p>
-      <w:pPr>
-        <w:jc w:val="both"/>
-        <w:rPr>
-          <w:rFonts w:ascii="Century Schoolbook" w:hAnsi="Century Schoolbook"/>
-        </w:rPr>
-      </w:pPr>
-      <w:r>
-        <w:rPr>
-          <w:rFonts w:ascii="Century Schoolbook" w:hAnsi="Century Schoolbook"/>
-          <w:b/>
-          <w:bCs/>
-        </w:rPr>
-        <w:t>Answer (</w:t>
-      </w:r>
-      <w:proofErr w:type="gramStart"/>
-      <w:r>
-        <w:rPr>
-          <w:rFonts w:ascii="Century Schoolbook" w:hAnsi="Century Schoolbook"/>
-          <w:b/>
-          <w:bCs/>
-        </w:rPr>
-        <w:t>3) —</w:t>
-      </w:r>
-      <w:proofErr w:type="gramEnd"/>
-      <w:r>
-        <w:rPr>
-          <w:rFonts w:ascii="Century Schoolbook" w:hAnsi="Century Schoolbook"/>
-          <w:b/>
-          <w:bCs/>
-        </w:rPr>
-        <w:t xml:space="preserve"> Maximal vs standard frequent patterns:</w:t>
+      <w:r>
+        <w:rPr>
+          <w:rFonts w:ascii="Century Schoolbook" w:hAnsi="Century Schoolbook"/>
+        </w:rPr>
+        <w:t>Using maximal frequent patterns cuts down on redundancy</w:t>
+      </w:r>
+      <w:r>
+        <w:rPr>
+          <w:rFonts w:ascii="Century Schoolbook" w:hAnsi="Century Schoolbook"/>
+        </w:rPr>
+        <w:t xml:space="preserve">. Since all patterns and their subsets are kept in standard frequent patterns there is a lot of overlapping terms/data, while maximal frequent patterns only keep the maximal item </w:t>
+      </w:r>
+      <w:r>
+        <w:rPr>
+          <w:rFonts w:ascii="Century Schoolbook" w:hAnsi="Century Schoolbook"/>
+          <w:i/>
+          <w:iCs/>
+        </w:rPr>
+        <w:t>sets</w:t>
+      </w:r>
+      <w:r>
+        <w:rPr>
+          <w:rFonts w:ascii="Century Schoolbook" w:hAnsi="Century Schoolbook"/>
+        </w:rPr>
+        <w:t>.</w:t>
       </w:r>
     </w:p>
     <w:p>
@@ -4092,7 +4762,7 @@
         <w:rPr>
           <w:rFonts w:ascii="Century Schoolbook" w:hAnsi="Century Schoolbook"/>
         </w:rPr>
-        <w:t xml:space="preserve"> Yes / No </w:t>
+        <w:t xml:space="preserve"> Yes </w:t>
       </w:r>
     </w:p>
     <w:p>
@@ -4116,6 +4786,12 @@
         </w:rPr>
         <w:t xml:space="preserve"> </w:t>
       </w:r>
+      <w:r>
+        <w:rPr>
+          <w:rFonts w:ascii="Century Schoolbook" w:hAnsi="Century Schoolbook"/>
+        </w:rPr>
+        <w:t>I used ChatGPT to help me understand the concept of the difference between maximal frequent patterns and standard frequent patterns.</w:t>
+      </w:r>
     </w:p>
     <w:p>
       <w:pPr>
@@ -4147,11 +4823,11 @@
         </w:rPr>
       </w:pPr>
       <w:r>
-        <w:rPr>
-          <w:rFonts w:ascii="Century Schoolbook" w:hAnsi="Century Schoolbook"/>
-        </w:rPr>
-        <w:pict w14:anchorId="356EE7BC">
-          <v:rect id="_x0000_i1034" style="width:0;height:1.5pt" o:hralign="center" o:hrstd="t" o:hr="t" fillcolor="#a0a0a0" stroked="f"/>
+        <w:pict w14:anchorId="41AB8893">
+          <v:rect id="Horizontal Line 10" o:spid="_x0000_s2053" alt="" style="width:451.3pt;height:1.1pt;visibility:visible;mso-wrap-style:square;mso-width-percent:0;mso-height-percent:0;mso-left-percent:-10001;mso-top-percent:-10001;mso-position-horizontal:absolute;mso-position-horizontal-relative:char;mso-position-vertical:absolute;mso-position-vertical-relative:line;mso-width-percent:0;mso-height-percent:0;mso-left-percent:-10001;mso-top-percent:-10001;v-text-anchor:top" filled="f">
+            <o:lock v:ext="edit" rotation="t" aspectratio="t" verticies="t" text="t" shapetype="t"/>
+            <w10:anchorlock/>
+          </v:rect>
         </w:pict>
       </w:r>
     </w:p>
@@ -4170,7 +4846,6 @@
           <w:b/>
           <w:bCs/>
         </w:rPr>
-        <w:lastRenderedPageBreak/>
         <w:t>Question 8: Dimensionality Reduction — Motivation</w:t>
       </w:r>
     </w:p>
@@ -4219,7 +4894,6 @@
         </w:rPr>
         <w:t xml:space="preserve">After text vectorization, the </w:t>
       </w:r>
-      <w:proofErr w:type="spellStart"/>
       <w:r>
         <w:rPr>
           <w:rFonts w:ascii="Century Schoolbook" w:hAnsi="Century Schoolbook"/>
@@ -4228,7 +4902,6 @@
         </w:rPr>
         <w:t>X_counts</w:t>
       </w:r>
-      <w:proofErr w:type="spellEnd"/>
       <w:r>
         <w:rPr>
           <w:rFonts w:ascii="Century Schoolbook" w:hAnsi="Century Schoolbook"/>
@@ -4270,7 +4943,6 @@
         </w:rPr>
         <w:t xml:space="preserve">If we want to visually map how these documents group by category on a scatter plot, why is it mathematically and visually impossible to plot the raw </w:t>
       </w:r>
-      <w:proofErr w:type="spellStart"/>
       <w:r>
         <w:rPr>
           <w:rFonts w:ascii="Century Schoolbook" w:hAnsi="Century Schoolbook"/>
@@ -4279,7 +4951,6 @@
         </w:rPr>
         <w:t>X_counts</w:t>
       </w:r>
-      <w:proofErr w:type="spellEnd"/>
       <w:r>
         <w:rPr>
           <w:rFonts w:ascii="Century Schoolbook" w:hAnsi="Century Schoolbook"/>
@@ -4311,6 +4982,8 @@
         <w:jc w:val="both"/>
         <w:rPr>
           <w:rFonts w:ascii="Century Schoolbook" w:hAnsi="Century Schoolbook"/>
+          <w:b/>
+          <w:bCs/>
         </w:rPr>
       </w:pPr>
       <w:r>
@@ -4321,6 +4994,54 @@
         </w:rPr>
         <w:t>Answer:</w:t>
       </w:r>
+      <w:r>
+        <w:rPr>
+          <w:rFonts w:ascii="Century Schoolbook" w:hAnsi="Century Schoolbook"/>
+          <w:b/>
+          <w:bCs/>
+        </w:rPr>
+        <w:t xml:space="preserve"> </w:t>
+      </w:r>
+    </w:p>
+    <w:p>
+      <w:pPr>
+        <w:jc w:val="both"/>
+        <w:rPr>
+          <w:rFonts w:ascii="Century Schoolbook" w:hAnsi="Century Schoolbook"/>
+        </w:rPr>
+      </w:pPr>
+      <w:r>
+        <w:rPr>
+          <w:rFonts w:ascii="Century Schoolbook" w:hAnsi="Century Schoolbook"/>
+        </w:rPr>
+        <w:t>1. It’s impossible to plot the raw X_counts because</w:t>
+      </w:r>
+      <w:r>
+        <w:rPr>
+          <w:rFonts w:ascii="Century Schoolbook" w:hAnsi="Century Schoolbook"/>
+        </w:rPr>
+        <w:t xml:space="preserve"> there are too many dimensions. We can only realistically plot up to 3 dimensions.</w:t>
+      </w:r>
+    </w:p>
+    <w:p>
+      <w:pPr>
+        <w:jc w:val="both"/>
+        <w:rPr>
+          <w:rFonts w:ascii="Century Schoolbook" w:hAnsi="Century Schoolbook"/>
+        </w:rPr>
+      </w:pPr>
+      <w:r>
+        <w:rPr>
+          <w:rFonts w:ascii="Century Schoolbook" w:hAnsi="Century Schoolbook"/>
+        </w:rPr>
+        <w:t xml:space="preserve">2. </w:t>
+      </w:r>
+      <w:r>
+        <w:rPr>
+          <w:rFonts w:ascii="Century Schoolbook" w:hAnsi="Century Schoolbook"/>
+        </w:rPr>
+        <w:t>The category of data mining algorithms that should be applied first is variance filtering.</w:t>
+      </w:r>
     </w:p>
     <w:p>
       <w:pPr>
@@ -4341,7 +5062,7 @@
         <w:rPr>
           <w:rFonts w:ascii="Century Schoolbook" w:hAnsi="Century Schoolbook"/>
         </w:rPr>
-        <w:t xml:space="preserve"> Yes / No </w:t>
+        <w:t xml:space="preserve"> Yes </w:t>
       </w:r>
     </w:p>
     <w:p>
@@ -4365,6 +5086,98 @@
         </w:rPr>
         <w:t xml:space="preserve"> </w:t>
       </w:r>
+      <w:r>
+        <w:rPr>
+          <w:rFonts w:ascii="Century Schoolbook" w:hAnsi="Century Schoolbook"/>
+        </w:rPr>
+        <w:t>For the second question</w:t>
+      </w:r>
+      <w:r>
+        <w:rPr>
+          <w:rFonts w:ascii="Century Schoolbook" w:hAnsi="Century Schoolbook"/>
+        </w:rPr>
+        <w:t xml:space="preserve"> I wasn’t thinking about the question in the right way,</w:t>
+      </w:r>
+      <w:r>
+        <w:rPr>
+          <w:rFonts w:ascii="Century Schoolbook" w:hAnsi="Century Schoolbook"/>
+        </w:rPr>
+        <w:t xml:space="preserve"> so I asked ChatGPT </w:t>
+      </w:r>
+      <w:r>
+        <w:rPr>
+          <w:rFonts w:ascii="Century Schoolbook" w:hAnsi="Century Schoolbook"/>
+        </w:rPr>
+        <w:t xml:space="preserve">for some clarification on what </w:t>
+      </w:r>
+      <w:r>
+        <w:rPr>
+          <w:rFonts w:ascii="Century Schoolbook" w:hAnsi="Century Schoolbook"/>
+        </w:rPr>
+        <w:t xml:space="preserve">my options </w:t>
+      </w:r>
+      <w:r>
+        <w:rPr>
+          <w:rFonts w:ascii="Century Schoolbook" w:hAnsi="Century Schoolbook"/>
+        </w:rPr>
+        <w:t xml:space="preserve">were </w:t>
+      </w:r>
+      <w:r>
+        <w:rPr>
+          <w:rFonts w:ascii="Century Schoolbook" w:hAnsi="Century Schoolbook"/>
+        </w:rPr>
+        <w:t xml:space="preserve">for possible data mining algorithms </w:t>
+      </w:r>
+      <w:r>
+        <w:rPr>
+          <w:rFonts w:ascii="Century Schoolbook" w:hAnsi="Century Schoolbook"/>
+        </w:rPr>
+        <w:t xml:space="preserve">that </w:t>
+      </w:r>
+      <w:r>
+        <w:rPr>
+          <w:rFonts w:ascii="Century Schoolbook" w:hAnsi="Century Schoolbook"/>
+        </w:rPr>
+        <w:t xml:space="preserve">should be applied first. I guessed variance since it was the first </w:t>
+      </w:r>
+      <w:r>
+        <w:rPr>
+          <w:rFonts w:ascii="Century Schoolbook" w:hAnsi="Century Schoolbook"/>
+        </w:rPr>
+        <w:t>algorithm that was addressed in the assignment (I think)</w:t>
+      </w:r>
+      <w:r>
+        <w:rPr>
+          <w:rFonts w:ascii="Century Schoolbook" w:hAnsi="Century Schoolbook"/>
+        </w:rPr>
+        <w:t xml:space="preserve"> and it provides a simple baseline that is less likely to eliminate any potentially valuable data</w:t>
+      </w:r>
+      <w:r>
+        <w:rPr>
+          <w:rFonts w:ascii="Century Schoolbook" w:hAnsi="Century Schoolbook"/>
+        </w:rPr>
+        <w:t>.</w:t>
+      </w:r>
+      <w:r>
+        <w:rPr>
+          <w:rFonts w:ascii="Century Schoolbook" w:hAnsi="Century Schoolbook"/>
+        </w:rPr>
+        <w:t xml:space="preserve"> </w:t>
+      </w:r>
+    </w:p>
+    <w:p>
+      <w:pPr>
+        <w:jc w:val="both"/>
+        <w:rPr>
+          <w:rFonts w:ascii="Century Schoolbook" w:hAnsi="Century Schoolbook"/>
+        </w:rPr>
+      </w:pPr>
+      <w:r>
+        <w:rPr>
+          <w:rFonts w:ascii="Century Schoolbook" w:hAnsi="Century Schoolbook"/>
+        </w:rPr>
+        <w:t>For the reference link, I recall watching a crash course video that explained the limitations of representing anything higher than 3 dimensions.</w:t>
+      </w:r>
     </w:p>
     <w:p>
       <w:pPr>
@@ -4387,20 +5200,35 @@
         </w:rPr>
         <w:t xml:space="preserve"> </w:t>
       </w:r>
-    </w:p>
-    <w:p>
-      <w:pPr>
-        <w:jc w:val="both"/>
-        <w:rPr>
-          <w:rFonts w:ascii="Century Schoolbook" w:hAnsi="Century Schoolbook"/>
-        </w:rPr>
-      </w:pPr>
-      <w:r>
-        <w:rPr>
-          <w:rFonts w:ascii="Century Schoolbook" w:hAnsi="Century Schoolbook"/>
-        </w:rPr>
-        <w:pict w14:anchorId="7ABCF6D4">
-          <v:rect id="_x0000_i1035" style="width:0;height:1.5pt" o:hralign="center" o:hrstd="t" o:hr="t" fillcolor="#a0a0a0" stroked="f"/>
+      <w:hyperlink r:id="rId9" w:history="1">
+        <w:r>
+          <w:rPr>
+            <w:rStyle w:val="Hyperlink"/>
+            <w:rFonts w:ascii="Century Schoolbook" w:hAnsi="Century Schoolbook"/>
+          </w:rPr>
+          <w:t>https://thecrashcourse.com/topic/ai/</w:t>
+        </w:r>
+      </w:hyperlink>
+      <w:r>
+        <w:rPr>
+          <w:rFonts w:ascii="Century Schoolbook" w:hAnsi="Century Schoolbook"/>
+        </w:rPr>
+        <w:t xml:space="preserve"> </w:t>
+      </w:r>
+    </w:p>
+    <w:p>
+      <w:pPr>
+        <w:jc w:val="both"/>
+        <w:rPr>
+          <w:rFonts w:ascii="Century Schoolbook" w:hAnsi="Century Schoolbook"/>
+        </w:rPr>
+      </w:pPr>
+      <w:r>
+        <w:pict w14:anchorId="6DFDE27E">
+          <v:rect id="Horizontal Line 11" o:spid="_x0000_s2052" alt="" style="width:451.3pt;height:1.1pt;visibility:visible;mso-wrap-style:square;mso-width-percent:0;mso-height-percent:0;mso-left-percent:-10001;mso-top-percent:-10001;mso-position-horizontal:absolute;mso-position-horizontal-relative:char;mso-position-vertical:absolute;mso-position-vertical-relative:line;mso-width-percent:0;mso-height-percent:0;mso-left-percent:-10001;mso-top-percent:-10001;v-text-anchor:top" filled="f">
+            <o:lock v:ext="edit" rotation="t" aspectratio="t" verticies="t" text="t" shapetype="t"/>
+            <w10:anchorlock/>
+          </v:rect>
         </w:pict>
       </w:r>
     </w:p>
@@ -4676,6 +5504,84 @@
         </w:rPr>
         <w:t>Answer:</w:t>
       </w:r>
+      <w:r>
+        <w:rPr>
+          <w:rFonts w:ascii="Century Schoolbook" w:hAnsi="Century Schoolbook"/>
+          <w:b/>
+          <w:bCs/>
+        </w:rPr>
+        <w:t xml:space="preserve"> </w:t>
+      </w:r>
+      <w:r>
+        <w:rPr>
+          <w:rFonts w:ascii="Century Schoolbook" w:hAnsi="Century Schoolbook"/>
+        </w:rPr>
+        <w:t>1. UMAP shows more distinct, separated cluster islands, and t-SNE has heavy overlap around the center.</w:t>
+      </w:r>
+    </w:p>
+    <w:p>
+      <w:pPr>
+        <w:jc w:val="both"/>
+        <w:rPr>
+          <w:rFonts w:ascii="Century Schoolbook" w:hAnsi="Century Schoolbook"/>
+        </w:rPr>
+      </w:pPr>
+      <w:r>
+        <w:rPr>
+          <w:rFonts w:ascii="Century Schoolbook" w:hAnsi="Century Schoolbook"/>
+        </w:rPr>
+        <w:t xml:space="preserve">2. </w:t>
+      </w:r>
+      <w:r>
+        <w:rPr>
+          <w:rFonts w:ascii="Century Schoolbook" w:hAnsi="Century Schoolbook"/>
+        </w:rPr>
+        <w:t>PCA struggles to separate high-dimensional text categories because it is a linear technique</w:t>
+      </w:r>
+      <w:r>
+        <w:rPr>
+          <w:rFonts w:ascii="Century Schoolbook" w:hAnsi="Century Schoolbook"/>
+        </w:rPr>
+        <w:t xml:space="preserve"> that prioritizes maximizing variance across the entire dataset</w:t>
+      </w:r>
+      <w:r>
+        <w:rPr>
+          <w:rFonts w:ascii="Century Schoolbook" w:hAnsi="Century Schoolbook"/>
+        </w:rPr>
+        <w:t>.</w:t>
+      </w:r>
+    </w:p>
+    <w:p>
+      <w:pPr>
+        <w:jc w:val="both"/>
+        <w:rPr>
+          <w:rFonts w:ascii="Century Schoolbook" w:hAnsi="Century Schoolbook"/>
+        </w:rPr>
+      </w:pPr>
+      <w:r>
+        <w:rPr>
+          <w:rFonts w:ascii="Century Schoolbook" w:hAnsi="Century Schoolbook"/>
+        </w:rPr>
+        <w:t xml:space="preserve">3. </w:t>
+      </w:r>
+      <w:r>
+        <w:rPr>
+          <w:rFonts w:ascii="Century Schoolbook" w:hAnsi="Century Schoolbook"/>
+        </w:rPr>
+        <w:t>Data analysts should be careful not to over-interpret the distance between clusters in a t-SNE plot because the distance does not hold real significance</w:t>
+      </w:r>
+      <w:r>
+        <w:rPr>
+          <w:rFonts w:ascii="Century Schoolbook" w:hAnsi="Century Schoolbook"/>
+        </w:rPr>
+        <w:t>. Points that are close in a 2D space are not necessarily close in higher dimension spaces.</w:t>
+      </w:r>
+      <w:r>
+        <w:rPr>
+          <w:rFonts w:ascii="Century Schoolbook" w:hAnsi="Century Schoolbook"/>
+        </w:rPr>
+        <w:t xml:space="preserve"> </w:t>
+      </w:r>
     </w:p>
     <w:p>
       <w:pPr>
@@ -4696,7 +5602,19 @@
         <w:rPr>
           <w:rFonts w:ascii="Century Schoolbook" w:hAnsi="Century Schoolbook"/>
         </w:rPr>
-        <w:t xml:space="preserve"> Yes / No </w:t>
+        <w:t xml:space="preserve"> </w:t>
+      </w:r>
+      <w:r>
+        <w:rPr>
+          <w:rFonts w:ascii="Century Schoolbook" w:hAnsi="Century Schoolbook"/>
+        </w:rPr>
+        <w:t>Yes</w:t>
+      </w:r>
+      <w:r>
+        <w:rPr>
+          <w:rFonts w:ascii="Century Schoolbook" w:hAnsi="Century Schoolbook"/>
+        </w:rPr>
+        <w:t xml:space="preserve"> </w:t>
       </w:r>
     </w:p>
     <w:p>
@@ -4720,6 +5638,60 @@
         </w:rPr>
         <w:t xml:space="preserve"> </w:t>
       </w:r>
+      <w:r>
+        <w:rPr>
+          <w:rFonts w:ascii="Century Schoolbook" w:hAnsi="Century Schoolbook"/>
+        </w:rPr>
+        <w:t xml:space="preserve">I used Google Gemini to help with the second question since I was unsure that the code ran correctly because of the scarce graph that was generated for PCA. I also </w:t>
+      </w:r>
+      <w:r>
+        <w:rPr>
+          <w:rFonts w:ascii="Century Schoolbook" w:hAnsi="Century Schoolbook"/>
+        </w:rPr>
+        <w:t xml:space="preserve">got help with </w:t>
+      </w:r>
+      <w:r>
+        <w:rPr>
+          <w:rFonts w:ascii="Century Schoolbook" w:hAnsi="Century Schoolbook"/>
+        </w:rPr>
+        <w:t xml:space="preserve">the third question </w:t>
+      </w:r>
+      <w:r>
+        <w:rPr>
+          <w:rFonts w:ascii="Century Schoolbook" w:hAnsi="Century Schoolbook"/>
+        </w:rPr>
+        <w:t xml:space="preserve">since I didn’t understand the concept of “physical distance” in this context </w:t>
+      </w:r>
+      <w:r>
+        <w:rPr>
+          <w:rFonts w:ascii="Century Schoolbook" w:hAnsi="Century Schoolbook"/>
+        </w:rPr>
+        <w:t xml:space="preserve">and the AI overview helped and I cross referenced with the Reddit post that I linked, and that led me to the other reference </w:t>
+      </w:r>
+      <w:r>
+        <w:rPr>
+          <w:rFonts w:ascii="Century Schoolbook" w:hAnsi="Century Schoolbook"/>
+        </w:rPr>
+        <w:t>(</w:t>
+      </w:r>
+      <w:r>
+        <w:rPr>
+          <w:rFonts w:ascii="Century Schoolbook" w:hAnsi="Century Schoolbook"/>
+        </w:rPr>
+        <w:t>since the words from a random Redditor isn’t reputable</w:t>
+      </w:r>
+      <w:r>
+        <w:rPr>
+          <w:rFonts w:ascii="Century Schoolbook" w:hAnsi="Century Schoolbook"/>
+        </w:rPr>
+        <w:t>)</w:t>
+      </w:r>
+      <w:r>
+        <w:rPr>
+          <w:rFonts w:ascii="Century Schoolbook" w:hAnsi="Century Schoolbook"/>
+        </w:rPr>
+        <w:t>.</w:t>
+      </w:r>
     </w:p>
     <w:p>
       <w:pPr>
@@ -4750,111 +5722,141 @@
           <w:rFonts w:ascii="Century Schoolbook" w:hAnsi="Century Schoolbook"/>
         </w:rPr>
       </w:pPr>
-    </w:p>
-    <w:p>
-      <w:pPr>
-        <w:jc w:val="both"/>
-        <w:rPr>
-          <w:rFonts w:ascii="Century Schoolbook" w:hAnsi="Century Schoolbook"/>
-        </w:rPr>
-      </w:pPr>
-    </w:p>
-    <w:p>
-      <w:pPr>
-        <w:jc w:val="both"/>
-        <w:rPr>
-          <w:rFonts w:ascii="Century Schoolbook" w:hAnsi="Century Schoolbook"/>
-        </w:rPr>
-      </w:pPr>
-    </w:p>
-    <w:p>
-      <w:pPr>
-        <w:jc w:val="both"/>
-        <w:rPr>
-          <w:rFonts w:ascii="Century Schoolbook" w:hAnsi="Century Schoolbook"/>
-        </w:rPr>
-      </w:pPr>
-    </w:p>
-    <w:p>
-      <w:pPr>
-        <w:jc w:val="both"/>
-        <w:rPr>
-          <w:rFonts w:ascii="Century Schoolbook" w:hAnsi="Century Schoolbook"/>
-        </w:rPr>
-      </w:pPr>
-    </w:p>
-    <w:p>
-      <w:pPr>
-        <w:jc w:val="both"/>
-        <w:rPr>
-          <w:rFonts w:ascii="Century Schoolbook" w:hAnsi="Century Schoolbook"/>
-        </w:rPr>
-      </w:pPr>
-      <w:r>
-        <w:rPr>
-          <w:rFonts w:ascii="Century Schoolbook" w:hAnsi="Century Schoolbook"/>
+      <w:hyperlink r:id="rId10" w:history="1">
+        <w:r>
+          <w:rPr>
+            <w:rStyle w:val="Hyperlink"/>
+            <w:rFonts w:ascii="Century Schoolbook" w:hAnsi="Century Schoolbook"/>
+          </w:rPr>
+          <w:t>https://www.reddit.com/r/MachineLearning/comments/b937l9/d_interpretation_of_tsne/</w:t>
+        </w:r>
+      </w:hyperlink>
+      <w:r>
+        <w:rPr>
+          <w:rFonts w:ascii="Century Schoolbook" w:hAnsi="Century Schoolbook"/>
+        </w:rPr>
+        <w:t xml:space="preserve">  </w:t>
+      </w:r>
+    </w:p>
+    <w:p>
+      <w:pPr>
+        <w:jc w:val="both"/>
+        <w:rPr>
+          <w:rFonts w:ascii="Century Schoolbook" w:hAnsi="Century Schoolbook"/>
+        </w:rPr>
+      </w:pPr>
+      <w:hyperlink r:id="rId11" w:history="1">
+        <w:r>
+          <w:rPr>
+            <w:rStyle w:val="Hyperlink"/>
+            <w:rFonts w:ascii="Century Schoolbook" w:hAnsi="Century Schoolbook"/>
+          </w:rPr>
+          <w:t>https://distill.pub/2016/misread-tsne/</w:t>
+        </w:r>
+      </w:hyperlink>
+      <w:r>
+        <w:rPr>
+          <w:rFonts w:ascii="Century Schoolbook" w:hAnsi="Century Schoolbook"/>
+        </w:rPr>
+        <w:t xml:space="preserve"> </w:t>
+      </w:r>
+    </w:p>
+    <w:p>
+      <w:pPr>
+        <w:jc w:val="both"/>
+        <w:rPr>
+          <w:rFonts w:ascii="Century Schoolbook" w:hAnsi="Century Schoolbook"/>
+        </w:rPr>
+      </w:pPr>
+    </w:p>
+    <w:p>
+      <w:pPr>
+        <w:jc w:val="both"/>
+        <w:rPr>
+          <w:rFonts w:ascii="Century Schoolbook" w:hAnsi="Century Schoolbook"/>
+        </w:rPr>
+      </w:pPr>
+    </w:p>
+    <w:p>
+      <w:pPr>
+        <w:jc w:val="both"/>
+        <w:rPr>
+          <w:rFonts w:ascii="Century Schoolbook" w:hAnsi="Century Schoolbook"/>
+        </w:rPr>
+      </w:pPr>
+    </w:p>
+    <w:p>
+      <w:pPr>
+        <w:jc w:val="both"/>
+        <w:rPr>
+          <w:rFonts w:ascii="Century Schoolbook" w:hAnsi="Century Schoolbook"/>
+        </w:rPr>
+      </w:pPr>
+      <w:r>
+        <w:pict w14:anchorId="1A2B0964">
+          <v:rect id="Horizontal Line 12" o:spid="_x0000_s2051" alt="" style="width:451.3pt;height:1.1pt;visibility:visible;mso-wrap-style:square;mso-width-percent:0;mso-height-percent:0;mso-left-percent:-10001;mso-top-percent:-10001;mso-position-horizontal:absolute;mso-position-horizontal-relative:char;mso-position-vertical:absolute;mso-position-vertical-relative:line;mso-width-percent:0;mso-height-percent:0;mso-left-percent:-10001;mso-top-percent:-10001;v-text-anchor:top" filled="f">
+            <o:lock v:ext="edit" rotation="t" aspectratio="t" verticies="t" text="t" shapetype="t"/>
+            <w10:anchorlock/>
+          </v:rect>
+        </w:pict>
+      </w:r>
+    </w:p>
+    <w:p>
+      <w:pPr>
+        <w:jc w:val="both"/>
+        <w:rPr>
+          <w:rFonts w:ascii="Century Schoolbook" w:hAnsi="Century Schoolbook"/>
+          <w:b/>
+          <w:bCs/>
+        </w:rPr>
+      </w:pPr>
+      <w:r>
+        <w:rPr>
+          <w:rFonts w:ascii="Century Schoolbook" w:hAnsi="Century Schoolbook"/>
+          <w:b/>
+          <w:bCs/>
+        </w:rPr>
+        <w:t>Question 10: One-Hot Binarization</w:t>
+      </w:r>
+    </w:p>
+    <w:p>
+      <w:pPr>
+        <w:jc w:val="both"/>
+        <w:rPr>
+          <w:rFonts w:ascii="Century Schoolbook" w:hAnsi="Century Schoolbook"/>
+        </w:rPr>
+      </w:pPr>
+      <w:r>
+        <w:rPr>
+          <w:rFonts w:ascii="Century Schoolbook" w:hAnsi="Century Schoolbook"/>
+          <w:b/>
+          <w:bCs/>
+        </w:rPr>
+        <w:t>Notebook:</w:t>
+      </w:r>
+      <w:r>
+        <w:rPr>
+          <w:rFonts w:ascii="Century Schoolbook" w:hAnsi="Century Schoolbook"/>
+        </w:rPr>
+        <w:t xml:space="preserve"> Section 5.6 — Question 10 (take home)</w:t>
+      </w:r>
+    </w:p>
+    <w:p>
+      <w:pPr>
+        <w:jc w:val="both"/>
+        <w:rPr>
+          <w:rFonts w:ascii="Century Schoolbook" w:hAnsi="Century Schoolbook"/>
+          <w:b/>
+          <w:bCs/>
+        </w:rPr>
+      </w:pPr>
+      <w:r>
+        <w:rPr>
+          <w:rFonts w:ascii="Century Schoolbook" w:hAnsi="Century Schoolbook"/>
+          <w:b/>
+          <w:bCs/>
         </w:rPr>
         <w:lastRenderedPageBreak/>
-        <w:pict w14:anchorId="3E56138F">
-          <v:rect id="_x0000_i1036" style="width:0;height:1.5pt" o:hralign="center" o:hrstd="t" o:hr="t" fillcolor="#a0a0a0" stroked="f"/>
-        </w:pict>
-      </w:r>
-    </w:p>
-    <w:p>
-      <w:pPr>
-        <w:jc w:val="both"/>
-        <w:rPr>
-          <w:rFonts w:ascii="Century Schoolbook" w:hAnsi="Century Schoolbook"/>
-          <w:b/>
-          <w:bCs/>
-        </w:rPr>
-      </w:pPr>
-      <w:r>
-        <w:rPr>
-          <w:rFonts w:ascii="Century Schoolbook" w:hAnsi="Century Schoolbook"/>
-          <w:b/>
-          <w:bCs/>
-        </w:rPr>
-        <w:t>Question 10: One-Hot Binarization</w:t>
-      </w:r>
-    </w:p>
-    <w:p>
-      <w:pPr>
-        <w:jc w:val="both"/>
-        <w:rPr>
-          <w:rFonts w:ascii="Century Schoolbook" w:hAnsi="Century Schoolbook"/>
-        </w:rPr>
-      </w:pPr>
-      <w:r>
-        <w:rPr>
-          <w:rFonts w:ascii="Century Schoolbook" w:hAnsi="Century Schoolbook"/>
-          <w:b/>
-          <w:bCs/>
-        </w:rPr>
-        <w:t>Notebook:</w:t>
-      </w:r>
-      <w:r>
-        <w:rPr>
-          <w:rFonts w:ascii="Century Schoolbook" w:hAnsi="Century Schoolbook"/>
-        </w:rPr>
-        <w:t xml:space="preserve"> Section 5.6 — Question 10 (take home)</w:t>
-      </w:r>
-    </w:p>
-    <w:p>
-      <w:pPr>
-        <w:jc w:val="both"/>
-        <w:rPr>
-          <w:rFonts w:ascii="Century Schoolbook" w:hAnsi="Century Schoolbook"/>
-          <w:b/>
-          <w:bCs/>
-        </w:rPr>
-      </w:pPr>
-      <w:r>
-        <w:rPr>
-          <w:rFonts w:ascii="Century Schoolbook" w:hAnsi="Century Schoolbook"/>
-          <w:b/>
-          <w:bCs/>
-        </w:rPr>
         <w:t xml:space="preserve">Task: </w:t>
       </w:r>
       <w:r>
@@ -4877,7 +5879,6 @@
         </w:rPr>
         <w:t xml:space="preserve"> (integers 0, 1, 2, 3). Then look at the output of </w:t>
       </w:r>
-      <w:proofErr w:type="spellStart"/>
       <w:r>
         <w:rPr>
           <w:rFonts w:ascii="Century Schoolbook" w:hAnsi="Century Schoolbook"/>
@@ -4886,7 +5887,6 @@
         </w:rPr>
         <w:t>LabelBinarizer</w:t>
       </w:r>
-      <w:proofErr w:type="spellEnd"/>
       <w:r>
         <w:rPr>
           <w:rFonts w:ascii="Century Schoolbook" w:hAnsi="Century Schoolbook"/>
@@ -4995,6 +5995,8 @@
         <w:jc w:val="both"/>
         <w:rPr>
           <w:rFonts w:ascii="Century Schoolbook" w:hAnsi="Century Schoolbook"/>
+          <w:b/>
+          <w:bCs/>
         </w:rPr>
       </w:pPr>
       <w:r>
@@ -5005,6 +6007,104 @@
         </w:rPr>
         <w:t>Answer:</w:t>
       </w:r>
+      <w:r>
+        <w:rPr>
+          <w:rFonts w:ascii="Century Schoolbook" w:hAnsi="Century Schoolbook"/>
+          <w:b/>
+          <w:bCs/>
+        </w:rPr>
+        <w:t xml:space="preserve"> </w:t>
+      </w:r>
+    </w:p>
+    <w:p>
+      <w:pPr>
+        <w:jc w:val="both"/>
+        <w:rPr>
+          <w:rFonts w:ascii="Century Schoolbook" w:hAnsi="Century Schoolbook"/>
+        </w:rPr>
+      </w:pPr>
+      <w:r>
+        <w:rPr>
+          <w:rFonts w:ascii="Century Schoolbook" w:hAnsi="Century Schoolbook"/>
+        </w:rPr>
+        <w:t xml:space="preserve">1. </w:t>
+      </w:r>
+      <w:r>
+        <w:rPr>
+          <w:rFonts w:ascii="Century Schoolbook" w:hAnsi="Century Schoolbook"/>
+        </w:rPr>
+        <w:t xml:space="preserve">4 binary columns were created to represent the 4 categories. </w:t>
+      </w:r>
+    </w:p>
+    <w:p>
+      <w:pPr>
+        <w:jc w:val="both"/>
+        <w:rPr>
+          <w:rFonts w:ascii="Century Schoolbook" w:hAnsi="Century Schoolbook"/>
+        </w:rPr>
+      </w:pPr>
+      <w:r>
+        <w:rPr>
+          <w:rFonts w:ascii="Century Schoolbook" w:hAnsi="Century Schoolbook"/>
+        </w:rPr>
+        <w:t xml:space="preserve">2. </w:t>
+      </w:r>
+      <w:r>
+        <w:rPr>
+          <w:rFonts w:ascii="Century Schoolbook" w:hAnsi="Century Schoolbook"/>
+        </w:rPr>
+        <w:t>The false mathematical assumption that an algorithm makes when given a raw integer value is magnitude</w:t>
+      </w:r>
+      <w:r>
+        <w:rPr>
+          <w:rFonts w:ascii="Century Schoolbook" w:hAnsi="Century Schoolbook"/>
+        </w:rPr>
+        <w:t xml:space="preserve"> and will </w:t>
+      </w:r>
+      <w:r>
+        <w:rPr>
+          <w:rFonts w:ascii="Century Schoolbook" w:hAnsi="Century Schoolbook"/>
+        </w:rPr>
+        <w:t xml:space="preserve">potentially </w:t>
+      </w:r>
+      <w:r>
+        <w:rPr>
+          <w:rFonts w:ascii="Century Schoolbook" w:hAnsi="Century Schoolbook"/>
+        </w:rPr>
+        <w:t>treat the values as continuous.</w:t>
+      </w:r>
+    </w:p>
+    <w:p>
+      <w:pPr>
+        <w:jc w:val="both"/>
+        <w:rPr>
+          <w:rFonts w:ascii="Century Schoolbook" w:hAnsi="Century Schoolbook"/>
+        </w:rPr>
+      </w:pPr>
+      <w:r>
+        <w:rPr>
+          <w:rFonts w:ascii="Century Schoolbook" w:hAnsi="Century Schoolbook"/>
+        </w:rPr>
+        <w:t xml:space="preserve">3. One-hot binarization eliminates the problem by removing the difference in magnitude </w:t>
+      </w:r>
+      <w:r>
+        <w:rPr>
+          <w:rFonts w:ascii="Century Schoolbook" w:hAnsi="Century Schoolbook"/>
+        </w:rPr>
+        <w:t xml:space="preserve">between the categories </w:t>
+      </w:r>
+      <w:r>
+        <w:rPr>
+          <w:rFonts w:ascii="Century Schoolbook" w:hAnsi="Century Schoolbook"/>
+        </w:rPr>
+        <w:t>by treating</w:t>
+      </w:r>
+      <w:r>
+        <w:rPr>
+          <w:rFonts w:ascii="Century Schoolbook" w:hAnsi="Century Schoolbook"/>
+        </w:rPr>
+        <w:t xml:space="preserve"> each of them as entirely independent features.</w:t>
+      </w:r>
     </w:p>
     <w:p>
       <w:pPr>
@@ -5025,7 +6125,7 @@
         <w:rPr>
           <w:rFonts w:ascii="Century Schoolbook" w:hAnsi="Century Schoolbook"/>
         </w:rPr>
-        <w:t xml:space="preserve"> Yes / No </w:t>
+        <w:t xml:space="preserve"> Yes </w:t>
       </w:r>
     </w:p>
     <w:p>
@@ -5049,6 +6149,24 @@
         </w:rPr>
         <w:t xml:space="preserve"> </w:t>
       </w:r>
+      <w:r>
+        <w:rPr>
+          <w:rFonts w:ascii="Century Schoolbook" w:hAnsi="Century Schoolbook"/>
+        </w:rPr>
+        <w:t>For the second question, I knew that the answer had to do with assuming the values had some sort of correlation when</w:t>
+      </w:r>
+      <w:r>
+        <w:rPr>
+          <w:rFonts w:ascii="Century Schoolbook" w:hAnsi="Century Schoolbook"/>
+        </w:rPr>
+        <w:t xml:space="preserve"> they don’t</w:t>
+      </w:r>
+      <w:r>
+        <w:rPr>
+          <w:rFonts w:ascii="Century Schoolbook" w:hAnsi="Century Schoolbook"/>
+        </w:rPr>
+        <w:t>, given categorical data, but I didn’t know what the specific term was so the Google AI Overview helped clear it up.</w:t>
+      </w:r>
     </w:p>
     <w:p>
       <w:pPr>
@@ -5080,11 +6198,11 @@
         </w:rPr>
       </w:pPr>
       <w:r>
-        <w:rPr>
-          <w:rFonts w:ascii="Century Schoolbook" w:hAnsi="Century Schoolbook"/>
-        </w:rPr>
-        <w:pict w14:anchorId="07392833">
-          <v:rect id="_x0000_i1037" style="width:0;height:1.5pt" o:hralign="center" o:hrstd="t" o:hr="t" fillcolor="#a0a0a0" stroked="f"/>
+        <w:pict w14:anchorId="0C00877D">
+          <v:rect id="Horizontal Line 13" o:spid="_x0000_s2050" alt="" style="width:451.3pt;height:1.1pt;visibility:visible;mso-wrap-style:square;mso-width-percent:0;mso-height-percent:0;mso-left-percent:-10001;mso-top-percent:-10001;mso-position-horizontal:absolute;mso-position-horizontal-relative:char;mso-position-vertical:absolute;mso-position-vertical-relative:line;mso-width-percent:0;mso-height-percent:0;mso-left-percent:-10001;mso-top-percent:-10001;v-text-anchor:top" filled="f">
+            <o:lock v:ext="edit" rotation="t" aspectratio="t" verticies="t" text="t" shapetype="t"/>
+            <w10:anchorlock/>
+          </v:rect>
         </w:pict>
       </w:r>
     </w:p>
@@ -5099,7 +6217,7 @@
 </file>
 
 <file path=word/endnotes.xml><?xml version="1.0" encoding="utf-8"?>
-<w:endnotes xmlns:wpc="http://schemas.microsoft.com/office/word/2010/wordprocessingCanvas" xmlns:cx="http://schemas.microsoft.com/office/drawing/2014/chartex" xmlns:cx1="http://schemas.microsoft.com/office/drawing/2015/9/8/chartex" xmlns:cx2="http://schemas.microsoft.com/office/drawing/2015/10/21/chartex" xmlns:cx3="http://schemas.microsoft.com/office/drawing/2016/5/9/chartex" xmlns:cx4="http://schemas.microsoft.com/office/drawing/2016/5/10/chartex" xmlns:cx5="http://schemas.microsoft.com/office/drawing/2016/5/11/chartex" xmlns:cx6="http://schemas.microsoft.com/office/drawing/2016/5/12/chartex" xmlns:cx7="http://schemas.microsoft.com/office/drawing/2016/5/13/chartex" xmlns:cx8="http://schemas.microsoft.com/office/drawing/2016/5/14/chartex" xmlns:mc="http://schemas.openxmlformats.org/markup-compatibility/2006" xmlns:aink="http://schemas.microsoft.com/office/drawing/2016/ink" xmlns:am3d="http://schemas.microsoft.com/office/drawing/2017/model3d" xmlns:o="urn:schemas-microsoft-com:office:office" xmlns:oel="http://schemas.microsoft.com/office/2019/extlst" xmlns:r="http://schemas.openxmlformats.org/officeDocument/2006/relationships" xmlns:m="http://schemas.openxmlformats.org/officeDocument/2006/math" xmlns:v="urn:schemas-microsoft-com:vml" xmlns:wp14="http://schemas.microsoft.com/office/word/2010/wordprocessingDrawing" xmlns:wp="http://schemas.openxmlformats.org/drawingml/2006/wordprocessingDrawing" xmlns:w10="urn:schemas-microsoft-com:office:word" xmlns:w="http://schemas.openxmlformats.org/wordprocessingml/2006/main" xmlns:w14="http://schemas.microsoft.com/office/word/2010/wordml" xmlns:w15="http://schemas.microsoft.com/office/word/2012/wordml" xmlns:w16cex="http://schemas.microsoft.com/office/word/2018/wordml/cex" xmlns:w16cid="http://schemas.microsoft.com/office/word/2016/wordml/cid" xmlns:w16="http://schemas.microsoft.com/office/word/2018/wordml" xmlns:w16du="http://schemas.microsoft.com/office/word/2023/wordml/word16du" xmlns:w16sdtdh="http://schemas.microsoft.com/office/word/2020/wordml/sdtdatahash" xmlns:w16sdtfl="http://schemas.microsoft.com/office/word/2024/wordml/sdtformatlock" xmlns:w16se="http://schemas.microsoft.com/office/word/2015/wordml/symex" xmlns:wpg="http://schemas.microsoft.com/office/word/2010/wordprocessingGroup" xmlns:wpi="http://schemas.microsoft.com/office/word/2010/wordprocessingInk" xmlns:wne="http://schemas.microsoft.com/office/word/2006/wordml" xmlns:wps="http://schemas.microsoft.com/office/word/2010/wordprocessingShape" mc:Ignorable="w14 w15 w16se w16cid w16 w16cex w16sdtdh w16sdtfl w16du wp14">
+<w:endnotes xmlns:wpc="http://schemas.microsoft.com/office/word/2010/wordprocessingCanvas" xmlns:cx="http://schemas.microsoft.com/office/drawing/2014/chartex" xmlns:cx1="http://schemas.microsoft.com/office/drawing/2015/9/8/chartex" xmlns:cx2="http://schemas.microsoft.com/office/drawing/2015/10/21/chartex" xmlns:cx3="http://schemas.microsoft.com/office/drawing/2016/5/9/chartex" xmlns:cx4="http://schemas.microsoft.com/office/drawing/2016/5/10/chartex" xmlns:cx5="http://schemas.microsoft.com/office/drawing/2016/5/11/chartex" xmlns:cx6="http://schemas.microsoft.com/office/drawing/2016/5/12/chartex" xmlns:cx7="http://schemas.microsoft.com/office/drawing/2016/5/13/chartex" xmlns:cx8="http://schemas.microsoft.com/office/drawing/2016/5/14/chartex" xmlns:mc="http://schemas.openxmlformats.org/markup-compatibility/2006" xmlns:m="http://schemas.openxmlformats.org/officeDocument/2006/math" xmlns:aink="http://schemas.microsoft.com/office/drawing/2016/ink" xmlns:am3d="http://schemas.microsoft.com/office/drawing/2017/model3d" xmlns:oel="http://schemas.microsoft.com/office/2019/extlst" xmlns:r="http://schemas.openxmlformats.org/officeDocument/2006/relationships" xmlns:wp14="http://schemas.microsoft.com/office/word/2010/wordprocessingDrawing" xmlns:wp="http://schemas.openxmlformats.org/drawingml/2006/wordprocessingDrawing" xmlns:wpg="http://schemas.microsoft.com/office/word/2010/wordprocessingGroup" xmlns:wpi="http://schemas.microsoft.com/office/word/2010/wordprocessingInk" xmlns:wps="http://schemas.microsoft.com/office/word/2010/wordprocessingShape" xmlns:o="urn:schemas-microsoft-com:office:office" xmlns:v="urn:schemas-microsoft-com:vml" xmlns:w10="urn:schemas-microsoft-com:office:word" xmlns:w="http://schemas.openxmlformats.org/wordprocessingml/2006/main" xmlns:w14="http://schemas.microsoft.com/office/word/2010/wordml" xmlns:w15="http://schemas.microsoft.com/office/word/2012/wordml" xmlns:w16cex="http://schemas.microsoft.com/office/word/2018/wordml/cex" xmlns:w16cid="http://schemas.microsoft.com/office/word/2016/wordml/cid" xmlns:w16="http://schemas.microsoft.com/office/word/2018/wordml" xmlns:w16sdtdh="http://schemas.microsoft.com/office/word/2020/wordml/sdtdatahash" xmlns:w16sdtfl="http://schemas.microsoft.com/office/word/2024/wordml/sdtformatlock" xmlns:w16se="http://schemas.microsoft.com/office/word/2015/wordml/symex" xmlns:w16du="http://schemas.microsoft.com/office/word/2023/wordml/word16du" xmlns:wne="http://schemas.microsoft.com/office/word/2006/wordml" mc:Ignorable="w14 w15 w16se w16cid w16 w16cex w16sdtdh w16sdtfl w16du wp14">
   <w:endnote w:type="separator" w:id="-1">
     <w:p>
       <w:pPr>
@@ -5124,7 +6242,7 @@
 </file>
 
 <file path=word/footnotes.xml><?xml version="1.0" encoding="utf-8"?>
-<w:footnotes xmlns:wpc="http://schemas.microsoft.com/office/word/2010/wordprocessingCanvas" xmlns:cx="http://schemas.microsoft.com/office/drawing/2014/chartex" xmlns:cx1="http://schemas.microsoft.com/office/drawing/2015/9/8/chartex" xmlns:cx2="http://schemas.microsoft.com/office/drawing/2015/10/21/chartex" xmlns:cx3="http://schemas.microsoft.com/office/drawing/2016/5/9/chartex" xmlns:cx4="http://schemas.microsoft.com/office/drawing/2016/5/10/chartex" xmlns:cx5="http://schemas.microsoft.com/office/drawing/2016/5/11/chartex" xmlns:cx6="http://schemas.microsoft.com/office/drawing/2016/5/12/chartex" xmlns:cx7="http://schemas.microsoft.com/office/drawing/2016/5/13/chartex" xmlns:cx8="http://schemas.microsoft.com/office/drawing/2016/5/14/chartex" xmlns:mc="http://schemas.openxmlformats.org/markup-compatibility/2006" xmlns:aink="http://schemas.microsoft.com/office/drawing/2016/ink" xmlns:am3d="http://schemas.microsoft.com/office/drawing/2017/model3d" xmlns:o="urn:schemas-microsoft-com:office:office" xmlns:oel="http://schemas.microsoft.com/office/2019/extlst" xmlns:r="http://schemas.openxmlformats.org/officeDocument/2006/relationships" xmlns:m="http://schemas.openxmlformats.org/officeDocument/2006/math" xmlns:v="urn:schemas-microsoft-com:vml" xmlns:wp14="http://schemas.microsoft.com/office/word/2010/wordprocessingDrawing" xmlns:wp="http://schemas.openxmlformats.org/drawingml/2006/wordprocessingDrawing" xmlns:w10="urn:schemas-microsoft-com:office:word" xmlns:w="http://schemas.openxmlformats.org/wordprocessingml/2006/main" xmlns:w14="http://schemas.microsoft.com/office/word/2010/wordml" xmlns:w15="http://schemas.microsoft.com/office/word/2012/wordml" xmlns:w16cex="http://schemas.microsoft.com/office/word/2018/wordml/cex" xmlns:w16cid="http://schemas.microsoft.com/office/word/2016/wordml/cid" xmlns:w16="http://schemas.microsoft.com/office/word/2018/wordml" xmlns:w16du="http://schemas.microsoft.com/office/word/2023/wordml/word16du" xmlns:w16sdtdh="http://schemas.microsoft.com/office/word/2020/wordml/sdtdatahash" xmlns:w16sdtfl="http://schemas.microsoft.com/office/word/2024/wordml/sdtformatlock" xmlns:w16se="http://schemas.microsoft.com/office/word/2015/wordml/symex" xmlns:wpg="http://schemas.microsoft.com/office/word/2010/wordprocessingGroup" xmlns:wpi="http://schemas.microsoft.com/office/word/2010/wordprocessingInk" xmlns:wne="http://schemas.microsoft.com/office/word/2006/wordml" xmlns:wps="http://schemas.microsoft.com/office/word/2010/wordprocessingShape" mc:Ignorable="w14 w15 w16se w16cid w16 w16cex w16sdtdh w16sdtfl w16du wp14">
+<w:footnotes xmlns:wpc="http://schemas.microsoft.com/office/word/2010/wordprocessingCanvas" xmlns:cx="http://schemas.microsoft.com/office/drawing/2014/chartex" xmlns:cx1="http://schemas.microsoft.com/office/drawing/2015/9/8/chartex" xmlns:cx2="http://schemas.microsoft.com/office/drawing/2015/10/21/chartex" xmlns:cx3="http://schemas.microsoft.com/office/drawing/2016/5/9/chartex" xmlns:cx4="http://schemas.microsoft.com/office/drawing/2016/5/10/chartex" xmlns:cx5="http://schemas.microsoft.com/office/drawing/2016/5/11/chartex" xmlns:cx6="http://schemas.microsoft.com/office/drawing/2016/5/12/chartex" xmlns:cx7="http://schemas.microsoft.com/office/drawing/2016/5/13/chartex" xmlns:cx8="http://schemas.microsoft.com/office/drawing/2016/5/14/chartex" xmlns:mc="http://schemas.openxmlformats.org/markup-compatibility/2006" xmlns:m="http://schemas.openxmlformats.org/officeDocument/2006/math" xmlns:aink="http://schemas.microsoft.com/office/drawing/2016/ink" xmlns:am3d="http://schemas.microsoft.com/office/drawing/2017/model3d" xmlns:oel="http://schemas.microsoft.com/office/2019/extlst" xmlns:r="http://schemas.openxmlformats.org/officeDocument/2006/relationships" xmlns:wp14="http://schemas.microsoft.com/office/word/2010/wordprocessingDrawing" xmlns:wp="http://schemas.openxmlformats.org/drawingml/2006/wordprocessingDrawing" xmlns:wpg="http://schemas.microsoft.com/office/word/2010/wordprocessingGroup" xmlns:wpi="http://schemas.microsoft.com/office/word/2010/wordprocessingInk" xmlns:wps="http://schemas.microsoft.com/office/word/2010/wordprocessingShape" xmlns:o="urn:schemas-microsoft-com:office:office" xmlns:v="urn:schemas-microsoft-com:vml" xmlns:w10="urn:schemas-microsoft-com:office:word" xmlns:w="http://schemas.openxmlformats.org/wordprocessingml/2006/main" xmlns:w14="http://schemas.microsoft.com/office/word/2010/wordml" xmlns:w15="http://schemas.microsoft.com/office/word/2012/wordml" xmlns:w16cex="http://schemas.microsoft.com/office/word/2018/wordml/cex" xmlns:w16cid="http://schemas.microsoft.com/office/word/2016/wordml/cid" xmlns:w16="http://schemas.microsoft.com/office/word/2018/wordml" xmlns:w16sdtdh="http://schemas.microsoft.com/office/word/2020/wordml/sdtdatahash" xmlns:w16sdtfl="http://schemas.microsoft.com/office/word/2024/wordml/sdtformatlock" xmlns:w16se="http://schemas.microsoft.com/office/word/2015/wordml/symex" xmlns:w16du="http://schemas.microsoft.com/office/word/2023/wordml/word16du" xmlns:wne="http://schemas.microsoft.com/office/word/2006/wordml" mc:Ignorable="w14 w15 w16se w16cid w16 w16cex w16sdtdh w16sdtfl w16du wp14">
   <w:footnote w:type="separator" w:id="-1">
     <w:p>
       <w:pPr>
@@ -5149,7 +6267,7 @@
 </file>
 
 <file path=word/numbering.xml><?xml version="1.0" encoding="utf-8"?>
-<w:numbering xmlns:wpc="http://schemas.microsoft.com/office/word/2010/wordprocessingCanvas" xmlns:cx="http://schemas.microsoft.com/office/drawing/2014/chartex" xmlns:cx1="http://schemas.microsoft.com/office/drawing/2015/9/8/chartex" xmlns:cx2="http://schemas.microsoft.com/office/drawing/2015/10/21/chartex" xmlns:cx3="http://schemas.microsoft.com/office/drawing/2016/5/9/chartex" xmlns:cx4="http://schemas.microsoft.com/office/drawing/2016/5/10/chartex" xmlns:cx5="http://schemas.microsoft.com/office/drawing/2016/5/11/chartex" xmlns:cx6="http://schemas.microsoft.com/office/drawing/2016/5/12/chartex" xmlns:cx7="http://schemas.microsoft.com/office/drawing/2016/5/13/chartex" xmlns:cx8="http://schemas.microsoft.com/office/drawing/2016/5/14/chartex" xmlns:mc="http://schemas.openxmlformats.org/markup-compatibility/2006" xmlns:aink="http://schemas.microsoft.com/office/drawing/2016/ink" xmlns:am3d="http://schemas.microsoft.com/office/drawing/2017/model3d" xmlns:o="urn:schemas-microsoft-com:office:office" xmlns:oel="http://schemas.microsoft.com/office/2019/extlst" xmlns:r="http://schemas.openxmlformats.org/officeDocument/2006/relationships" xmlns:m="http://schemas.openxmlformats.org/officeDocument/2006/math" xmlns:v="urn:schemas-microsoft-com:vml" xmlns:wp14="http://schemas.microsoft.com/office/word/2010/wordprocessingDrawing" xmlns:wp="http://schemas.openxmlformats.org/drawingml/2006/wordprocessingDrawing" xmlns:w10="urn:schemas-microsoft-com:office:word" xmlns:w="http://schemas.openxmlformats.org/wordprocessingml/2006/main" xmlns:w14="http://schemas.microsoft.com/office/word/2010/wordml" xmlns:w15="http://schemas.microsoft.com/office/word/2012/wordml" xmlns:w16cex="http://schemas.microsoft.com/office/word/2018/wordml/cex" xmlns:w16cid="http://schemas.microsoft.com/office/word/2016/wordml/cid" xmlns:w16="http://schemas.microsoft.com/office/word/2018/wordml" xmlns:w16du="http://schemas.microsoft.com/office/word/2023/wordml/word16du" xmlns:w16sdtdh="http://schemas.microsoft.com/office/word/2020/wordml/sdtdatahash" xmlns:w16sdtfl="http://schemas.microsoft.com/office/word/2024/wordml/sdtformatlock" xmlns:w16se="http://schemas.microsoft.com/office/word/2015/wordml/symex" xmlns:wpg="http://schemas.microsoft.com/office/word/2010/wordprocessingGroup" xmlns:wpi="http://schemas.microsoft.com/office/word/2010/wordprocessingInk" xmlns:wne="http://schemas.microsoft.com/office/word/2006/wordml" xmlns:wps="http://schemas.microsoft.com/office/word/2010/wordprocessingShape" mc:Ignorable="w14 w15 w16se w16cid w16 w16cex w16sdtdh w16sdtfl w16du wp14">
+<w:numbering xmlns:wpc="http://schemas.microsoft.com/office/word/2010/wordprocessingCanvas" xmlns:cx="http://schemas.microsoft.com/office/drawing/2014/chartex" xmlns:cx1="http://schemas.microsoft.com/office/drawing/2015/9/8/chartex" xmlns:cx2="http://schemas.microsoft.com/office/drawing/2015/10/21/chartex" xmlns:cx3="http://schemas.microsoft.com/office/drawing/2016/5/9/chartex" xmlns:cx4="http://schemas.microsoft.com/office/drawing/2016/5/10/chartex" xmlns:cx5="http://schemas.microsoft.com/office/drawing/2016/5/11/chartex" xmlns:cx6="http://schemas.microsoft.com/office/drawing/2016/5/12/chartex" xmlns:cx7="http://schemas.microsoft.com/office/drawing/2016/5/13/chartex" xmlns:cx8="http://schemas.microsoft.com/office/drawing/2016/5/14/chartex" xmlns:mc="http://schemas.openxmlformats.org/markup-compatibility/2006" xmlns:m="http://schemas.openxmlformats.org/officeDocument/2006/math" xmlns:aink="http://schemas.microsoft.com/office/drawing/2016/ink" xmlns:am3d="http://schemas.microsoft.com/office/drawing/2017/model3d" xmlns:oel="http://schemas.microsoft.com/office/2019/extlst" xmlns:r="http://schemas.openxmlformats.org/officeDocument/2006/relationships" xmlns:wp14="http://schemas.microsoft.com/office/word/2010/wordprocessingDrawing" xmlns:wp="http://schemas.openxmlformats.org/drawingml/2006/wordprocessingDrawing" xmlns:wpg="http://schemas.microsoft.com/office/word/2010/wordprocessingGroup" xmlns:wpi="http://schemas.microsoft.com/office/word/2010/wordprocessingInk" xmlns:wps="http://schemas.microsoft.com/office/word/2010/wordprocessingShape" xmlns:o="urn:schemas-microsoft-com:office:office" xmlns:v="urn:schemas-microsoft-com:vml" xmlns:w10="urn:schemas-microsoft-com:office:word" xmlns:w="http://schemas.openxmlformats.org/wordprocessingml/2006/main" xmlns:w14="http://schemas.microsoft.com/office/word/2010/wordml" xmlns:w15="http://schemas.microsoft.com/office/word/2012/wordml" xmlns:w16cex="http://schemas.microsoft.com/office/word/2018/wordml/cex" xmlns:w16cid="http://schemas.microsoft.com/office/word/2016/wordml/cid" xmlns:w16="http://schemas.microsoft.com/office/word/2018/wordml" xmlns:w16sdtdh="http://schemas.microsoft.com/office/word/2020/wordml/sdtdatahash" xmlns:w16sdtfl="http://schemas.microsoft.com/office/word/2024/wordml/sdtformatlock" xmlns:w16se="http://schemas.microsoft.com/office/word/2015/wordml/symex" xmlns:w16du="http://schemas.microsoft.com/office/word/2023/wordml/word16du" xmlns:wne="http://schemas.microsoft.com/office/word/2006/wordml" mc:Ignorable="w14 w15 w16se w16cid w16 w16cex w16sdtdh w16sdtfl w16du wp14">
   <w:abstractNum w:abstractNumId="0" w15:restartNumberingAfterBreak="0">
     <w:nsid w:val="02604484"/>
     <w:multiLevelType w:val="multilevel"/>
@@ -5666,6 +6784,209 @@
     </w:lvl>
   </w:abstractNum>
   <w:abstractNum w:abstractNumId="4" w15:restartNumberingAfterBreak="0">
+    <w:nsid w:val="18DF4B36"/>
+    <w:multiLevelType w:val="hybridMultilevel"/>
+    <w:tmpl w:val="07F46BEC"/>
+    <w:lvl w:ilvl="0" w:tplc="FE8CF6C2">
+      <w:start w:val="1"/>
+      <w:numFmt w:val="decimal"/>
+      <w:lvlText w:val="%1."/>
+      <w:lvlJc w:val="left"/>
+      <w:pPr>
+        <w:ind w:left="360" w:hanging="360"/>
+      </w:pPr>
+      <w:rPr>
+        <w:rFonts w:hint="default"/>
+        <w:b/>
+      </w:rPr>
+    </w:lvl>
+    <w:lvl w:ilvl="1" w:tplc="04090019" w:tentative="1">
+      <w:start w:val="1"/>
+      <w:numFmt w:val="lowerLetter"/>
+      <w:lvlText w:val="%2)"/>
+      <w:lvlJc w:val="left"/>
+      <w:pPr>
+        <w:ind w:left="880" w:hanging="440"/>
+      </w:pPr>
+    </w:lvl>
+    <w:lvl w:ilvl="2" w:tplc="0409001B" w:tentative="1">
+      <w:start w:val="1"/>
+      <w:numFmt w:val="lowerRoman"/>
+      <w:lvlText w:val="%3."/>
+      <w:lvlJc w:val="right"/>
+      <w:pPr>
+        <w:ind w:left="1320" w:hanging="440"/>
+      </w:pPr>
+    </w:lvl>
+    <w:lvl w:ilvl="3" w:tplc="0409000F" w:tentative="1">
+      <w:start w:val="1"/>
+      <w:numFmt w:val="decimal"/>
+      <w:lvlText w:val="%4."/>
+      <w:lvlJc w:val="left"/>
+      <w:pPr>
+        <w:ind w:left="1760" w:hanging="440"/>
+      </w:pPr>
+    </w:lvl>
+    <w:lvl w:ilvl="4" w:tplc="04090019" w:tentative="1">
+      <w:start w:val="1"/>
+      <w:numFmt w:val="lowerLetter"/>
+      <w:lvlText w:val="%5)"/>
+      <w:lvlJc w:val="left"/>
+      <w:pPr>
+        <w:ind w:left="2200" w:hanging="440"/>
+      </w:pPr>
+    </w:lvl>
+    <w:lvl w:ilvl="5" w:tplc="0409001B" w:tentative="1">
+      <w:start w:val="1"/>
+      <w:numFmt w:val="lowerRoman"/>
+      <w:lvlText w:val="%6."/>
+      <w:lvlJc w:val="right"/>
+      <w:pPr>
+        <w:ind w:left="2640" w:hanging="440"/>
+      </w:pPr>
+    </w:lvl>
+    <w:lvl w:ilvl="6" w:tplc="0409000F" w:tentative="1">
+      <w:start w:val="1"/>
+      <w:numFmt w:val="decimal"/>
+      <w:lvlText w:val="%7."/>
+      <w:lvlJc w:val="left"/>
+      <w:pPr>
+        <w:ind w:left="3080" w:hanging="440"/>
+      </w:pPr>
+    </w:lvl>
+    <w:lvl w:ilvl="7" w:tplc="04090019" w:tentative="1">
+      <w:start w:val="1"/>
+      <w:numFmt w:val="lowerLetter"/>
+      <w:lvlText w:val="%8)"/>
+      <w:lvlJc w:val="left"/>
+      <w:pPr>
+        <w:ind w:left="3520" w:hanging="440"/>
+      </w:pPr>
+    </w:lvl>
+    <w:lvl w:ilvl="8" w:tplc="0409001B" w:tentative="1">
+      <w:start w:val="1"/>
+      <w:numFmt w:val="lowerRoman"/>
+      <w:lvlText w:val="%9."/>
+      <w:lvlJc w:val="right"/>
+      <w:pPr>
+        <w:ind w:left="3960" w:hanging="440"/>
+      </w:pPr>
+    </w:lvl>
+  </w:abstractNum>
+  <w:abstractNum w:abstractNumId="5" w15:restartNumberingAfterBreak="0">
+    <w:nsid w:val="19ED5F46"/>
+    <w:multiLevelType w:val="hybridMultilevel"/>
+    <w:tmpl w:val="34E0C3CE"/>
+    <w:lvl w:ilvl="0" w:tplc="04090001">
+      <w:start w:val="1"/>
+      <w:numFmt w:val="bullet"/>
+      <w:lvlText w:val=""/>
+      <w:lvlJc w:val="left"/>
+      <w:pPr>
+        <w:ind w:left="1160" w:hanging="440"/>
+      </w:pPr>
+      <w:rPr>
+        <w:rFonts w:ascii="Symbol" w:hAnsi="Symbol" w:hint="default"/>
+      </w:rPr>
+    </w:lvl>
+    <w:lvl w:ilvl="1" w:tplc="04090003">
+      <w:start w:val="1"/>
+      <w:numFmt w:val="bullet"/>
+      <w:lvlText w:val=""/>
+      <w:lvlJc w:val="left"/>
+      <w:pPr>
+        <w:ind w:left="1600" w:hanging="440"/>
+      </w:pPr>
+      <w:rPr>
+        <w:rFonts w:ascii="Wingdings" w:hAnsi="Wingdings" w:hint="default"/>
+      </w:rPr>
+    </w:lvl>
+    <w:lvl w:ilvl="2" w:tplc="04090005" w:tentative="1">
+      <w:start w:val="1"/>
+      <w:numFmt w:val="bullet"/>
+      <w:lvlText w:val=""/>
+      <w:lvlJc w:val="left"/>
+      <w:pPr>
+        <w:ind w:left="2040" w:hanging="440"/>
+      </w:pPr>
+      <w:rPr>
+        <w:rFonts w:ascii="Wingdings" w:hAnsi="Wingdings" w:hint="default"/>
+      </w:rPr>
+    </w:lvl>
+    <w:lvl w:ilvl="3" w:tplc="04090001" w:tentative="1">
+      <w:start w:val="1"/>
+      <w:numFmt w:val="bullet"/>
+      <w:lvlText w:val=""/>
+      <w:lvlJc w:val="left"/>
+      <w:pPr>
+        <w:ind w:left="2480" w:hanging="440"/>
+      </w:pPr>
+      <w:rPr>
+        <w:rFonts w:ascii="Wingdings" w:hAnsi="Wingdings" w:hint="default"/>
+      </w:rPr>
+    </w:lvl>
+    <w:lvl w:ilvl="4" w:tplc="04090003" w:tentative="1">
+      <w:start w:val="1"/>
+      <w:numFmt w:val="bullet"/>
+      <w:lvlText w:val=""/>
+      <w:lvlJc w:val="left"/>
+      <w:pPr>
+        <w:ind w:left="2920" w:hanging="440"/>
+      </w:pPr>
+      <w:rPr>
+        <w:rFonts w:ascii="Wingdings" w:hAnsi="Wingdings" w:hint="default"/>
+      </w:rPr>
+    </w:lvl>
+    <w:lvl w:ilvl="5" w:tplc="04090005" w:tentative="1">
+      <w:start w:val="1"/>
+      <w:numFmt w:val="bullet"/>
+      <w:lvlText w:val=""/>
+      <w:lvlJc w:val="left"/>
+      <w:pPr>
+        <w:ind w:left="3360" w:hanging="440"/>
+      </w:pPr>
+      <w:rPr>
+        <w:rFonts w:ascii="Wingdings" w:hAnsi="Wingdings" w:hint="default"/>
+      </w:rPr>
+    </w:lvl>
+    <w:lvl w:ilvl="6" w:tplc="04090001" w:tentative="1">
+      <w:start w:val="1"/>
+      <w:numFmt w:val="bullet"/>
+      <w:lvlText w:val=""/>
+      <w:lvlJc w:val="left"/>
+      <w:pPr>
+        <w:ind w:left="3800" w:hanging="440"/>
+      </w:pPr>
+      <w:rPr>
+        <w:rFonts w:ascii="Wingdings" w:hAnsi="Wingdings" w:hint="default"/>
+      </w:rPr>
+    </w:lvl>
+    <w:lvl w:ilvl="7" w:tplc="04090003" w:tentative="1">
+      <w:start w:val="1"/>
+      <w:numFmt w:val="bullet"/>
+      <w:lvlText w:val=""/>
+      <w:lvlJc w:val="left"/>
+      <w:pPr>
+        <w:ind w:left="4240" w:hanging="440"/>
+      </w:pPr>
+      <w:rPr>
+        <w:rFonts w:ascii="Wingdings" w:hAnsi="Wingdings" w:hint="default"/>
+      </w:rPr>
+    </w:lvl>
+    <w:lvl w:ilvl="8" w:tplc="04090005" w:tentative="1">
+      <w:start w:val="1"/>
+      <w:numFmt w:val="bullet"/>
+      <w:lvlText w:val=""/>
+      <w:lvlJc w:val="left"/>
+      <w:pPr>
+        <w:ind w:left="4680" w:hanging="440"/>
+      </w:pPr>
+      <w:rPr>
+        <w:rFonts w:ascii="Wingdings" w:hAnsi="Wingdings" w:hint="default"/>
+      </w:rPr>
+    </w:lvl>
+  </w:abstractNum>
+  <w:abstractNum w:abstractNumId="6" w15:restartNumberingAfterBreak="0">
     <w:nsid w:val="1E4E49AF"/>
     <w:multiLevelType w:val="hybridMultilevel"/>
     <w:tmpl w:val="605866CA"/>
@@ -5754,7 +7075,7 @@
       </w:pPr>
     </w:lvl>
   </w:abstractNum>
-  <w:abstractNum w:abstractNumId="5" w15:restartNumberingAfterBreak="0">
+  <w:abstractNum w:abstractNumId="7" w15:restartNumberingAfterBreak="0">
     <w:nsid w:val="249C3AB5"/>
     <w:multiLevelType w:val="multilevel"/>
     <w:tmpl w:val="E0B62218"/>
@@ -5867,7 +7188,7 @@
       </w:pPr>
     </w:lvl>
   </w:abstractNum>
-  <w:abstractNum w:abstractNumId="6" w15:restartNumberingAfterBreak="0">
+  <w:abstractNum w:abstractNumId="8" w15:restartNumberingAfterBreak="0">
     <w:nsid w:val="267223F9"/>
     <w:multiLevelType w:val="hybridMultilevel"/>
     <w:tmpl w:val="7B84E6F4"/>
@@ -5953,7 +7274,7 @@
       </w:pPr>
     </w:lvl>
   </w:abstractNum>
-  <w:abstractNum w:abstractNumId="7" w15:restartNumberingAfterBreak="0">
+  <w:abstractNum w:abstractNumId="9" w15:restartNumberingAfterBreak="0">
     <w:nsid w:val="2E302043"/>
     <w:multiLevelType w:val="multilevel"/>
     <w:tmpl w:val="9E884AC6"/>
@@ -6102,7 +7423,7 @@
       </w:rPr>
     </w:lvl>
   </w:abstractNum>
-  <w:abstractNum w:abstractNumId="8" w15:restartNumberingAfterBreak="0">
+  <w:abstractNum w:abstractNumId="10" w15:restartNumberingAfterBreak="0">
     <w:nsid w:val="2ECF777E"/>
     <w:multiLevelType w:val="multilevel"/>
     <w:tmpl w:val="CB4808A0"/>
@@ -6215,7 +7536,7 @@
       </w:pPr>
     </w:lvl>
   </w:abstractNum>
-  <w:abstractNum w:abstractNumId="9" w15:restartNumberingAfterBreak="0">
+  <w:abstractNum w:abstractNumId="11" w15:restartNumberingAfterBreak="0">
     <w:nsid w:val="4A892D1C"/>
     <w:multiLevelType w:val="hybridMultilevel"/>
     <w:tmpl w:val="6A081320"/>
@@ -6349,7 +7670,7 @@
       </w:rPr>
     </w:lvl>
   </w:abstractNum>
-  <w:abstractNum w:abstractNumId="10" w15:restartNumberingAfterBreak="0">
+  <w:abstractNum w:abstractNumId="12" w15:restartNumberingAfterBreak="0">
     <w:nsid w:val="4DD357A6"/>
     <w:multiLevelType w:val="multilevel"/>
     <w:tmpl w:val="707E0AF4"/>
@@ -6462,7 +7783,7 @@
       </w:pPr>
     </w:lvl>
   </w:abstractNum>
-  <w:abstractNum w:abstractNumId="11" w15:restartNumberingAfterBreak="0">
+  <w:abstractNum w:abstractNumId="13" w15:restartNumberingAfterBreak="0">
     <w:nsid w:val="4FA53F13"/>
     <w:multiLevelType w:val="multilevel"/>
     <w:tmpl w:val="143EEEE0"/>
@@ -6575,7 +7896,7 @@
       </w:pPr>
     </w:lvl>
   </w:abstractNum>
-  <w:abstractNum w:abstractNumId="12" w15:restartNumberingAfterBreak="0">
+  <w:abstractNum w:abstractNumId="14" w15:restartNumberingAfterBreak="0">
     <w:nsid w:val="50686C5F"/>
     <w:multiLevelType w:val="multilevel"/>
     <w:tmpl w:val="9F2C0B54"/>
@@ -6688,7 +8009,7 @@
       </w:pPr>
     </w:lvl>
   </w:abstractNum>
-  <w:abstractNum w:abstractNumId="13" w15:restartNumberingAfterBreak="0">
+  <w:abstractNum w:abstractNumId="15" w15:restartNumberingAfterBreak="0">
     <w:nsid w:val="510B6AF3"/>
     <w:multiLevelType w:val="hybridMultilevel"/>
     <w:tmpl w:val="6B0E57B6"/>
@@ -6828,7 +8149,7 @@
       </w:rPr>
     </w:lvl>
   </w:abstractNum>
-  <w:abstractNum w:abstractNumId="14" w15:restartNumberingAfterBreak="0">
+  <w:abstractNum w:abstractNumId="16" w15:restartNumberingAfterBreak="0">
     <w:nsid w:val="576A4380"/>
     <w:multiLevelType w:val="hybridMultilevel"/>
     <w:tmpl w:val="7F86CB26"/>
@@ -6914,7 +8235,7 @@
       </w:pPr>
     </w:lvl>
   </w:abstractNum>
-  <w:abstractNum w:abstractNumId="15" w15:restartNumberingAfterBreak="0">
+  <w:abstractNum w:abstractNumId="17" w15:restartNumberingAfterBreak="0">
     <w:nsid w:val="600745AA"/>
     <w:multiLevelType w:val="hybridMultilevel"/>
     <w:tmpl w:val="7BCE176C"/>
@@ -7054,33 +8375,33 @@
       </w:rPr>
     </w:lvl>
   </w:abstractNum>
-  <w:abstractNum w:abstractNumId="16" w15:restartNumberingAfterBreak="0">
+  <w:abstractNum w:abstractNumId="18" w15:restartNumberingAfterBreak="0">
     <w:nsid w:val="63660093"/>
     <w:multiLevelType w:val="multilevel"/>
-    <w:tmpl w:val="487AC5E8"/>
+    <w:tmpl w:val="D61EE204"/>
     <w:lvl w:ilvl="0">
       <w:start w:val="1"/>
-      <w:numFmt w:val="decimal"/>
-      <w:lvlText w:val="%1."/>
-      <w:lvlJc w:val="left"/>
-      <w:pPr>
-        <w:tabs>
-          <w:tab w:val="num" w:pos="720"/>
-        </w:tabs>
-        <w:ind w:left="720" w:hanging="360"/>
-      </w:pPr>
-    </w:lvl>
-    <w:lvl w:ilvl="1" w:tentative="1">
-      <w:start w:val="1"/>
-      <w:numFmt w:val="decimal"/>
-      <w:lvlText w:val="%2."/>
-      <w:lvlJc w:val="left"/>
-      <w:pPr>
-        <w:tabs>
-          <w:tab w:val="num" w:pos="1440"/>
-        </w:tabs>
-        <w:ind w:left="1440" w:hanging="360"/>
-      </w:pPr>
+      <w:numFmt w:val="bullet"/>
+      <w:lvlText w:val=""/>
+      <w:lvlJc w:val="left"/>
+      <w:pPr>
+        <w:ind w:left="800" w:hanging="440"/>
+      </w:pPr>
+      <w:rPr>
+        <w:rFonts w:ascii="Symbol" w:hAnsi="Symbol" w:hint="default"/>
+      </w:rPr>
+    </w:lvl>
+    <w:lvl w:ilvl="1">
+      <w:start w:val="1"/>
+      <w:numFmt w:val="bullet"/>
+      <w:lvlText w:val=""/>
+      <w:lvlJc w:val="left"/>
+      <w:pPr>
+        <w:ind w:left="1520" w:hanging="440"/>
+      </w:pPr>
+      <w:rPr>
+        <w:rFonts w:ascii="Symbol" w:hAnsi="Symbol" w:hint="default"/>
+      </w:rPr>
     </w:lvl>
     <w:lvl w:ilvl="2" w:tentative="1">
       <w:start w:val="1"/>
@@ -7167,7 +8488,7 @@
       </w:pPr>
     </w:lvl>
   </w:abstractNum>
-  <w:abstractNum w:abstractNumId="17" w15:restartNumberingAfterBreak="0">
+  <w:abstractNum w:abstractNumId="19" w15:restartNumberingAfterBreak="0">
     <w:nsid w:val="66633041"/>
     <w:multiLevelType w:val="hybridMultilevel"/>
     <w:tmpl w:val="F3BAEAD8"/>
@@ -7307,7 +8628,120 @@
       </w:rPr>
     </w:lvl>
   </w:abstractNum>
-  <w:abstractNum w:abstractNumId="18" w15:restartNumberingAfterBreak="0">
+  <w:abstractNum w:abstractNumId="20" w15:restartNumberingAfterBreak="0">
+    <w:nsid w:val="666D28BA"/>
+    <w:multiLevelType w:val="hybridMultilevel"/>
+    <w:tmpl w:val="3F646C5C"/>
+    <w:lvl w:ilvl="0" w:tplc="04090001">
+      <w:start w:val="1"/>
+      <w:numFmt w:val="bullet"/>
+      <w:lvlText w:val=""/>
+      <w:lvlJc w:val="left"/>
+      <w:pPr>
+        <w:ind w:left="440" w:hanging="440"/>
+      </w:pPr>
+      <w:rPr>
+        <w:rFonts w:ascii="Symbol" w:hAnsi="Symbol" w:hint="default"/>
+      </w:rPr>
+    </w:lvl>
+    <w:lvl w:ilvl="1" w:tplc="04090003" w:tentative="1">
+      <w:start w:val="1"/>
+      <w:numFmt w:val="bullet"/>
+      <w:lvlText w:val=""/>
+      <w:lvlJc w:val="left"/>
+      <w:pPr>
+        <w:ind w:left="880" w:hanging="440"/>
+      </w:pPr>
+      <w:rPr>
+        <w:rFonts w:ascii="Wingdings" w:hAnsi="Wingdings" w:hint="default"/>
+      </w:rPr>
+    </w:lvl>
+    <w:lvl w:ilvl="2" w:tplc="04090005" w:tentative="1">
+      <w:start w:val="1"/>
+      <w:numFmt w:val="bullet"/>
+      <w:lvlText w:val=""/>
+      <w:lvlJc w:val="left"/>
+      <w:pPr>
+        <w:ind w:left="1320" w:hanging="440"/>
+      </w:pPr>
+      <w:rPr>
+        <w:rFonts w:ascii="Wingdings" w:hAnsi="Wingdings" w:hint="default"/>
+      </w:rPr>
+    </w:lvl>
+    <w:lvl w:ilvl="3" w:tplc="04090001" w:tentative="1">
+      <w:start w:val="1"/>
+      <w:numFmt w:val="bullet"/>
+      <w:lvlText w:val=""/>
+      <w:lvlJc w:val="left"/>
+      <w:pPr>
+        <w:ind w:left="1760" w:hanging="440"/>
+      </w:pPr>
+      <w:rPr>
+        <w:rFonts w:ascii="Wingdings" w:hAnsi="Wingdings" w:hint="default"/>
+      </w:rPr>
+    </w:lvl>
+    <w:lvl w:ilvl="4" w:tplc="04090003" w:tentative="1">
+      <w:start w:val="1"/>
+      <w:numFmt w:val="bullet"/>
+      <w:lvlText w:val=""/>
+      <w:lvlJc w:val="left"/>
+      <w:pPr>
+        <w:ind w:left="2200" w:hanging="440"/>
+      </w:pPr>
+      <w:rPr>
+        <w:rFonts w:ascii="Wingdings" w:hAnsi="Wingdings" w:hint="default"/>
+      </w:rPr>
+    </w:lvl>
+    <w:lvl w:ilvl="5" w:tplc="04090005" w:tentative="1">
+      <w:start w:val="1"/>
+      <w:numFmt w:val="bullet"/>
+      <w:lvlText w:val=""/>
+      <w:lvlJc w:val="left"/>
+      <w:pPr>
+        <w:ind w:left="2640" w:hanging="440"/>
+      </w:pPr>
+      <w:rPr>
+        <w:rFonts w:ascii="Wingdings" w:hAnsi="Wingdings" w:hint="default"/>
+      </w:rPr>
+    </w:lvl>
+    <w:lvl w:ilvl="6" w:tplc="04090001" w:tentative="1">
+      <w:start w:val="1"/>
+      <w:numFmt w:val="bullet"/>
+      <w:lvlText w:val=""/>
+      <w:lvlJc w:val="left"/>
+      <w:pPr>
+        <w:ind w:left="3080" w:hanging="440"/>
+      </w:pPr>
+      <w:rPr>
+        <w:rFonts w:ascii="Wingdings" w:hAnsi="Wingdings" w:hint="default"/>
+      </w:rPr>
+    </w:lvl>
+    <w:lvl w:ilvl="7" w:tplc="04090003" w:tentative="1">
+      <w:start w:val="1"/>
+      <w:numFmt w:val="bullet"/>
+      <w:lvlText w:val=""/>
+      <w:lvlJc w:val="left"/>
+      <w:pPr>
+        <w:ind w:left="3520" w:hanging="440"/>
+      </w:pPr>
+      <w:rPr>
+        <w:rFonts w:ascii="Wingdings" w:hAnsi="Wingdings" w:hint="default"/>
+      </w:rPr>
+    </w:lvl>
+    <w:lvl w:ilvl="8" w:tplc="04090005" w:tentative="1">
+      <w:start w:val="1"/>
+      <w:numFmt w:val="bullet"/>
+      <w:lvlText w:val=""/>
+      <w:lvlJc w:val="left"/>
+      <w:pPr>
+        <w:ind w:left="3960" w:hanging="440"/>
+      </w:pPr>
+      <w:rPr>
+        <w:rFonts w:ascii="Wingdings" w:hAnsi="Wingdings" w:hint="default"/>
+      </w:rPr>
+    </w:lvl>
+  </w:abstractNum>
+  <w:abstractNum w:abstractNumId="21" w15:restartNumberingAfterBreak="0">
     <w:nsid w:val="67445AD2"/>
     <w:multiLevelType w:val="hybridMultilevel"/>
     <w:tmpl w:val="C4DE3054"/>
@@ -7447,7 +8881,7 @@
       </w:rPr>
     </w:lvl>
   </w:abstractNum>
-  <w:abstractNum w:abstractNumId="19" w15:restartNumberingAfterBreak="0">
+  <w:abstractNum w:abstractNumId="22" w15:restartNumberingAfterBreak="0">
     <w:nsid w:val="6E5869E4"/>
     <w:multiLevelType w:val="multilevel"/>
     <w:tmpl w:val="22AC937C"/>
@@ -7560,7 +8994,7 @@
       </w:pPr>
     </w:lvl>
   </w:abstractNum>
-  <w:abstractNum w:abstractNumId="20" w15:restartNumberingAfterBreak="0">
+  <w:abstractNum w:abstractNumId="23" w15:restartNumberingAfterBreak="0">
     <w:nsid w:val="6F90345B"/>
     <w:multiLevelType w:val="multilevel"/>
     <w:tmpl w:val="76CCD152"/>
@@ -7588,7 +9022,7 @@
         <w:ind w:left="1440" w:hanging="360"/>
       </w:pPr>
     </w:lvl>
-    <w:lvl w:ilvl="2" w:tentative="1">
+    <w:lvl w:ilvl="2">
       <w:start w:val="1"/>
       <w:numFmt w:val="decimal"/>
       <w:lvlText w:val="%3."/>
@@ -7673,7 +9107,7 @@
       </w:pPr>
     </w:lvl>
   </w:abstractNum>
-  <w:abstractNum w:abstractNumId="21" w15:restartNumberingAfterBreak="0">
+  <w:abstractNum w:abstractNumId="24" w15:restartNumberingAfterBreak="0">
     <w:nsid w:val="745C3AEA"/>
     <w:multiLevelType w:val="hybridMultilevel"/>
     <w:tmpl w:val="AB2AF8BA"/>
@@ -7786,7 +9220,7 @@
       </w:rPr>
     </w:lvl>
   </w:abstractNum>
-  <w:abstractNum w:abstractNumId="22" w15:restartNumberingAfterBreak="0">
+  <w:abstractNum w:abstractNumId="25" w15:restartNumberingAfterBreak="0">
     <w:nsid w:val="755D4AD5"/>
     <w:multiLevelType w:val="multilevel"/>
     <w:tmpl w:val="1AF6A79A"/>
@@ -7935,7 +9369,7 @@
       </w:rPr>
     </w:lvl>
   </w:abstractNum>
-  <w:abstractNum w:abstractNumId="23" w15:restartNumberingAfterBreak="0">
+  <w:abstractNum w:abstractNumId="26" w15:restartNumberingAfterBreak="0">
     <w:nsid w:val="7D601873"/>
     <w:multiLevelType w:val="multilevel"/>
     <w:tmpl w:val="6660EE9E"/>
@@ -8085,82 +9519,91 @@
     </w:lvl>
   </w:abstractNum>
   <w:num w:numId="1" w16cid:durableId="178129358">
-    <w:abstractNumId w:val="7"/>
+    <w:abstractNumId w:val="9"/>
   </w:num>
   <w:num w:numId="2" w16cid:durableId="184292703">
-    <w:abstractNumId w:val="12"/>
+    <w:abstractNumId w:val="14"/>
   </w:num>
   <w:num w:numId="3" w16cid:durableId="1575118697">
     <w:abstractNumId w:val="0"/>
   </w:num>
   <w:num w:numId="4" w16cid:durableId="731463887">
-    <w:abstractNumId w:val="22"/>
+    <w:abstractNumId w:val="25"/>
   </w:num>
   <w:num w:numId="5" w16cid:durableId="619185889">
     <w:abstractNumId w:val="2"/>
   </w:num>
   <w:num w:numId="6" w16cid:durableId="1071270425">
-    <w:abstractNumId w:val="5"/>
+    <w:abstractNumId w:val="7"/>
   </w:num>
   <w:num w:numId="7" w16cid:durableId="1588727719">
-    <w:abstractNumId w:val="20"/>
+    <w:abstractNumId w:val="23"/>
   </w:num>
   <w:num w:numId="8" w16cid:durableId="533738981">
-    <w:abstractNumId w:val="8"/>
+    <w:abstractNumId w:val="10"/>
   </w:num>
   <w:num w:numId="9" w16cid:durableId="1269434050">
-    <w:abstractNumId w:val="19"/>
+    <w:abstractNumId w:val="22"/>
   </w:num>
   <w:num w:numId="10" w16cid:durableId="1732079054">
-    <w:abstractNumId w:val="16"/>
+    <w:abstractNumId w:val="18"/>
   </w:num>
   <w:num w:numId="11" w16cid:durableId="1035348155">
-    <w:abstractNumId w:val="10"/>
+    <w:abstractNumId w:val="12"/>
   </w:num>
   <w:num w:numId="12" w16cid:durableId="1142964469">
-    <w:abstractNumId w:val="11"/>
+    <w:abstractNumId w:val="13"/>
   </w:num>
   <w:num w:numId="13" w16cid:durableId="1675378421">
-    <w:abstractNumId w:val="23"/>
+    <w:abstractNumId w:val="26"/>
   </w:num>
   <w:num w:numId="14" w16cid:durableId="815490794">
-    <w:abstractNumId w:val="21"/>
+    <w:abstractNumId w:val="24"/>
   </w:num>
   <w:num w:numId="15" w16cid:durableId="1567035629">
     <w:abstractNumId w:val="3"/>
   </w:num>
   <w:num w:numId="16" w16cid:durableId="1944191802">
-    <w:abstractNumId w:val="13"/>
+    <w:abstractNumId w:val="15"/>
   </w:num>
   <w:num w:numId="17" w16cid:durableId="467089125">
-    <w:abstractNumId w:val="15"/>
+    <w:abstractNumId w:val="17"/>
   </w:num>
   <w:num w:numId="18" w16cid:durableId="771702364">
-    <w:abstractNumId w:val="18"/>
+    <w:abstractNumId w:val="21"/>
   </w:num>
   <w:num w:numId="19" w16cid:durableId="893585597">
-    <w:abstractNumId w:val="9"/>
+    <w:abstractNumId w:val="11"/>
   </w:num>
   <w:num w:numId="20" w16cid:durableId="5520643">
-    <w:abstractNumId w:val="14"/>
+    <w:abstractNumId w:val="16"/>
   </w:num>
   <w:num w:numId="21" w16cid:durableId="1673995430">
-    <w:abstractNumId w:val="4"/>
+    <w:abstractNumId w:val="6"/>
   </w:num>
   <w:num w:numId="22" w16cid:durableId="1335179808">
     <w:abstractNumId w:val="1"/>
   </w:num>
   <w:num w:numId="23" w16cid:durableId="347214929">
-    <w:abstractNumId w:val="6"/>
+    <w:abstractNumId w:val="8"/>
   </w:num>
   <w:num w:numId="24" w16cid:durableId="1413353911">
-    <w:abstractNumId w:val="17"/>
+    <w:abstractNumId w:val="19"/>
+  </w:num>
+  <w:num w:numId="25" w16cid:durableId="930358670">
+    <w:abstractNumId w:val="4"/>
+  </w:num>
+  <w:num w:numId="26" w16cid:durableId="425424684">
+    <w:abstractNumId w:val="5"/>
+  </w:num>
+  <w:num w:numId="27" w16cid:durableId="1482041418">
+    <w:abstractNumId w:val="20"/>
   </w:num>
 </w:numbering>
 </file>
 
 <file path=word/styles.xml><?xml version="1.0" encoding="utf-8"?>
-<w:styles xmlns:mc="http://schemas.openxmlformats.org/markup-compatibility/2006" xmlns:r="http://schemas.openxmlformats.org/officeDocument/2006/relationships" xmlns:w="http://schemas.openxmlformats.org/wordprocessingml/2006/main" xmlns:w14="http://schemas.microsoft.com/office/word/2010/wordml" xmlns:w15="http://schemas.microsoft.com/office/word/2012/wordml" xmlns:w16cex="http://schemas.microsoft.com/office/word/2018/wordml/cex" xmlns:w16cid="http://schemas.microsoft.com/office/word/2016/wordml/cid" xmlns:w16="http://schemas.microsoft.com/office/word/2018/wordml" xmlns:w16du="http://schemas.microsoft.com/office/word/2023/wordml/word16du" xmlns:w16sdtdh="http://schemas.microsoft.com/office/word/2020/wordml/sdtdatahash" xmlns:w16sdtfl="http://schemas.microsoft.com/office/word/2024/wordml/sdtformatlock" xmlns:w16se="http://schemas.microsoft.com/office/word/2015/wordml/symex" mc:Ignorable="w14 w15 w16se w16cid w16 w16cex w16sdtdh w16sdtfl w16du">
+<w:styles xmlns:mc="http://schemas.openxmlformats.org/markup-compatibility/2006" xmlns:r="http://schemas.openxmlformats.org/officeDocument/2006/relationships" xmlns:w="http://schemas.openxmlformats.org/wordprocessingml/2006/main" xmlns:w14="http://schemas.microsoft.com/office/word/2010/wordml" xmlns:w15="http://schemas.microsoft.com/office/word/2012/wordml" xmlns:w16cex="http://schemas.microsoft.com/office/word/2018/wordml/cex" xmlns:w16cid="http://schemas.microsoft.com/office/word/2016/wordml/cid" xmlns:w16="http://schemas.microsoft.com/office/word/2018/wordml" xmlns:w16sdtdh="http://schemas.microsoft.com/office/word/2020/wordml/sdtdatahash" xmlns:w16sdtfl="http://schemas.microsoft.com/office/word/2024/wordml/sdtformatlock" xmlns:w16se="http://schemas.microsoft.com/office/word/2015/wordml/symex" xmlns:w16du="http://schemas.microsoft.com/office/word/2023/wordml/word16du" mc:Ignorable="w14 w15 w16se w16cid w16 w16cex w16sdtdh w16sdtfl w16du">
   <w:docDefaults>
     <w:rPrDefault>
       <w:rPr>
@@ -8762,6 +10205,7 @@
   <w:style w:type="character" w:default="1" w:styleId="DefaultParagraphFont">
     <w:name w:val="Default Paragraph Font"/>
     <w:uiPriority w:val="1"/>
+    <w:semiHidden/>
     <w:unhideWhenUsed/>
   </w:style>
   <w:style w:type="table" w:default="1" w:styleId="TableNormal">
@@ -9138,6 +10582,41 @@
     <w:uiPriority w:val="99"/>
     <w:rsid w:val="00B11B3A"/>
   </w:style>
+  <w:style w:type="character" w:styleId="Hyperlink">
+    <w:name w:val="Hyperlink"/>
+    <w:basedOn w:val="DefaultParagraphFont"/>
+    <w:uiPriority w:val="99"/>
+    <w:unhideWhenUsed/>
+    <w:rsid w:val="00DF2C83"/>
+    <w:rPr>
+      <w:color w:val="467886" w:themeColor="hyperlink"/>
+      <w:u w:val="single"/>
+    </w:rPr>
+  </w:style>
+  <w:style w:type="character" w:styleId="UnresolvedMention">
+    <w:name w:val="Unresolved Mention"/>
+    <w:basedOn w:val="DefaultParagraphFont"/>
+    <w:uiPriority w:val="99"/>
+    <w:semiHidden/>
+    <w:unhideWhenUsed/>
+    <w:rsid w:val="00DF2C83"/>
+    <w:rPr>
+      <w:color w:val="605E5C"/>
+      <w:shd w:val="clear" w:color="auto" w:fill="E1DFDD"/>
+    </w:rPr>
+  </w:style>
+  <w:style w:type="character" w:styleId="FollowedHyperlink">
+    <w:name w:val="FollowedHyperlink"/>
+    <w:basedOn w:val="DefaultParagraphFont"/>
+    <w:uiPriority w:val="99"/>
+    <w:semiHidden/>
+    <w:unhideWhenUsed/>
+    <w:rsid w:val="007608E1"/>
+    <w:rPr>
+      <w:color w:val="96607D" w:themeColor="followedHyperlink"/>
+      <w:u w:val="single"/>
+    </w:rPr>
+  </w:style>
 </w:styles>
 </file>
 
